--- a/swh/docx/002.content.docx
+++ b/swh/docx/002.content.docx
@@ -2925,13 +2925,637 @@
         <w:rPr>
           <w:lang w:val="sw_KE" w:bidi="sw_KE"/>
         </w:rPr>
+        <w:t xml:space="preserve">(Tazama pia: kifo, </w:t>
+      </w:r>
+      <w:r>
+        <w:rPr>
+          <w:lang w:val="sw_KE" w:bidi="sw_KE"/>
+        </w:rPr>
+        <w:t>uzao</w:t>
+      </w:r>
+      <w:r>
+        <w:rPr>
+          <w:lang w:val="sw_KE" w:bidi="sw_KE"/>
+        </w:rPr>
+        <w:t xml:space="preserve">, </w:t>
+      </w:r>
+      <w:r>
+        <w:rPr>
+          <w:lang w:val="sw_KE" w:bidi="sw_KE"/>
+        </w:rPr>
+        <w:t>Hawa</w:t>
+      </w:r>
+      <w:r>
+        <w:rPr>
+          <w:lang w:val="sw_KE" w:bidi="sw_KE"/>
+        </w:rPr>
+        <w:t xml:space="preserve">, </w:t>
+      </w:r>
+      <w:r>
+        <w:rPr>
+          <w:lang w:val="sw_KE" w:bidi="sw_KE"/>
+        </w:rPr>
+        <w:t>Mfano wa Mungu</w:t>
+      </w:r>
+      <w:r>
+        <w:rPr>
+          <w:lang w:val="sw_KE" w:bidi="sw_KE"/>
+        </w:rPr>
+        <w:t>, maisha)</w:t>
+      </w:r>
+    </w:p>
+    <w:p>
+      <w:pPr>
+        <w:pStyle w:val="Heading3"/>
+      </w:pPr>
+      <w:r>
+        <w:rPr>
+          <w:lang w:val="sw_KE" w:bidi="sw_KE"/>
+        </w:rPr>
+        <w:t>Marejeleo ya Biblia:</w:t>
+      </w:r>
+    </w:p>
+    <w:p>
+      <w:pPr>
+        <w:pStyle w:val="ListBullet"/>
+        <w:spacing w:line="240" w:lineRule="auto"/>
+        <w:ind w:left="720"/>
+      </w:pPr>
+      <w:r>
+        <w:rPr>
+          <w:lang w:val="sw_KE" w:bidi="sw_KE"/>
+        </w:rPr>
+      </w:r>
+      <w:r>
+        <w:rPr>
+          <w:lang w:val="sw_KE" w:bidi="sw_KE"/>
+        </w:rPr>
+        <w:t>1 Timotheo 2:14</w:t>
+      </w:r>
+    </w:p>
+    <w:p>
+      <w:pPr>
+        <w:pStyle w:val="ListBullet"/>
+        <w:spacing w:line="240" w:lineRule="auto"/>
+        <w:ind w:left="720"/>
+      </w:pPr>
+      <w:r>
+        <w:rPr>
+          <w:lang w:val="sw_KE" w:bidi="sw_KE"/>
+        </w:rPr>
+      </w:r>
+      <w:r>
+        <w:rPr>
+          <w:lang w:val="sw_KE" w:bidi="sw_KE"/>
+        </w:rPr>
+        <w:t>Mwanzo 3:17</w:t>
+      </w:r>
+    </w:p>
+    <w:p>
+      <w:pPr>
+        <w:pStyle w:val="ListBullet"/>
+        <w:spacing w:line="240" w:lineRule="auto"/>
+        <w:ind w:left="720"/>
+      </w:pPr>
+      <w:r>
+        <w:rPr>
+          <w:lang w:val="sw_KE" w:bidi="sw_KE"/>
+        </w:rPr>
+      </w:r>
+      <w:r>
+        <w:rPr>
+          <w:lang w:val="sw_KE" w:bidi="sw_KE"/>
+        </w:rPr>
+        <w:t>Mwanzo 5:1</w:t>
+      </w:r>
+    </w:p>
+    <w:p>
+      <w:pPr>
+        <w:pStyle w:val="ListBullet"/>
+        <w:spacing w:line="240" w:lineRule="auto"/>
+        <w:ind w:left="720"/>
+      </w:pPr>
+      <w:r>
+        <w:rPr>
+          <w:lang w:val="sw_KE" w:bidi="sw_KE"/>
+        </w:rPr>
+      </w:r>
+      <w:r>
+        <w:rPr>
+          <w:lang w:val="sw_KE" w:bidi="sw_KE"/>
+        </w:rPr>
+        <w:t>Mwanzo 11:5</w:t>
+      </w:r>
+    </w:p>
+    <w:p>
+      <w:pPr>
+        <w:pStyle w:val="ListBullet"/>
+        <w:spacing w:line="240" w:lineRule="auto"/>
+        <w:ind w:left="720"/>
+      </w:pPr>
+      <w:r>
+        <w:rPr>
+          <w:lang w:val="sw_KE" w:bidi="sw_KE"/>
+        </w:rPr>
+      </w:r>
+      <w:r>
+        <w:rPr>
+          <w:lang w:val="sw_KE" w:bidi="sw_KE"/>
+        </w:rPr>
+        <w:t>Luka 3:38</w:t>
+      </w:r>
+    </w:p>
+    <w:p>
+      <w:pPr>
+        <w:pStyle w:val="ListBullet"/>
+        <w:spacing w:line="240" w:lineRule="auto"/>
+        <w:ind w:left="720"/>
+      </w:pPr>
+      <w:r>
+        <w:rPr>
+          <w:lang w:val="sw_KE" w:bidi="sw_KE"/>
+        </w:rPr>
+      </w:r>
+      <w:r>
+        <w:rPr>
+          <w:lang w:val="sw_KE" w:bidi="sw_KE"/>
+        </w:rPr>
+        <w:t>Warumi 5:15</w:t>
+      </w:r>
+    </w:p>
+    <w:p>
+      <w:pPr>
+        <w:pStyle w:val="Heading3"/>
+      </w:pPr>
+      <w:r>
+        <w:rPr>
+          <w:lang w:val="sw_KE" w:bidi="sw_KE"/>
+        </w:rPr>
+        <w:t>Mifano kutoka kwa hadithi za Biblia:</w:t>
+      </w:r>
+    </w:p>
+    <w:p>
+      <w:pPr>
+        <w:pStyle w:val="ListBullet"/>
+        <w:spacing w:line="240" w:lineRule="auto"/>
+        <w:ind w:left="720"/>
+      </w:pPr>
+      <w:r>
+        <w:rPr>
+          <w:lang w:val="sw_KE" w:bidi="sw_KE"/>
+        </w:rPr>
+      </w:r>
+      <w:r>
+        <w:rPr>
+          <w:b/>
+          <w:lang w:val="sw_KE" w:bidi="sw_KE"/>
+        </w:rPr>
+        <w:t>1:9</w:t>
+      </w:r>
+      <w:r>
+        <w:rPr>
+          <w:lang w:val="sw_KE" w:bidi="sw_KE"/>
+        </w:rPr>
+        <w:t xml:space="preserve"> Kisha Mungu akasema, "Na tufanye wanadamu kwa mfano wetu ili wafanane nasi."</w:t>
+      </w:r>
+    </w:p>
+    <w:p>
+      <w:pPr>
+        <w:pStyle w:val="ListBullet"/>
+        <w:spacing w:line="240" w:lineRule="auto"/>
+        <w:ind w:left="720"/>
+      </w:pPr>
+      <w:r>
+        <w:rPr>
+          <w:lang w:val="sw_KE" w:bidi="sw_KE"/>
+        </w:rPr>
+      </w:r>
+      <w:r>
+        <w:rPr>
+          <w:b/>
+          <w:lang w:val="sw_KE" w:bidi="sw_KE"/>
+        </w:rPr>
+        <w:t>1:10</w:t>
+      </w:r>
+      <w:r>
+        <w:rPr>
+          <w:lang w:val="sw_KE" w:bidi="sw_KE"/>
+        </w:rPr>
+        <w:t xml:space="preserve"> Jina la mtu huyu lilikuwa </w:t>
+      </w:r>
+      <w:r>
+        <w:rPr>
+          <w:b/>
+          <w:lang w:val="sw_KE" w:bidi="sw_KE"/>
+        </w:rPr>
+        <w:t>Adamu</w:t>
+      </w:r>
+      <w:r>
+        <w:rPr>
+          <w:lang w:val="sw_KE" w:bidi="sw_KE"/>
+        </w:rPr>
+        <w:t xml:space="preserve">. Mungu alipanda bustani ambapo </w:t>
+      </w:r>
+      <w:r>
+        <w:rPr>
+          <w:b/>
+          <w:lang w:val="sw_KE" w:bidi="sw_KE"/>
+        </w:rPr>
+        <w:t>Adamu</w:t>
+      </w:r>
+      <w:r>
+        <w:rPr>
+          <w:lang w:val="sw_KE" w:bidi="sw_KE"/>
+        </w:rPr>
+        <w:t xml:space="preserve"> angeweza kuishi, na akamweka hapo ili aitunze.</w:t>
+      </w:r>
+    </w:p>
+    <w:p>
+      <w:pPr>
+        <w:pStyle w:val="ListBullet"/>
+        <w:spacing w:line="240" w:lineRule="auto"/>
+        <w:ind w:left="720"/>
+      </w:pPr>
+      <w:r>
+        <w:rPr>
+          <w:lang w:val="sw_KE" w:bidi="sw_KE"/>
+        </w:rPr>
+      </w:r>
+      <w:r>
+        <w:rPr>
+          <w:b/>
+          <w:lang w:val="sw_KE" w:bidi="sw_KE"/>
+        </w:rPr>
+        <w:t>1:12</w:t>
+      </w:r>
+      <w:r>
+        <w:rPr>
+          <w:lang w:val="sw_KE" w:bidi="sw_KE"/>
+        </w:rPr>
+        <w:t xml:space="preserve"> Kisha Mungu akasema, “Si vizuri kwa Adamu kuwa peke yake.” Hata hivyo, hakuna mnyama yeyote ambaye angeweza kuwa msaidizi wa </w:t>
+      </w:r>
+      <w:r>
+        <w:rPr>
+          <w:b/>
+          <w:lang w:val="sw_KE" w:bidi="sw_KE"/>
+        </w:rPr>
+        <w:t>Adamu</w:t>
+      </w:r>
+      <w:r>
+        <w:rPr>
+          <w:lang w:val="sw_KE" w:bidi="sw_KE"/>
+        </w:rPr>
+        <w:t>.</w:t>
+      </w:r>
+    </w:p>
+    <w:p>
+      <w:pPr>
+        <w:pStyle w:val="ListBullet"/>
+        <w:spacing w:line="240" w:lineRule="auto"/>
+        <w:ind w:left="720"/>
+      </w:pPr>
+      <w:r>
+        <w:rPr>
+          <w:lang w:val="sw_KE" w:bidi="sw_KE"/>
+        </w:rPr>
+      </w:r>
+      <w:r>
+        <w:rPr>
+          <w:b/>
+          <w:lang w:val="sw_KE" w:bidi="sw_KE"/>
+        </w:rPr>
+        <w:t>2:11</w:t>
+      </w:r>
+      <w:r>
+        <w:rPr>
+          <w:lang w:val="sw_KE" w:bidi="sw_KE"/>
+        </w:rPr>
+        <w:t xml:space="preserve"> Kisha Mungu akamvisha </w:t>
+      </w:r>
+      <w:r>
+        <w:rPr>
+          <w:b/>
+          <w:lang w:val="sw_KE" w:bidi="sw_KE"/>
+        </w:rPr>
+        <w:t>Adamu</w:t>
+      </w:r>
+      <w:r>
+        <w:rPr>
+          <w:lang w:val="sw_KE" w:bidi="sw_KE"/>
+        </w:rPr>
+        <w:t xml:space="preserve"> na Hawa mavazi ya ngozi za wanyama.</w:t>
+      </w:r>
+    </w:p>
+    <w:p>
+      <w:pPr>
+        <w:pStyle w:val="ListBullet"/>
+        <w:spacing w:line="240" w:lineRule="auto"/>
+        <w:ind w:left="720"/>
+      </w:pPr>
+      <w:r>
+        <w:rPr>
+          <w:lang w:val="sw_KE" w:bidi="sw_KE"/>
+        </w:rPr>
+      </w:r>
+      <w:r>
+        <w:rPr>
+          <w:b/>
+          <w:lang w:val="sw_KE" w:bidi="sw_KE"/>
+        </w:rPr>
+        <w:t>2:12</w:t>
+      </w:r>
+      <w:r>
+        <w:rPr>
+          <w:lang w:val="sw_KE" w:bidi="sw_KE"/>
+        </w:rPr>
+        <w:t xml:space="preserve"> Kwa hiyo, Mungu aliwapeleka </w:t>
+      </w:r>
+      <w:r>
+        <w:rPr>
+          <w:b/>
+          <w:lang w:val="sw_KE" w:bidi="sw_KE"/>
+        </w:rPr>
+        <w:t>Adamu</w:t>
+      </w:r>
+      <w:r>
+        <w:rPr>
+          <w:lang w:val="sw_KE" w:bidi="sw_KE"/>
+        </w:rPr>
+        <w:t xml:space="preserve"> na Hawa mbali na bustani nzuri.</w:t>
+      </w:r>
+    </w:p>
+    <w:p>
+      <w:pPr>
+        <w:pStyle w:val="ListBullet"/>
+        <w:spacing w:line="240" w:lineRule="auto"/>
+        <w:ind w:left="720"/>
+      </w:pPr>
+      <w:r>
+        <w:rPr>
+          <w:lang w:val="sw_KE" w:bidi="sw_KE"/>
+        </w:rPr>
+      </w:r>
+      <w:r>
+        <w:rPr>
+          <w:b/>
+          <w:lang w:val="sw_KE" w:bidi="sw_KE"/>
+        </w:rPr>
+        <w:t>49:8</w:t>
+      </w:r>
+      <w:r>
+        <w:rPr>
+          <w:lang w:val="sw_KE" w:bidi="sw_KE"/>
+        </w:rPr>
+        <w:t xml:space="preserve"> Wakati </w:t>
+      </w:r>
+      <w:r>
+        <w:rPr>
+          <w:b/>
+          <w:lang w:val="sw_KE" w:bidi="sw_KE"/>
+        </w:rPr>
+        <w:t>Adamu</w:t>
+      </w:r>
+      <w:r>
+        <w:rPr>
+          <w:lang w:val="sw_KE" w:bidi="sw_KE"/>
+        </w:rPr>
+        <w:t xml:space="preserve"> na Hawa walipotenda dhambi, iliathiri kizazi chao chote.</w:t>
+      </w:r>
+    </w:p>
+    <w:p>
+      <w:pPr>
+        <w:pStyle w:val="ListBullet"/>
+        <w:spacing w:line="240" w:lineRule="auto"/>
+        <w:ind w:left="720"/>
+      </w:pPr>
+      <w:r>
+        <w:rPr>
+          <w:lang w:val="sw_KE" w:bidi="sw_KE"/>
+        </w:rPr>
+      </w:r>
+      <w:r>
+        <w:rPr>
+          <w:b/>
+          <w:lang w:val="sw_KE" w:bidi="sw_KE"/>
+        </w:rPr>
+        <w:t>50:16</w:t>
+      </w:r>
+      <w:r>
+        <w:rPr>
+          <w:lang w:val="sw_KE" w:bidi="sw_KE"/>
+        </w:rPr>
+        <w:t xml:space="preserve"> Kwa sababu </w:t>
+      </w:r>
+      <w:r>
+        <w:rPr>
+          <w:b/>
+          <w:lang w:val="sw_KE" w:bidi="sw_KE"/>
+        </w:rPr>
+        <w:t>Adamu</w:t>
+      </w:r>
+      <w:r>
+        <w:rPr>
+          <w:lang w:val="sw_KE" w:bidi="sw_KE"/>
+        </w:rPr>
+        <w:t xml:space="preserve"> na Hawa hawakumtii Mungu na walileta dhambi ulimwenguni, Mungu aliulaani na akaamua kuuangamiza.</w:t>
+      </w:r>
+    </w:p>
+    <w:p>
+      <w:pPr>
+        <w:pStyle w:val="Heading3"/>
+      </w:pPr>
+      <w:r>
+        <w:rPr>
+          <w:lang w:val="sw_KE" w:bidi="sw_KE"/>
+        </w:rPr>
+        <w:t>Data ya Neno:</w:t>
+      </w:r>
+    </w:p>
+    <w:p>
+      <w:pPr>
+        <w:pStyle w:val="ListBullet"/>
+        <w:spacing w:line="240" w:lineRule="auto"/>
+        <w:ind w:left="720"/>
+      </w:pPr>
+      <w:r>
+        <w:rPr>
+          <w:lang w:val="sw_KE" w:bidi="sw_KE"/>
+        </w:rPr>
+      </w:r>
+      <w:r>
+        <w:rPr>
+          <w:lang w:val="sw_KE" w:bidi="sw_KE"/>
+        </w:rPr>
+        <w:t>Strong's: H0120, G00760</w:t>
+      </w:r>
+      <w:r>
+        <w:rPr>
+          <w:lang w:val="sw_KE" w:bidi="sw_KE"/>
+        </w:rPr>
+      </w:r>
+      <w:r>
+        <w:rPr>
+          <w:lang w:val="sw_KE" w:bidi="sw_KE"/>
+        </w:rPr>
+      </w:r>
+    </w:p>
+    <w:p>
+      <w:pPr/>
+      <w:r>
+        <w:rPr>
+          <w:lang w:val="sw_KE" w:bidi="sw_KE"/>
+        </w:rPr>
+      </w:r>
+    </w:p>
+    <w:p>
+      <w:pPr>
+        <w:pStyle w:val="Heading2"/>
+      </w:pPr>
+      <w:r>
+        <w:rPr>
+          <w:lang w:val="sw_KE" w:bidi="sw_KE"/>
+        </w:rPr>
+        <w:t>Adhibu</w:t>
+      </w:r>
+      <w:r>
+        <w:rPr>
+          <w:lang w:val="sw_KE" w:bidi="sw_KE"/>
+        </w:rPr>
+      </w:r>
+    </w:p>
+    <w:p>
+      <w:pPr>
+        <w:pStyle w:val="Heading3"/>
+      </w:pPr>
+      <w:r>
+        <w:rPr>
+          <w:lang w:val="sw_KE" w:bidi="sw_KE"/>
+        </w:rPr>
+        <w:t>Ufafanuzi:</w:t>
+      </w:r>
+    </w:p>
+    <w:p>
+      <w:pPr/>
+      <w:r>
+        <w:rPr>
+          <w:lang w:val="sw_KE" w:bidi="sw_KE"/>
+        </w:rPr>
+      </w:r>
+      <w:r>
+        <w:rPr>
+          <w:lang w:val="sw_KE" w:bidi="sw_KE"/>
+        </w:rPr>
+        <w:t>Neno "kuadhibu" linamaanisha kumsababisha mtu kupata adhabu mbaya kwa kufanya jambo lisilo sahihi. Neno "adhabu" linarejelea adhabu mbaya inayotolewa kama matokeo ya tabia hiyo mbaya.</w:t>
+      </w:r>
+    </w:p>
+    <w:p>
+      <w:pPr>
+        <w:pStyle w:val="ListBullet"/>
+        <w:spacing w:line="240" w:lineRule="auto"/>
+        <w:ind w:left="720"/>
+      </w:pPr>
+      <w:r>
+        <w:rPr>
+          <w:lang w:val="sw_KE" w:bidi="sw_KE"/>
+        </w:rPr>
+      </w:r>
+      <w:r>
+        <w:rPr>
+          <w:lang w:val="sw_KE" w:bidi="sw_KE"/>
+        </w:rPr>
+        <w:t>Mara nyingi adhabu inalenga kumhamasisha mtu kuacha kutenda dhambi.</w:t>
+      </w:r>
+    </w:p>
+    <w:p>
+      <w:pPr>
+        <w:pStyle w:val="ListBullet"/>
+        <w:spacing w:line="240" w:lineRule="auto"/>
+        <w:ind w:left="720"/>
+      </w:pPr>
+      <w:r>
+        <w:rPr>
+          <w:lang w:val="sw_KE" w:bidi="sw_KE"/>
+        </w:rPr>
+      </w:r>
+      <w:r>
+        <w:rPr>
+          <w:lang w:val="sw_KE" w:bidi="sw_KE"/>
+        </w:rPr>
+        <w:t>Mungu aliwaadhibu Waisraeli walipomwasi, hasa walipoabudu miungu ya uongo. Kwa sababu ya dhambi zao, Mungu aliwaruhusu maadui zao kuwashambulia na kuwateka.</w:t>
+      </w:r>
+    </w:p>
+    <w:p>
+      <w:pPr>
+        <w:pStyle w:val="ListBullet"/>
+        <w:spacing w:line="240" w:lineRule="auto"/>
+        <w:ind w:left="720"/>
+      </w:pPr>
+      <w:r>
+        <w:rPr>
+          <w:lang w:val="sw_KE" w:bidi="sw_KE"/>
+        </w:rPr>
+      </w:r>
+      <w:r>
+        <w:rPr>
+          <w:lang w:val="sw_KE" w:bidi="sw_KE"/>
+        </w:rPr>
+        <w:t>Mungu ni mwenye haki na mwenye usawa, kwa hivyo lazima aadhibu dhambi. Kila mwanadamu ametenda dhambi dhidi ya Mungu na anastahili adhabu.</w:t>
+      </w:r>
+    </w:p>
+    <w:p>
+      <w:pPr>
+        <w:pStyle w:val="ListBullet"/>
+        <w:spacing w:line="240" w:lineRule="auto"/>
+        <w:ind w:left="720"/>
+      </w:pPr>
+      <w:r>
+        <w:rPr>
+          <w:lang w:val="sw_KE" w:bidi="sw_KE"/>
+        </w:rPr>
+      </w:r>
+      <w:r>
+        <w:rPr>
+          <w:lang w:val="sw_KE" w:bidi="sw_KE"/>
+        </w:rPr>
+        <w:t>Yesu alihukumiwa kwa ajili ya mambo yote mabaya ambayo kila mtu amewahi kufanya. Alipokea adhabu ya kila mtu juu yake mwenyewe ingawa hakufanya kosa lolote na hakustahili adhabu hiyo.</w:t>
+      </w:r>
+    </w:p>
+    <w:p>
+      <w:pPr>
+        <w:pStyle w:val="ListBullet"/>
+        <w:spacing w:line="240" w:lineRule="auto"/>
+        <w:ind w:left="720"/>
+      </w:pPr>
+      <w:r>
+        <w:rPr>
+          <w:lang w:val="sw_KE" w:bidi="sw_KE"/>
+        </w:rPr>
+      </w:r>
+      <w:r>
+        <w:rPr>
+          <w:lang w:val="sw_KE" w:bidi="sw_KE"/>
+        </w:rPr>
+        <w:t>Maneno "kuenda bila kuadhibiwa" na "kuondoka bila kuadhibiwa" yanamaanisha kuamua kutowaadhibu watu kwa makosa yao. Mungu mara nyingi huruhusu dhambi kwenda bila kuadhibiwa anaposubiri watu watubu.</w:t>
+      </w:r>
+    </w:p>
+    <w:p>
+      <w:pPr/>
+      <w:r>
+        <w:rPr>
+          <w:lang w:val="sw_KE" w:bidi="sw_KE"/>
+        </w:rPr>
+      </w:r>
+      <w:r>
+        <w:rPr>
+          <w:lang w:val="sw_KE" w:bidi="sw_KE"/>
+        </w:rPr>
         <w:t xml:space="preserve">(Tazama pia: </w:t>
       </w:r>
       <w:r>
         <w:rPr>
           <w:lang w:val="sw_KE" w:bidi="sw_KE"/>
         </w:rPr>
-        <w:t>kifo</w:t>
+        <w:t>tu</w:t>
       </w:r>
       <w:r>
         <w:rPr>
@@ -2943,7 +3567,7 @@
         <w:rPr>
           <w:lang w:val="sw_KE" w:bidi="sw_KE"/>
         </w:rPr>
-        <w:t>uzao</w:t>
+        <w:t>tubu</w:t>
       </w:r>
       <w:r>
         <w:rPr>
@@ -2955,7 +3579,7 @@
         <w:rPr>
           <w:lang w:val="sw_KE" w:bidi="sw_KE"/>
         </w:rPr>
-        <w:t>Hawa</w:t>
+        <w:t>wenye haki</w:t>
       </w:r>
       <w:r>
         <w:rPr>
@@ -2967,7 +3591,538 @@
         <w:rPr>
           <w:lang w:val="sw_KE" w:bidi="sw_KE"/>
         </w:rPr>
-        <w:t>Mfano wa Mungu</w:t>
+        <w:t>dhambi</w:t>
+      </w:r>
+      <w:r>
+        <w:rPr>
+          <w:lang w:val="sw_KE" w:bidi="sw_KE"/>
+        </w:rPr>
+        <w:t>)</w:t>
+      </w:r>
+    </w:p>
+    <w:p>
+      <w:pPr>
+        <w:pStyle w:val="Heading3"/>
+      </w:pPr>
+      <w:r>
+        <w:rPr>
+          <w:lang w:val="sw_KE" w:bidi="sw_KE"/>
+        </w:rPr>
+        <w:t>Marejeleo ya Biblia:</w:t>
+      </w:r>
+    </w:p>
+    <w:p>
+      <w:pPr>
+        <w:pStyle w:val="ListBullet"/>
+        <w:spacing w:line="240" w:lineRule="auto"/>
+        <w:ind w:left="720"/>
+      </w:pPr>
+      <w:r>
+        <w:rPr>
+          <w:lang w:val="sw_KE" w:bidi="sw_KE"/>
+        </w:rPr>
+      </w:r>
+      <w:r>
+        <w:rPr>
+          <w:lang w:val="sw_KE" w:bidi="sw_KE"/>
+        </w:rPr>
+        <w:t>1 Yohana 4:18</w:t>
+      </w:r>
+    </w:p>
+    <w:p>
+      <w:pPr>
+        <w:pStyle w:val="ListBullet"/>
+        <w:spacing w:line="240" w:lineRule="auto"/>
+        <w:ind w:left="720"/>
+      </w:pPr>
+      <w:r>
+        <w:rPr>
+          <w:lang w:val="sw_KE" w:bidi="sw_KE"/>
+        </w:rPr>
+      </w:r>
+      <w:r>
+        <w:rPr>
+          <w:lang w:val="sw_KE" w:bidi="sw_KE"/>
+        </w:rPr>
+        <w:t>2 Wathesalonike 1:9</w:t>
+      </w:r>
+    </w:p>
+    <w:p>
+      <w:pPr>
+        <w:pStyle w:val="ListBullet"/>
+        <w:spacing w:line="240" w:lineRule="auto"/>
+        <w:ind w:left="720"/>
+      </w:pPr>
+      <w:r>
+        <w:rPr>
+          <w:lang w:val="sw_KE" w:bidi="sw_KE"/>
+        </w:rPr>
+      </w:r>
+      <w:r>
+        <w:rPr>
+          <w:lang w:val="sw_KE" w:bidi="sw_KE"/>
+        </w:rPr>
+        <w:t>Matendo 4:21</w:t>
+      </w:r>
+    </w:p>
+    <w:p>
+      <w:pPr>
+        <w:pStyle w:val="ListBullet"/>
+        <w:spacing w:line="240" w:lineRule="auto"/>
+        <w:ind w:left="720"/>
+      </w:pPr>
+      <w:r>
+        <w:rPr>
+          <w:lang w:val="sw_KE" w:bidi="sw_KE"/>
+        </w:rPr>
+      </w:r>
+      <w:r>
+        <w:rPr>
+          <w:lang w:val="sw_KE" w:bidi="sw_KE"/>
+        </w:rPr>
+        <w:t>Matendo 7:59–60</w:t>
+      </w:r>
+    </w:p>
+    <w:p>
+      <w:pPr>
+        <w:pStyle w:val="ListBullet"/>
+        <w:spacing w:line="240" w:lineRule="auto"/>
+        <w:ind w:left="720"/>
+      </w:pPr>
+      <w:r>
+        <w:rPr>
+          <w:lang w:val="sw_KE" w:bidi="sw_KE"/>
+        </w:rPr>
+      </w:r>
+      <w:r>
+        <w:rPr>
+          <w:lang w:val="sw_KE" w:bidi="sw_KE"/>
+        </w:rPr>
+        <w:t>Mwanzo 4:15</w:t>
+      </w:r>
+    </w:p>
+    <w:p>
+      <w:pPr>
+        <w:pStyle w:val="ListBullet"/>
+        <w:spacing w:line="240" w:lineRule="auto"/>
+        <w:ind w:left="720"/>
+      </w:pPr>
+      <w:r>
+        <w:rPr>
+          <w:lang w:val="sw_KE" w:bidi="sw_KE"/>
+        </w:rPr>
+      </w:r>
+      <w:r>
+        <w:rPr>
+          <w:lang w:val="sw_KE" w:bidi="sw_KE"/>
+        </w:rPr>
+        <w:t>Luka 23:16</w:t>
+      </w:r>
+    </w:p>
+    <w:p>
+      <w:pPr>
+        <w:pStyle w:val="ListBullet"/>
+        <w:spacing w:line="240" w:lineRule="auto"/>
+        <w:ind w:left="720"/>
+      </w:pPr>
+      <w:r>
+        <w:rPr>
+          <w:lang w:val="sw_KE" w:bidi="sw_KE"/>
+        </w:rPr>
+      </w:r>
+      <w:r>
+        <w:rPr>
+          <w:lang w:val="sw_KE" w:bidi="sw_KE"/>
+        </w:rPr>
+        <w:t>Mathayo 25:46</w:t>
+      </w:r>
+    </w:p>
+    <w:p>
+      <w:pPr>
+        <w:pStyle w:val="Heading3"/>
+      </w:pPr>
+      <w:r>
+        <w:rPr>
+          <w:lang w:val="sw_KE" w:bidi="sw_KE"/>
+        </w:rPr>
+        <w:t>Mifano kutoka kwenye hadithi za Biblia:</w:t>
+      </w:r>
+    </w:p>
+    <w:p>
+      <w:pPr>
+        <w:pStyle w:val="ListBullet"/>
+        <w:spacing w:line="240" w:lineRule="auto"/>
+        <w:ind w:left="720"/>
+      </w:pPr>
+      <w:r>
+        <w:rPr>
+          <w:lang w:val="sw_KE" w:bidi="sw_KE"/>
+        </w:rPr>
+      </w:r>
+      <w:r>
+        <w:rPr>
+          <w:b/>
+          <w:lang w:val="sw_KE" w:bidi="sw_KE"/>
+        </w:rPr>
+        <w:t>13:7</w:t>
+      </w:r>
+      <w:r>
+        <w:rPr>
+          <w:lang w:val="sw_KE" w:bidi="sw_KE"/>
+        </w:rPr>
+        <w:t xml:space="preserve"> Mungu pia alitoa sheria na kanuni nyingi nyingine za kufuata. Ikiwa watu wangezitii sheria hizi, Mungu aliahidi kwamba angewabariki na kuwalinda. Ikiwa hawakuzitii, Mungu angewadhibu.</w:t>
+      </w:r>
+    </w:p>
+    <w:p>
+      <w:pPr>
+        <w:pStyle w:val="ListBullet"/>
+        <w:spacing w:line="240" w:lineRule="auto"/>
+        <w:ind w:left="720"/>
+      </w:pPr>
+      <w:r>
+        <w:rPr>
+          <w:lang w:val="sw_KE" w:bidi="sw_KE"/>
+        </w:rPr>
+      </w:r>
+      <w:r>
+        <w:rPr>
+          <w:b/>
+          <w:lang w:val="sw_KE" w:bidi="sw_KE"/>
+        </w:rPr>
+        <w:t>16:2</w:t>
+      </w:r>
+      <w:r>
+        <w:rPr>
+          <w:lang w:val="sw_KE" w:bidi="sw_KE"/>
+        </w:rPr>
+        <w:t xml:space="preserve"> Kwa sababu Waisraeli waliendelea kumwasi Mungu, ali</w:t>
+      </w:r>
+      <w:r>
+        <w:rPr>
+          <w:b/>
+          <w:lang w:val="sw_KE" w:bidi="sw_KE"/>
+        </w:rPr>
+        <w:t>waadhibu</w:t>
+      </w:r>
+      <w:r>
+        <w:rPr>
+          <w:lang w:val="sw_KE" w:bidi="sw_KE"/>
+        </w:rPr>
+        <w:t xml:space="preserve"> kwa kuwaruhusu maadui wao kuwashinda.</w:t>
+      </w:r>
+    </w:p>
+    <w:p>
+      <w:pPr>
+        <w:pStyle w:val="ListBullet"/>
+        <w:spacing w:line="240" w:lineRule="auto"/>
+        <w:ind w:left="720"/>
+      </w:pPr>
+      <w:r>
+        <w:rPr>
+          <w:lang w:val="sw_KE" w:bidi="sw_KE"/>
+        </w:rPr>
+      </w:r>
+      <w:r>
+        <w:rPr>
+          <w:b/>
+          <w:lang w:val="sw_KE" w:bidi="sw_KE"/>
+        </w:rPr>
+        <w:t>19:16</w:t>
+      </w:r>
+      <w:r>
+        <w:rPr>
+          <w:lang w:val="sw_KE" w:bidi="sw_KE"/>
+        </w:rPr>
+        <w:t xml:space="preserve"> Manabii waliwaonya watu kwamba ikiwa hawataacha kufanya uovu na kuanza kumtii Mungu, basi Mungu angewahukumu kuwa na hatia, na angewadhibu.</w:t>
+      </w:r>
+    </w:p>
+    <w:p>
+      <w:pPr>
+        <w:pStyle w:val="ListBullet"/>
+        <w:spacing w:line="240" w:lineRule="auto"/>
+        <w:ind w:left="720"/>
+      </w:pPr>
+      <w:r>
+        <w:rPr>
+          <w:lang w:val="sw_KE" w:bidi="sw_KE"/>
+        </w:rPr>
+      </w:r>
+      <w:r>
+        <w:rPr>
+          <w:b/>
+          <w:lang w:val="sw_KE" w:bidi="sw_KE"/>
+        </w:rPr>
+        <w:t>48:6</w:t>
+      </w:r>
+      <w:r>
+        <w:rPr>
+          <w:lang w:val="sw_KE" w:bidi="sw_KE"/>
+        </w:rPr>
+        <w:t xml:space="preserve"> Yesu alikuwa KUHANI MKUU mkamilifu kwa sababu alichukua </w:t>
+      </w:r>
+      <w:r>
+        <w:rPr>
+          <w:b/>
+          <w:lang w:val="sw_KE" w:bidi="sw_KE"/>
+        </w:rPr>
+        <w:t>adhabu</w:t>
+      </w:r>
+      <w:r>
+        <w:rPr>
+          <w:lang w:val="sw_KE" w:bidi="sw_KE"/>
+        </w:rPr>
+        <w:t xml:space="preserve"> kwa kila dhambi ambayo mtu yeyote amewahi kufanya.</w:t>
+      </w:r>
+    </w:p>
+    <w:p>
+      <w:pPr>
+        <w:pStyle w:val="ListBullet"/>
+        <w:spacing w:line="240" w:lineRule="auto"/>
+        <w:ind w:left="720"/>
+      </w:pPr>
+      <w:r>
+        <w:rPr>
+          <w:lang w:val="sw_KE" w:bidi="sw_KE"/>
+        </w:rPr>
+      </w:r>
+      <w:r>
+        <w:rPr>
+          <w:b/>
+          <w:lang w:val="sw_KE" w:bidi="sw_KE"/>
+        </w:rPr>
+        <w:t>48:10</w:t>
+      </w:r>
+      <w:r>
+        <w:rPr>
+          <w:lang w:val="sw_KE" w:bidi="sw_KE"/>
+        </w:rPr>
+        <w:t xml:space="preserve"> Wakati mtu yeyote anapomwamini Yesu, damu ya Yesu huondoa dhambi za mtu huyo, na adhabu ya Mungu huondolewa.</w:t>
+      </w:r>
+    </w:p>
+    <w:p>
+      <w:pPr>
+        <w:pStyle w:val="ListBullet"/>
+        <w:spacing w:line="240" w:lineRule="auto"/>
+        <w:ind w:left="720"/>
+      </w:pPr>
+      <w:r>
+        <w:rPr>
+          <w:lang w:val="sw_KE" w:bidi="sw_KE"/>
+        </w:rPr>
+      </w:r>
+      <w:r>
+        <w:rPr>
+          <w:b/>
+          <w:lang w:val="sw_KE" w:bidi="sw_KE"/>
+        </w:rPr>
+        <w:t>49:9</w:t>
+      </w:r>
+      <w:r>
+        <w:rPr>
+          <w:lang w:val="sw_KE" w:bidi="sw_KE"/>
+        </w:rPr>
+        <w:t xml:space="preserve"> Lakini Mungu alipenda kila mtu ulimwenguni sana kiasi kwamba alimtoa Mwana wake pekee ili yeyote anayemwamini Yesu asiadhibiwe kwa dhambi zake, bali ataishi na Mungu milele.</w:t>
+      </w:r>
+    </w:p>
+    <w:p>
+      <w:pPr>
+        <w:pStyle w:val="ListBullet"/>
+        <w:spacing w:line="240" w:lineRule="auto"/>
+        <w:ind w:left="720"/>
+      </w:pPr>
+      <w:r>
+        <w:rPr>
+          <w:lang w:val="sw_KE" w:bidi="sw_KE"/>
+        </w:rPr>
+      </w:r>
+      <w:r>
+        <w:rPr>
+          <w:b/>
+          <w:lang w:val="sw_KE" w:bidi="sw_KE"/>
+        </w:rPr>
+        <w:t>49:11</w:t>
+      </w:r>
+      <w:r>
+        <w:rPr>
+          <w:lang w:val="sw_KE" w:bidi="sw_KE"/>
+        </w:rPr>
+        <w:t xml:space="preserve"> Yesu hakutenda dhambi, lakini alichagua kuadhibiwa na kufa kama dhabihu kamilifu ili kuondoa dhambi zako na dhambi za kila mtu duniani.</w:t>
+      </w:r>
+    </w:p>
+    <w:p>
+      <w:pPr>
+        <w:pStyle w:val="Heading3"/>
+      </w:pPr>
+      <w:r>
+        <w:rPr>
+          <w:lang w:val="sw_KE" w:bidi="sw_KE"/>
+        </w:rPr>
+        <w:t>Data ya Neno:</w:t>
+      </w:r>
+    </w:p>
+    <w:p>
+      <w:pPr>
+        <w:pStyle w:val="ListBullet"/>
+        <w:spacing w:line="240" w:lineRule="auto"/>
+        <w:ind w:left="720"/>
+      </w:pPr>
+      <w:r>
+        <w:rPr>
+          <w:lang w:val="sw_KE" w:bidi="sw_KE"/>
+        </w:rPr>
+      </w:r>
+      <w:r>
+        <w:rPr>
+          <w:lang w:val="sw_KE" w:bidi="sw_KE"/>
+        </w:rPr>
+        <w:t>Strong's: H3027, H3256, H4148, H4941, H5221, H5414, H6031, H6064, H6213, H6485, H7999, H8011, H8199, G13490, G15560, G15570, G28490, G38110, G50970</w:t>
+      </w:r>
+      <w:r>
+        <w:rPr>
+          <w:lang w:val="sw_KE" w:bidi="sw_KE"/>
+        </w:rPr>
+      </w:r>
+      <w:r>
+        <w:rPr>
+          <w:lang w:val="sw_KE" w:bidi="sw_KE"/>
+        </w:rPr>
+      </w:r>
+    </w:p>
+    <w:p>
+      <w:pPr/>
+      <w:r>
+        <w:rPr>
+          <w:lang w:val="sw_KE" w:bidi="sw_KE"/>
+        </w:rPr>
+      </w:r>
+    </w:p>
+    <w:p>
+      <w:pPr>
+        <w:pStyle w:val="Heading2"/>
+      </w:pPr>
+      <w:r>
+        <w:rPr>
+          <w:lang w:val="sw_KE" w:bidi="sw_KE"/>
+        </w:rPr>
+        <w:t>Adonia</w:t>
+      </w:r>
+      <w:r>
+        <w:rPr>
+          <w:lang w:val="sw_KE" w:bidi="sw_KE"/>
+        </w:rPr>
+      </w:r>
+    </w:p>
+    <w:p>
+      <w:pPr>
+        <w:pStyle w:val="Heading3"/>
+      </w:pPr>
+      <w:r>
+        <w:rPr>
+          <w:lang w:val="sw_KE" w:bidi="sw_KE"/>
+        </w:rPr>
+        <w:t>Ufafanuzi:</w:t>
+      </w:r>
+    </w:p>
+    <w:p>
+      <w:pPr/>
+      <w:r>
+        <w:rPr>
+          <w:lang w:val="sw_KE" w:bidi="sw_KE"/>
+        </w:rPr>
+      </w:r>
+      <w:r>
+        <w:rPr>
+          <w:lang w:val="sw_KE" w:bidi="sw_KE"/>
+        </w:rPr>
+        <w:t>Adonia alikuwa mtoto wa nne wa Mfalme Daudi.</w:t>
+      </w:r>
+    </w:p>
+    <w:p>
+      <w:pPr>
+        <w:pStyle w:val="ListBullet"/>
+        <w:spacing w:line="240" w:lineRule="auto"/>
+        <w:ind w:left="720"/>
+      </w:pPr>
+      <w:r>
+        <w:rPr>
+          <w:lang w:val="sw_KE" w:bidi="sw_KE"/>
+        </w:rPr>
+      </w:r>
+      <w:r>
+        <w:rPr>
+          <w:lang w:val="sw_KE" w:bidi="sw_KE"/>
+        </w:rPr>
+        <w:t>Adonia alijaribu kuchukua nafasi ya mfalme wa Israeli baada ya vifo vya kaka zake, Absalomu na Amnoni.</w:t>
+      </w:r>
+    </w:p>
+    <w:p>
+      <w:pPr>
+        <w:pStyle w:val="ListBullet"/>
+        <w:spacing w:line="240" w:lineRule="auto"/>
+        <w:ind w:left="720"/>
+      </w:pPr>
+      <w:r>
+        <w:rPr>
+          <w:lang w:val="sw_KE" w:bidi="sw_KE"/>
+        </w:rPr>
+      </w:r>
+      <w:r>
+        <w:rPr>
+          <w:lang w:val="sw_KE" w:bidi="sw_KE"/>
+        </w:rPr>
+        <w:t>Mungu, hata hivyo, alikuwa na ahadi kwamba mwana wa Daudi, Solomoni, angekuwa mfalme. Kwa hiyo, njama ya Adonia ilipinduliwa na Solomoni akawa mfalme.</w:t>
+      </w:r>
+    </w:p>
+    <w:p>
+      <w:pPr>
+        <w:pStyle w:val="ListBullet"/>
+        <w:spacing w:line="240" w:lineRule="auto"/>
+        <w:ind w:left="720"/>
+      </w:pPr>
+      <w:r>
+        <w:rPr>
+          <w:lang w:val="sw_KE" w:bidi="sw_KE"/>
+        </w:rPr>
+      </w:r>
+      <w:r>
+        <w:rPr>
+          <w:lang w:val="sw_KE" w:bidi="sw_KE"/>
+        </w:rPr>
+        <w:t>Wakati Adonia alijaribu mara ya pili kujifanya mfalme, Solomoni Putu alimwua.</w:t>
+      </w:r>
+    </w:p>
+    <w:p>
+      <w:pPr/>
+      <w:r>
+        <w:rPr>
+          <w:lang w:val="sw_KE" w:bidi="sw_KE"/>
+        </w:rPr>
+      </w:r>
+      <w:r>
+        <w:rPr>
+          <w:lang w:val="sw_KE" w:bidi="sw_KE"/>
+        </w:rPr>
+        <w:t>(Mapendekezo ya Tafsiri: Jinsi ya Kutafsiri Majina)</w:t>
+      </w:r>
+    </w:p>
+    <w:p>
+      <w:pPr/>
+      <w:r>
+        <w:rPr>
+          <w:lang w:val="sw_KE" w:bidi="sw_KE"/>
+        </w:rPr>
+      </w:r>
+      <w:r>
+        <w:rPr>
+          <w:lang w:val="sw_KE" w:bidi="sw_KE"/>
+        </w:rPr>
+        <w:t xml:space="preserve">(Tazama pia: </w:t>
+      </w:r>
+      <w:r>
+        <w:rPr>
+          <w:lang w:val="sw_KE" w:bidi="sw_KE"/>
+        </w:rPr>
+        <w:t>Daudi</w:t>
       </w:r>
       <w:r>
         <w:rPr>
@@ -2979,7 +4134,7 @@
         <w:rPr>
           <w:lang w:val="sw_KE" w:bidi="sw_KE"/>
         </w:rPr>
-        <w:t>maisha</w:t>
+        <w:t>Solomoni</w:t>
       </w:r>
       <w:r>
         <w:rPr>
@@ -3001,120 +4156,732 @@
     </w:p>
     <w:p>
       <w:pPr>
-        <w:pStyle w:val="ListBullet"/>
-        <w:spacing w:line="240" w:lineRule="auto"/>
-        <w:ind w:left="720"/>
-      </w:pPr>
-      <w:r>
-        <w:rPr>
-          <w:lang w:val="sw_KE" w:bidi="sw_KE"/>
-        </w:rPr>
-      </w:r>
-      <w:r>
-        <w:rPr>
-          <w:lang w:val="sw_KE" w:bidi="sw_KE"/>
-        </w:rPr>
-        <w:t>1 Timotheo 2:14</w:t>
-      </w:r>
-    </w:p>
-    <w:p>
-      <w:pPr>
-        <w:pStyle w:val="ListBullet"/>
-        <w:spacing w:line="240" w:lineRule="auto"/>
-        <w:ind w:left="720"/>
-      </w:pPr>
-      <w:r>
-        <w:rPr>
-          <w:lang w:val="sw_KE" w:bidi="sw_KE"/>
-        </w:rPr>
-      </w:r>
-      <w:r>
-        <w:rPr>
-          <w:lang w:val="sw_KE" w:bidi="sw_KE"/>
-        </w:rPr>
-        <w:t>Mwanzo 3:17</w:t>
-      </w:r>
-    </w:p>
-    <w:p>
-      <w:pPr>
-        <w:pStyle w:val="ListBullet"/>
-        <w:spacing w:line="240" w:lineRule="auto"/>
-        <w:ind w:left="720"/>
-      </w:pPr>
-      <w:r>
-        <w:rPr>
-          <w:lang w:val="sw_KE" w:bidi="sw_KE"/>
-        </w:rPr>
-      </w:r>
-      <w:r>
-        <w:rPr>
-          <w:lang w:val="sw_KE" w:bidi="sw_KE"/>
-        </w:rPr>
-        <w:t>Mwanzo 5:1</w:t>
-      </w:r>
-    </w:p>
-    <w:p>
-      <w:pPr>
-        <w:pStyle w:val="ListBullet"/>
-        <w:spacing w:line="240" w:lineRule="auto"/>
-        <w:ind w:left="720"/>
-      </w:pPr>
-      <w:r>
-        <w:rPr>
-          <w:lang w:val="sw_KE" w:bidi="sw_KE"/>
-        </w:rPr>
-      </w:r>
-      <w:r>
-        <w:rPr>
-          <w:lang w:val="sw_KE" w:bidi="sw_KE"/>
-        </w:rPr>
-        <w:t>Mwanzo 11:5</w:t>
-      </w:r>
-    </w:p>
-    <w:p>
-      <w:pPr>
-        <w:pStyle w:val="ListBullet"/>
-        <w:spacing w:line="240" w:lineRule="auto"/>
-        <w:ind w:left="720"/>
-      </w:pPr>
-      <w:r>
-        <w:rPr>
-          <w:lang w:val="sw_KE" w:bidi="sw_KE"/>
-        </w:rPr>
-      </w:r>
-      <w:r>
-        <w:rPr>
-          <w:lang w:val="sw_KE" w:bidi="sw_KE"/>
-        </w:rPr>
-        <w:t>Luka 3:38</w:t>
-      </w:r>
-    </w:p>
-    <w:p>
-      <w:pPr>
-        <w:pStyle w:val="ListBullet"/>
-        <w:spacing w:line="240" w:lineRule="auto"/>
-        <w:ind w:left="720"/>
-      </w:pPr>
-      <w:r>
-        <w:rPr>
-          <w:lang w:val="sw_KE" w:bidi="sw_KE"/>
-        </w:rPr>
-      </w:r>
-      <w:r>
-        <w:rPr>
-          <w:lang w:val="sw_KE" w:bidi="sw_KE"/>
-        </w:rPr>
-        <w:t>Warumi 5:15</w:t>
-      </w:r>
-    </w:p>
-    <w:p>
-      <w:pPr>
         <w:pStyle w:val="Heading3"/>
       </w:pPr>
       <w:r>
         <w:rPr>
           <w:lang w:val="sw_KE" w:bidi="sw_KE"/>
         </w:rPr>
+        <w:t>Data ya Neno:</w:t>
+      </w:r>
+    </w:p>
+    <w:p>
+      <w:pPr>
+        <w:pStyle w:val="ListBullet"/>
+        <w:spacing w:line="240" w:lineRule="auto"/>
+        <w:ind w:left="720"/>
+      </w:pPr>
+      <w:r>
+        <w:rPr>
+          <w:lang w:val="sw_KE" w:bidi="sw_KE"/>
+        </w:rPr>
+      </w:r>
+      <w:r>
+        <w:rPr>
+          <w:lang w:val="sw_KE" w:bidi="sw_KE"/>
+        </w:rPr>
+        <w:t>Strong's: H0138</w:t>
+      </w:r>
+      <w:r>
+        <w:rPr>
+          <w:lang w:val="sw_KE" w:bidi="sw_KE"/>
+        </w:rPr>
+      </w:r>
+      <w:r>
+        <w:rPr>
+          <w:lang w:val="sw_KE" w:bidi="sw_KE"/>
+        </w:rPr>
+      </w:r>
+    </w:p>
+    <w:p>
+      <w:pPr/>
+      <w:r>
+        <w:rPr>
+          <w:lang w:val="sw_KE" w:bidi="sw_KE"/>
+        </w:rPr>
+      </w:r>
+    </w:p>
+    <w:p>
+      <w:pPr>
+        <w:pStyle w:val="Heading2"/>
+      </w:pPr>
+      <w:r>
+        <w:rPr>
+          <w:lang w:val="sw_KE" w:bidi="sw_KE"/>
+        </w:rPr>
+        <w:t>Agano</w:t>
+      </w:r>
+      <w:r>
+        <w:rPr>
+          <w:lang w:val="sw_KE" w:bidi="sw_KE"/>
+        </w:rPr>
+      </w:r>
+    </w:p>
+    <w:p>
+      <w:pPr>
+        <w:pStyle w:val="Heading3"/>
+      </w:pPr>
+      <w:r>
+        <w:rPr>
+          <w:lang w:val="sw_KE" w:bidi="sw_KE"/>
+        </w:rPr>
+        <w:t>Ufafanuzi:</w:t>
+      </w:r>
+    </w:p>
+    <w:p>
+      <w:pPr/>
+      <w:r>
+        <w:rPr>
+          <w:lang w:val="sw_KE" w:bidi="sw_KE"/>
+        </w:rPr>
+      </w:r>
+      <w:r>
+        <w:rPr>
+          <w:lang w:val="sw_KE" w:bidi="sw_KE"/>
+        </w:rPr>
+        <w:t>Katika Biblia, neno "agano" linarejelea makubaliano rasmi ya kulazimisha kati ya pande mbili ambazo moja au pande zote mbili lazima zitimize.</w:t>
+      </w:r>
+    </w:p>
+    <w:p>
+      <w:pPr>
+        <w:pStyle w:val="ListBullet"/>
+        <w:spacing w:line="240" w:lineRule="auto"/>
+        <w:ind w:left="720"/>
+      </w:pPr>
+      <w:r>
+        <w:rPr>
+          <w:lang w:val="sw_KE" w:bidi="sw_KE"/>
+        </w:rPr>
+      </w:r>
+      <w:r>
+        <w:rPr>
+          <w:lang w:val="sw_KE" w:bidi="sw_KE"/>
+        </w:rPr>
+        <w:t>Makubaliano haya yanaweza kuwa kati ya watu binafsi, kati ya makundi ya watu, au kati ya Mungu na watu.</w:t>
+      </w:r>
+    </w:p>
+    <w:p>
+      <w:pPr>
+        <w:pStyle w:val="ListBullet"/>
+        <w:spacing w:line="240" w:lineRule="auto"/>
+        <w:ind w:left="720"/>
+      </w:pPr>
+      <w:r>
+        <w:rPr>
+          <w:lang w:val="sw_KE" w:bidi="sw_KE"/>
+        </w:rPr>
+      </w:r>
+      <w:r>
+        <w:rPr>
+          <w:lang w:val="sw_KE" w:bidi="sw_KE"/>
+        </w:rPr>
+        <w:t>Watu wanapofanya agano kati yao, wanahidi kwamba watafanya jambo fulani, na ni lazima watekeleze.</w:t>
+      </w:r>
+    </w:p>
+    <w:p>
+      <w:pPr>
+        <w:pStyle w:val="ListBullet"/>
+        <w:spacing w:line="240" w:lineRule="auto"/>
+        <w:ind w:left="720"/>
+      </w:pPr>
+      <w:r>
+        <w:rPr>
+          <w:lang w:val="sw_KE" w:bidi="sw_KE"/>
+        </w:rPr>
+      </w:r>
+      <w:r>
+        <w:rPr>
+          <w:lang w:val="sw_KE" w:bidi="sw_KE"/>
+        </w:rPr>
+        <w:t>Mifano ya maagano ya kibinadamu ni pamoja na maagano ya ndoa, makubaliano ya kibiashara, na mikataba kati ya nchi.</w:t>
+      </w:r>
+    </w:p>
+    <w:p>
+      <w:pPr>
+        <w:pStyle w:val="ListBullet"/>
+        <w:spacing w:line="240" w:lineRule="auto"/>
+        <w:ind w:left="720"/>
+      </w:pPr>
+      <w:r>
+        <w:rPr>
+          <w:lang w:val="sw_KE" w:bidi="sw_KE"/>
+        </w:rPr>
+      </w:r>
+      <w:r>
+        <w:rPr>
+          <w:lang w:val="sw_KE" w:bidi="sw_KE"/>
+        </w:rPr>
+        <w:t>Katika Biblia nzima, Mungu alifanya maagano mbalimbali na watu wake.</w:t>
+      </w:r>
+    </w:p>
+    <w:p>
+      <w:pPr>
+        <w:pStyle w:val="ListBullet"/>
+        <w:spacing w:line="240" w:lineRule="auto"/>
+        <w:ind w:left="720"/>
+      </w:pPr>
+      <w:r>
+        <w:rPr>
+          <w:lang w:val="sw_KE" w:bidi="sw_KE"/>
+        </w:rPr>
+      </w:r>
+      <w:r>
+        <w:rPr>
+          <w:lang w:val="sw_KE" w:bidi="sw_KE"/>
+        </w:rPr>
+        <w:t>Katika baadhi ya maagano, Mungu aliahidi kutekeleza sehemu yake bila masharti. Kwa mfano, wakati Mungu alipoanzisha agano lake na wanadamu akiahidi kutokuangamiza dunia tena kwa mafuriko ya ulimwengu, ahadi hii hakuwa na masharti ya watu kutekeleza.</w:t>
+      </w:r>
+    </w:p>
+    <w:p>
+      <w:pPr>
+        <w:pStyle w:val="ListBullet"/>
+        <w:spacing w:line="240" w:lineRule="auto"/>
+        <w:ind w:left="720"/>
+      </w:pPr>
+      <w:r>
+        <w:rPr>
+          <w:lang w:val="sw_KE" w:bidi="sw_KE"/>
+        </w:rPr>
+      </w:r>
+      <w:r>
+        <w:rPr>
+          <w:lang w:val="sw_KE" w:bidi="sw_KE"/>
+        </w:rPr>
+        <w:t>Kwenye maagano mengine, Mungu aliahidi kutimiza sehemu yake tu ikiwa watu walimtii na kutimiza sehemu yao ya agano.</w:t>
+      </w:r>
+    </w:p>
+    <w:p>
+      <w:pPr/>
+      <w:r>
+        <w:rPr>
+          <w:lang w:val="sw_KE" w:bidi="sw_KE"/>
+        </w:rPr>
+      </w:r>
+      <w:r>
+        <w:rPr>
+          <w:lang w:val="sw_KE" w:bidi="sw_KE"/>
+        </w:rPr>
+        <w:t>Neno "agano jipya" linahusu ahadi au makubaliano Mungu aliyofanya na watu wake kupitia dhabihu ya Mwana wake, Yesu.</w:t>
+      </w:r>
+    </w:p>
+    <w:p>
+      <w:pPr>
+        <w:pStyle w:val="ListBullet"/>
+        <w:spacing w:line="240" w:lineRule="auto"/>
+        <w:ind w:left="720"/>
+      </w:pPr>
+      <w:r>
+        <w:rPr>
+          <w:lang w:val="sw_KE" w:bidi="sw_KE"/>
+        </w:rPr>
+      </w:r>
+      <w:r>
+        <w:rPr>
+          <w:lang w:val="sw_KE" w:bidi="sw_KE"/>
+        </w:rPr>
+        <w:t>“Agano jipya” la Mungu lilielezwa katika sehemu ya Biblia inayoitwa "Agano Jipya."</w:t>
+      </w:r>
+    </w:p>
+    <w:p>
+      <w:pPr>
+        <w:pStyle w:val="ListBullet"/>
+        <w:spacing w:line="240" w:lineRule="auto"/>
+        <w:ind w:left="720"/>
+      </w:pPr>
+      <w:r>
+        <w:rPr>
+          <w:lang w:val="sw_KE" w:bidi="sw_KE"/>
+        </w:rPr>
+      </w:r>
+      <w:r>
+        <w:rPr>
+          <w:lang w:val="sw_KE" w:bidi="sw_KE"/>
+        </w:rPr>
+        <w:t>Agano hili jipya ni kinyume na agano "la kale" au "la awali" ambalo Mungu alikuwa amefanya na Waisraeli katika nyakati za Agano la Kale.</w:t>
+      </w:r>
+    </w:p>
+    <w:p>
+      <w:pPr>
+        <w:pStyle w:val="ListBullet"/>
+        <w:spacing w:line="240" w:lineRule="auto"/>
+        <w:ind w:left="720"/>
+      </w:pPr>
+      <w:r>
+        <w:rPr>
+          <w:lang w:val="sw_KE" w:bidi="sw_KE"/>
+        </w:rPr>
+      </w:r>
+      <w:r>
+        <w:rPr>
+          <w:lang w:val="sw_KE" w:bidi="sw_KE"/>
+        </w:rPr>
+        <w:t>Agano jipya ni bora kuliko la kale kwa sababu linatokana na dhabihu ya Yesu, ambayo ilifidia dhambi za watu milele. Dhabihu zilizotolewa chini ya agano la zamani hazikufanya hivi.</w:t>
+      </w:r>
+    </w:p>
+    <w:p>
+      <w:pPr>
+        <w:pStyle w:val="ListBullet"/>
+        <w:spacing w:line="240" w:lineRule="auto"/>
+        <w:ind w:left="720"/>
+      </w:pPr>
+      <w:r>
+        <w:rPr>
+          <w:lang w:val="sw_KE" w:bidi="sw_KE"/>
+        </w:rPr>
+      </w:r>
+      <w:r>
+        <w:rPr>
+          <w:lang w:val="sw_KE" w:bidi="sw_KE"/>
+        </w:rPr>
+        <w:t>Mungu anaandika agano jipya kwenye mioyo ya wale wanaoamini katika Yesu. Hii inawafanya watake kumtii Mungu na kuanza kuishi maisha matakatifu.</w:t>
+      </w:r>
+    </w:p>
+    <w:p>
+      <w:pPr>
+        <w:pStyle w:val="ListBullet"/>
+        <w:spacing w:line="240" w:lineRule="auto"/>
+        <w:ind w:left="720"/>
+      </w:pPr>
+      <w:r>
+        <w:rPr>
+          <w:lang w:val="sw_KE" w:bidi="sw_KE"/>
+        </w:rPr>
+      </w:r>
+      <w:r>
+        <w:rPr>
+          <w:lang w:val="sw_KE" w:bidi="sw_KE"/>
+        </w:rPr>
+        <w:t>Agano jipya litakamilika kabisa katika nyakati za mwisho wakati Mungu atakapoweka utawala wake duniani. Kila kitu kitakuwa kizuri tena, kama ilivyokuwa wakati Mungu alipoiumba dunia mara ya kwanza.</w:t>
+      </w:r>
+    </w:p>
+    <w:p>
+      <w:pPr>
+        <w:pStyle w:val="Heading3"/>
+      </w:pPr>
+      <w:r>
+        <w:rPr>
+          <w:lang w:val="sw_KE" w:bidi="sw_KE"/>
+        </w:rPr>
+        <w:t>Mapendekezo ya Tafsiri:</w:t>
+      </w:r>
+    </w:p>
+    <w:p>
+      <w:pPr>
+        <w:pStyle w:val="ListBullet"/>
+        <w:spacing w:line="240" w:lineRule="auto"/>
+        <w:ind w:left="720"/>
+      </w:pPr>
+      <w:r>
+        <w:rPr>
+          <w:lang w:val="sw_KE" w:bidi="sw_KE"/>
+        </w:rPr>
+      </w:r>
+      <w:r>
+        <w:rPr>
+          <w:lang w:val="sw_KE" w:bidi="sw_KE"/>
+        </w:rPr>
+        <w:t>Kulingana na muktadha, njia za kutafsiri neno hili zinaweza kujumuisha, "makubaliano ya kulazimisha" au "ahadi rasmi" au "ahadi" au "mkataba."</w:t>
+      </w:r>
+    </w:p>
+    <w:p>
+      <w:pPr>
+        <w:pStyle w:val="ListBullet"/>
+        <w:spacing w:line="240" w:lineRule="auto"/>
+        <w:ind w:left="720"/>
+      </w:pPr>
+      <w:r>
+        <w:rPr>
+          <w:lang w:val="sw_KE" w:bidi="sw_KE"/>
+        </w:rPr>
+      </w:r>
+      <w:r>
+        <w:rPr>
+          <w:lang w:val="sw_KE" w:bidi="sw_KE"/>
+        </w:rPr>
+        <w:t>Lugha zingine zinaweza kuwa na maneno tofauti kwa agano kulingana na kama upande mmoja au pande zote mbili zimefanya ahadi wanayopaswa kutimiza. Ikiwa agano ni la upande mmoja, linaweza kutafsiriwa kama "ahadi" au "kiapo."</w:t>
+      </w:r>
+    </w:p>
+    <w:p>
+      <w:pPr>
+        <w:pStyle w:val="ListBullet"/>
+        <w:spacing w:line="240" w:lineRule="auto"/>
+        <w:ind w:left="720"/>
+      </w:pPr>
+      <w:r>
+        <w:rPr>
+          <w:lang w:val="sw_KE" w:bidi="sw_KE"/>
+        </w:rPr>
+      </w:r>
+      <w:r>
+        <w:rPr>
+          <w:lang w:val="sw_KE" w:bidi="sw_KE"/>
+        </w:rPr>
+        <w:t>Hakikisha tafsiri ya neno hili haionekani kama watu walipendekeza agano. Katika hali zote za maagano kati ya Mungu na watu, ni Mungu aliyeanzisha agano.</w:t>
+      </w:r>
+    </w:p>
+    <w:p>
+      <w:pPr>
+        <w:pStyle w:val="ListBullet"/>
+        <w:spacing w:line="240" w:lineRule="auto"/>
+        <w:ind w:left="720"/>
+      </w:pPr>
+      <w:r>
+        <w:rPr>
+          <w:lang w:val="sw_KE" w:bidi="sw_KE"/>
+        </w:rPr>
+      </w:r>
+      <w:r>
+        <w:rPr>
+          <w:lang w:val="sw_KE" w:bidi="sw_KE"/>
+        </w:rPr>
+        <w:t>Neno "agano jipya" linaweza kutafsiriwa kama "makubaliano rasmi mapya" au "mkataba mpya" au "mkataba mpya."</w:t>
+      </w:r>
+    </w:p>
+    <w:p>
+      <w:pPr>
+        <w:pStyle w:val="ListBullet"/>
+        <w:spacing w:line="240" w:lineRule="auto"/>
+        <w:ind w:left="720"/>
+      </w:pPr>
+      <w:r>
+        <w:rPr>
+          <w:lang w:val="sw_KE" w:bidi="sw_KE"/>
+        </w:rPr>
+      </w:r>
+      <w:r>
+        <w:rPr>
+          <w:lang w:val="sw_KE" w:bidi="sw_KE"/>
+        </w:rPr>
+        <w:t>Neno "mpya" katika maneno haya lina maana ya "safi" au "aina mpya ya" au "nyingine."</w:t>
+      </w:r>
+    </w:p>
+    <w:p>
+      <w:pPr/>
+      <w:r>
+        <w:rPr>
+          <w:lang w:val="sw_KE" w:bidi="sw_KE"/>
+        </w:rPr>
+      </w:r>
+      <w:r>
+        <w:rPr>
+          <w:lang w:val="sw_KE" w:bidi="sw_KE"/>
+        </w:rPr>
+        <w:t xml:space="preserve">(Tazama pia: </w:t>
+      </w:r>
+      <w:r>
+        <w:rPr>
+          <w:lang w:val="sw_KE" w:bidi="sw_KE"/>
+        </w:rPr>
+        <w:t>agano</w:t>
+      </w:r>
+      <w:r>
+        <w:rPr>
+          <w:lang w:val="sw_KE" w:bidi="sw_KE"/>
+        </w:rPr>
+        <w:t xml:space="preserve">, </w:t>
+      </w:r>
+      <w:r>
+        <w:rPr>
+          <w:lang w:val="sw_KE" w:bidi="sw_KE"/>
+        </w:rPr>
+        <w:t>ahadi</w:t>
+      </w:r>
+      <w:r>
+        <w:rPr>
+          <w:lang w:val="sw_KE" w:bidi="sw_KE"/>
+        </w:rPr>
+        <w:t>)</w:t>
+      </w:r>
+    </w:p>
+    <w:p>
+      <w:pPr>
+        <w:pStyle w:val="Heading3"/>
+      </w:pPr>
+      <w:r>
+        <w:rPr>
+          <w:lang w:val="sw_KE" w:bidi="sw_KE"/>
+        </w:rPr>
+        <w:t>Marejeleo ya Biblia:</w:t>
+      </w:r>
+    </w:p>
+    <w:p>
+      <w:pPr>
+        <w:pStyle w:val="ListBullet"/>
+        <w:spacing w:line="240" w:lineRule="auto"/>
+        <w:ind w:left="720"/>
+      </w:pPr>
+      <w:r>
+        <w:rPr>
+          <w:lang w:val="sw_KE" w:bidi="sw_KE"/>
+        </w:rPr>
+      </w:r>
+      <w:r>
+        <w:rPr>
+          <w:lang w:val="sw_KE" w:bidi="sw_KE"/>
+        </w:rPr>
+        <w:t>Mwanzo 9:12</w:t>
+      </w:r>
+    </w:p>
+    <w:p>
+      <w:pPr>
+        <w:pStyle w:val="ListBullet"/>
+        <w:spacing w:line="240" w:lineRule="auto"/>
+        <w:ind w:left="720"/>
+      </w:pPr>
+      <w:r>
+        <w:rPr>
+          <w:lang w:val="sw_KE" w:bidi="sw_KE"/>
+        </w:rPr>
+      </w:r>
+      <w:r>
+        <w:rPr>
+          <w:lang w:val="sw_KE" w:bidi="sw_KE"/>
+        </w:rPr>
+        <w:t>Mwanzo 17:7</w:t>
+      </w:r>
+    </w:p>
+    <w:p>
+      <w:pPr>
+        <w:pStyle w:val="ListBullet"/>
+        <w:spacing w:line="240" w:lineRule="auto"/>
+        <w:ind w:left="720"/>
+      </w:pPr>
+      <w:r>
+        <w:rPr>
+          <w:lang w:val="sw_KE" w:bidi="sw_KE"/>
+        </w:rPr>
+      </w:r>
+      <w:r>
+        <w:rPr>
+          <w:lang w:val="sw_KE" w:bidi="sw_KE"/>
+        </w:rPr>
+        <w:t>Mwanzo 31:44</w:t>
+      </w:r>
+    </w:p>
+    <w:p>
+      <w:pPr>
+        <w:pStyle w:val="ListBullet"/>
+        <w:spacing w:line="240" w:lineRule="auto"/>
+        <w:ind w:left="720"/>
+      </w:pPr>
+      <w:r>
+        <w:rPr>
+          <w:lang w:val="sw_KE" w:bidi="sw_KE"/>
+        </w:rPr>
+      </w:r>
+      <w:r>
+        <w:rPr>
+          <w:lang w:val="sw_KE" w:bidi="sw_KE"/>
+        </w:rPr>
+        <w:t>Kutoka 34:10–11</w:t>
+      </w:r>
+    </w:p>
+    <w:p>
+      <w:pPr>
+        <w:pStyle w:val="ListBullet"/>
+        <w:spacing w:line="240" w:lineRule="auto"/>
+        <w:ind w:left="720"/>
+      </w:pPr>
+      <w:r>
+        <w:rPr>
+          <w:lang w:val="sw_KE" w:bidi="sw_KE"/>
+        </w:rPr>
+      </w:r>
+      <w:r>
+        <w:rPr>
+          <w:lang w:val="sw_KE" w:bidi="sw_KE"/>
+        </w:rPr>
+        <w:t>Yoshua 24:24–26</w:t>
+      </w:r>
+    </w:p>
+    <w:p>
+      <w:pPr>
+        <w:pStyle w:val="ListBullet"/>
+        <w:spacing w:line="240" w:lineRule="auto"/>
+        <w:ind w:left="720"/>
+      </w:pPr>
+      <w:r>
+        <w:rPr>
+          <w:lang w:val="sw_KE" w:bidi="sw_KE"/>
+        </w:rPr>
+      </w:r>
+      <w:r>
+        <w:rPr>
+          <w:lang w:val="sw_KE" w:bidi="sw_KE"/>
+        </w:rPr>
+        <w:t>2 Samweli 23:5</w:t>
+      </w:r>
+    </w:p>
+    <w:p>
+      <w:pPr>
+        <w:pStyle w:val="ListBullet"/>
+        <w:spacing w:line="240" w:lineRule="auto"/>
+        <w:ind w:left="720"/>
+      </w:pPr>
+      <w:r>
+        <w:rPr>
+          <w:lang w:val="sw_KE" w:bidi="sw_KE"/>
+        </w:rPr>
+      </w:r>
+      <w:r>
+        <w:rPr>
+          <w:lang w:val="sw_KE" w:bidi="sw_KE"/>
+        </w:rPr>
+        <w:t>2 Wafalme 18:11–12</w:t>
+      </w:r>
+    </w:p>
+    <w:p>
+      <w:pPr>
+        <w:pStyle w:val="ListBullet"/>
+        <w:spacing w:line="240" w:lineRule="auto"/>
+        <w:ind w:left="720"/>
+      </w:pPr>
+      <w:r>
+        <w:rPr>
+          <w:lang w:val="sw_KE" w:bidi="sw_KE"/>
+        </w:rPr>
+      </w:r>
+      <w:r>
+        <w:rPr>
+          <w:lang w:val="sw_KE" w:bidi="sw_KE"/>
+        </w:rPr>
+        <w:t>Marko 14:24</w:t>
+      </w:r>
+    </w:p>
+    <w:p>
+      <w:pPr>
+        <w:pStyle w:val="ListBullet"/>
+        <w:spacing w:line="240" w:lineRule="auto"/>
+        <w:ind w:left="720"/>
+      </w:pPr>
+      <w:r>
+        <w:rPr>
+          <w:lang w:val="sw_KE" w:bidi="sw_KE"/>
+        </w:rPr>
+      </w:r>
+      <w:r>
+        <w:rPr>
+          <w:lang w:val="sw_KE" w:bidi="sw_KE"/>
+        </w:rPr>
+        <w:t>Luka 1:73</w:t>
+      </w:r>
+    </w:p>
+    <w:p>
+      <w:pPr>
+        <w:pStyle w:val="ListBullet"/>
+        <w:spacing w:line="240" w:lineRule="auto"/>
+        <w:ind w:left="720"/>
+      </w:pPr>
+      <w:r>
+        <w:rPr>
+          <w:lang w:val="sw_KE" w:bidi="sw_KE"/>
+        </w:rPr>
+      </w:r>
+      <w:r>
+        <w:rPr>
+          <w:lang w:val="sw_KE" w:bidi="sw_KE"/>
+        </w:rPr>
+        <w:t>Luka 22:20</w:t>
+      </w:r>
+    </w:p>
+    <w:p>
+      <w:pPr>
+        <w:pStyle w:val="ListBullet"/>
+        <w:spacing w:line="240" w:lineRule="auto"/>
+        <w:ind w:left="720"/>
+      </w:pPr>
+      <w:r>
+        <w:rPr>
+          <w:lang w:val="sw_KE" w:bidi="sw_KE"/>
+        </w:rPr>
+      </w:r>
+      <w:r>
+        <w:rPr>
+          <w:lang w:val="sw_KE" w:bidi="sw_KE"/>
+        </w:rPr>
+        <w:t>Matendo 7:8</w:t>
+      </w:r>
+    </w:p>
+    <w:p>
+      <w:pPr>
+        <w:pStyle w:val="ListBullet"/>
+        <w:spacing w:line="240" w:lineRule="auto"/>
+        <w:ind w:left="720"/>
+      </w:pPr>
+      <w:r>
+        <w:rPr>
+          <w:lang w:val="sw_KE" w:bidi="sw_KE"/>
+        </w:rPr>
+      </w:r>
+      <w:r>
+        <w:rPr>
+          <w:lang w:val="sw_KE" w:bidi="sw_KE"/>
+        </w:rPr>
+        <w:t>1 Wakorintho 11:25–26</w:t>
+      </w:r>
+    </w:p>
+    <w:p>
+      <w:pPr>
+        <w:pStyle w:val="ListBullet"/>
+        <w:spacing w:line="240" w:lineRule="auto"/>
+        <w:ind w:left="720"/>
+      </w:pPr>
+      <w:r>
+        <w:rPr>
+          <w:lang w:val="sw_KE" w:bidi="sw_KE"/>
+        </w:rPr>
+      </w:r>
+      <w:r>
+        <w:rPr>
+          <w:lang w:val="sw_KE" w:bidi="sw_KE"/>
+        </w:rPr>
+        <w:t>2 Wakorintho 3:6</w:t>
+      </w:r>
+    </w:p>
+    <w:p>
+      <w:pPr>
+        <w:pStyle w:val="ListBullet"/>
+        <w:spacing w:line="240" w:lineRule="auto"/>
+        <w:ind w:left="720"/>
+      </w:pPr>
+      <w:r>
+        <w:rPr>
+          <w:lang w:val="sw_KE" w:bidi="sw_KE"/>
+        </w:rPr>
+      </w:r>
+      <w:r>
+        <w:rPr>
+          <w:lang w:val="sw_KE" w:bidi="sw_KE"/>
+        </w:rPr>
+        <w:t>Wagalatia 3:17–18</w:t>
+      </w:r>
+    </w:p>
+    <w:p>
+      <w:pPr>
+        <w:pStyle w:val="ListBullet"/>
+        <w:spacing w:line="240" w:lineRule="auto"/>
+        <w:ind w:left="720"/>
+      </w:pPr>
+      <w:r>
+        <w:rPr>
+          <w:lang w:val="sw_KE" w:bidi="sw_KE"/>
+        </w:rPr>
+      </w:r>
+      <w:r>
+        <w:rPr>
+          <w:lang w:val="sw_KE" w:bidi="sw_KE"/>
+        </w:rPr>
+        <w:t>Waebrania 12:24</w:t>
+      </w:r>
+    </w:p>
+    <w:p>
+      <w:pPr>
+        <w:pStyle w:val="Heading3"/>
+      </w:pPr>
+      <w:r>
+        <w:rPr>
+          <w:lang w:val="sw_KE" w:bidi="sw_KE"/>
+        </w:rPr>
         <w:t>Mifano kutoka kwa hadithi za Biblia:</w:t>
       </w:r>
     </w:p>
@@ -3134,64 +4901,64 @@
           <w:b/>
           <w:lang w:val="sw_KE" w:bidi="sw_KE"/>
         </w:rPr>
-        <w:t>1:9</w:t>
-      </w:r>
-      <w:r>
-        <w:rPr>
-          <w:lang w:val="sw_KE" w:bidi="sw_KE"/>
-        </w:rPr>
-        <w:t xml:space="preserve"> Kisha Mungu akasema, "Na tufanye wanadamu kwa mfano wetu ili wafanane nasi."</w:t>
-      </w:r>
-    </w:p>
-    <w:p>
-      <w:pPr>
-        <w:pStyle w:val="ListBullet"/>
-        <w:spacing w:line="240" w:lineRule="auto"/>
-        <w:ind w:left="720"/>
-      </w:pPr>
-      <w:r>
-        <w:rPr>
-          <w:lang w:val="sw_KE" w:bidi="sw_KE"/>
-        </w:rPr>
+        <w:t>4:9</w:t>
+      </w:r>
+      <w:r>
+        <w:rPr>
+          <w:lang w:val="sw_KE" w:bidi="sw_KE"/>
+        </w:rPr>
+        <w:t xml:space="preserve"> Kisha Mungu alifanya </w:t>
       </w:r>
       <w:r>
         <w:rPr>
           <w:b/>
           <w:lang w:val="sw_KE" w:bidi="sw_KE"/>
         </w:rPr>
-        <w:t>1:10</w:t>
-      </w:r>
-      <w:r>
-        <w:rPr>
-          <w:lang w:val="sw_KE" w:bidi="sw_KE"/>
-        </w:rPr>
-        <w:t xml:space="preserve"> Jina la mtu huyu lilikuwa </w:t>
+        <w:t>agano</w:t>
+      </w:r>
+      <w:r>
+        <w:rPr>
+          <w:lang w:val="sw_KE" w:bidi="sw_KE"/>
+        </w:rPr>
+        <w:t xml:space="preserve"> na Abramu. </w:t>
       </w:r>
       <w:r>
         <w:rPr>
           <w:b/>
           <w:lang w:val="sw_KE" w:bidi="sw_KE"/>
         </w:rPr>
-        <w:t>Adamu</w:t>
-      </w:r>
-      <w:r>
-        <w:rPr>
-          <w:lang w:val="sw_KE" w:bidi="sw_KE"/>
-        </w:rPr>
-        <w:t xml:space="preserve">. Mungu alipanda bustani ambapo </w:t>
+        <w:t>Agano</w:t>
+      </w:r>
+      <w:r>
+        <w:rPr>
+          <w:lang w:val="sw_KE" w:bidi="sw_KE"/>
+        </w:rPr>
+        <w:t xml:space="preserve"> ni makubaliano kati ya pande mbili.</w:t>
+      </w:r>
+    </w:p>
+    <w:p>
+      <w:pPr>
+        <w:pStyle w:val="ListBullet"/>
+        <w:spacing w:line="240" w:lineRule="auto"/>
+        <w:ind w:left="720"/>
+      </w:pPr>
+      <w:r>
+        <w:rPr>
+          <w:lang w:val="sw_KE" w:bidi="sw_KE"/>
+        </w:rPr>
       </w:r>
       <w:r>
         <w:rPr>
           <w:b/>
           <w:lang w:val="sw_KE" w:bidi="sw_KE"/>
         </w:rPr>
-        <w:t>Adamu</w:t>
-      </w:r>
-      <w:r>
-        <w:rPr>
-          <w:lang w:val="sw_KE" w:bidi="sw_KE"/>
-        </w:rPr>
-        <w:t xml:space="preserve"> angeweza kuishi, na akamweka hapo ili aitunze.</w:t>
+        <w:t>5:4</w:t>
+      </w:r>
+      <w:r>
+        <w:rPr>
+          <w:lang w:val="sw_KE" w:bidi="sw_KE"/>
+        </w:rPr>
+        <w:t xml:space="preserve"> “Nitafanya Ishmaeli kuwa taifa kuu pia, lakini agano langu litakuwa na Isaka.”</w:t>
       </w:r>
     </w:p>
     <w:p>
@@ -3210,20 +4977,236 @@
           <w:b/>
           <w:lang w:val="sw_KE" w:bidi="sw_KE"/>
         </w:rPr>
-        <w:t>1:12</w:t>
-      </w:r>
-      <w:r>
-        <w:rPr>
-          <w:lang w:val="sw_KE" w:bidi="sw_KE"/>
-        </w:rPr>
-        <w:t xml:space="preserve"> Kisha Mungu akasema, “Si vizuri kwa Adamu kuwa peke yake.” Hata hivyo, hakuna mnyama yeyote ambaye angeweza kuwa msaidizi wa </w:t>
+        <w:t>6:4</w:t>
+      </w:r>
+      <w:r>
+        <w:rPr>
+          <w:lang w:val="sw_KE" w:bidi="sw_KE"/>
+        </w:rPr>
+        <w:t xml:space="preserve"> Baada ya muda mrefu, Abrahamu alikufa na ahadi zote ambazo Mungu alikuwa amemfanyia katika </w:t>
       </w:r>
       <w:r>
         <w:rPr>
           <w:b/>
           <w:lang w:val="sw_KE" w:bidi="sw_KE"/>
         </w:rPr>
-        <w:t>Adamu</w:t>
+        <w:t>agano</w:t>
+      </w:r>
+      <w:r>
+        <w:rPr>
+          <w:lang w:val="sw_KE" w:bidi="sw_KE"/>
+        </w:rPr>
+        <w:t xml:space="preserve"> zilipitishwa kwa Isaka.</w:t>
+      </w:r>
+    </w:p>
+    <w:p>
+      <w:pPr>
+        <w:pStyle w:val="ListBullet"/>
+        <w:spacing w:line="240" w:lineRule="auto"/>
+        <w:ind w:left="720"/>
+      </w:pPr>
+      <w:r>
+        <w:rPr>
+          <w:lang w:val="sw_KE" w:bidi="sw_KE"/>
+        </w:rPr>
+      </w:r>
+      <w:r>
+        <w:rPr>
+          <w:b/>
+          <w:lang w:val="sw_KE" w:bidi="sw_KE"/>
+        </w:rPr>
+        <w:t>7:10</w:t>
+      </w:r>
+      <w:r>
+        <w:rPr>
+          <w:lang w:val="sw_KE" w:bidi="sw_KE"/>
+        </w:rPr>
+        <w:t xml:space="preserve"> “Ahadi za </w:t>
+      </w:r>
+      <w:r>
+        <w:rPr>
+          <w:b/>
+          <w:lang w:val="sw_KE" w:bidi="sw_KE"/>
+        </w:rPr>
+        <w:t>agano</w:t>
+      </w:r>
+      <w:r>
+        <w:rPr>
+          <w:lang w:val="sw_KE" w:bidi="sw_KE"/>
+        </w:rPr>
+        <w:t xml:space="preserve"> ambazo Mungu alitoa kwa Abrahamu na kisha kwa Isaka sasa zimepitishwa kwa Yakobo.”</w:t>
+      </w:r>
+    </w:p>
+    <w:p>
+      <w:pPr>
+        <w:pStyle w:val="ListBullet"/>
+        <w:spacing w:line="240" w:lineRule="auto"/>
+        <w:ind w:left="720"/>
+      </w:pPr>
+      <w:r>
+        <w:rPr>
+          <w:lang w:val="sw_KE" w:bidi="sw_KE"/>
+        </w:rPr>
+      </w:r>
+      <w:r>
+        <w:rPr>
+          <w:b/>
+          <w:lang w:val="sw_KE" w:bidi="sw_KE"/>
+        </w:rPr>
+        <w:t>13:2</w:t>
+      </w:r>
+      <w:r>
+        <w:rPr>
+          <w:lang w:val="sw_KE" w:bidi="sw_KE"/>
+        </w:rPr>
+        <w:t xml:space="preserve"> Mungu alisema kwa Mose na watu wa Israeli, “Ikiwa mtatii sauti yangu na kushika </w:t>
+      </w:r>
+      <w:r>
+        <w:rPr>
+          <w:b/>
+          <w:lang w:val="sw_KE" w:bidi="sw_KE"/>
+        </w:rPr>
+        <w:t>agano</w:t>
+      </w:r>
+      <w:r>
+        <w:rPr>
+          <w:lang w:val="sw_KE" w:bidi="sw_KE"/>
+        </w:rPr>
+        <w:t xml:space="preserve"> langu, mtakuwa mali yangu ya thamani, ufalme wa makuhani, na taifa takatifu.”</w:t>
+      </w:r>
+    </w:p>
+    <w:p>
+      <w:pPr>
+        <w:pStyle w:val="ListBullet"/>
+        <w:spacing w:line="240" w:lineRule="auto"/>
+        <w:ind w:left="720"/>
+      </w:pPr>
+      <w:r>
+        <w:rPr>
+          <w:lang w:val="sw_KE" w:bidi="sw_KE"/>
+        </w:rPr>
+      </w:r>
+      <w:r>
+        <w:rPr>
+          <w:b/>
+          <w:lang w:val="sw_KE" w:bidi="sw_KE"/>
+        </w:rPr>
+        <w:t>13:4</w:t>
+      </w:r>
+      <w:r>
+        <w:rPr>
+          <w:lang w:val="sw_KE" w:bidi="sw_KE"/>
+        </w:rPr>
+        <w:t xml:space="preserve"> Kisha Mungu akawapa </w:t>
+      </w:r>
+      <w:r>
+        <w:rPr>
+          <w:b/>
+          <w:lang w:val="sw_KE" w:bidi="sw_KE"/>
+        </w:rPr>
+        <w:t>agano</w:t>
+      </w:r>
+      <w:r>
+        <w:rPr>
+          <w:lang w:val="sw_KE" w:bidi="sw_KE"/>
+        </w:rPr>
+        <w:t xml:space="preserve"> na kusema, “Mimi ni Yahweh, Mungu wenu, niliyewakomboa kutoka utumwani Misri. Msikazane kuwahudumia miungu mingine.”</w:t>
+      </w:r>
+    </w:p>
+    <w:p>
+      <w:pPr>
+        <w:pStyle w:val="ListBullet"/>
+        <w:spacing w:line="240" w:lineRule="auto"/>
+        <w:ind w:left="720"/>
+      </w:pPr>
+      <w:r>
+        <w:rPr>
+          <w:lang w:val="sw_KE" w:bidi="sw_KE"/>
+        </w:rPr>
+      </w:r>
+      <w:r>
+        <w:rPr>
+          <w:b/>
+          <w:lang w:val="sw_KE" w:bidi="sw_KE"/>
+        </w:rPr>
+        <w:t>15:13</w:t>
+      </w:r>
+      <w:r>
+        <w:rPr>
+          <w:lang w:val="sw_KE" w:bidi="sw_KE"/>
+        </w:rPr>
+        <w:t xml:space="preserve"> Kisha Yoshua aliwakumbusha watu juu ya wajibu wao wa kutii </w:t>
+      </w:r>
+      <w:r>
+        <w:rPr>
+          <w:b/>
+          <w:lang w:val="sw_KE" w:bidi="sw_KE"/>
+        </w:rPr>
+        <w:t>agano</w:t>
+      </w:r>
+      <w:r>
+        <w:rPr>
+          <w:lang w:val="sw_KE" w:bidi="sw_KE"/>
+        </w:rPr>
+        <w:t xml:space="preserve"> ambalo Mungu alifanya na Waisraeli huko Sinai.</w:t>
+      </w:r>
+    </w:p>
+    <w:p>
+      <w:pPr>
+        <w:pStyle w:val="ListBullet"/>
+        <w:spacing w:line="240" w:lineRule="auto"/>
+        <w:ind w:left="720"/>
+      </w:pPr>
+      <w:r>
+        <w:rPr>
+          <w:lang w:val="sw_KE" w:bidi="sw_KE"/>
+        </w:rPr>
+      </w:r>
+      <w:r>
+        <w:rPr>
+          <w:b/>
+          <w:lang w:val="sw_KE" w:bidi="sw_KE"/>
+        </w:rPr>
+        <w:t>21:5</w:t>
+      </w:r>
+      <w:r>
+        <w:rPr>
+          <w:lang w:val="sw_KE" w:bidi="sw_KE"/>
+        </w:rPr>
+        <w:t xml:space="preserve"> Kupitia nabii Yeremia, Mungu aliahidi kwamba angefanya </w:t>
+      </w:r>
+      <w:r>
+        <w:rPr>
+          <w:b/>
+          <w:lang w:val="sw_KE" w:bidi="sw_KE"/>
+        </w:rPr>
+        <w:t>Agano Jipya</w:t>
+      </w:r>
+      <w:r>
+        <w:rPr>
+          <w:lang w:val="sw_KE" w:bidi="sw_KE"/>
+        </w:rPr>
+        <w:t xml:space="preserve">, lakini si kama agano Mungu alilofanya na Israeli huko Sinai. Katika </w:t>
+      </w:r>
+      <w:r>
+        <w:rPr>
+          <w:b/>
+          <w:lang w:val="sw_KE" w:bidi="sw_KE"/>
+        </w:rPr>
+        <w:t>Agano Jipya</w:t>
+      </w:r>
+      <w:r>
+        <w:rPr>
+          <w:lang w:val="sw_KE" w:bidi="sw_KE"/>
+        </w:rPr>
+        <w:t xml:space="preserve">, Mungu angeandika sheria yake mioyoni mwa watu, watu wangemjua Mungu kibinafsi, wangekuwa watu wake, na Mungu angesamehe dhambi zao. Masihi angeanzisha </w:t>
+      </w:r>
+      <w:r>
+        <w:rPr>
+          <w:b/>
+          <w:lang w:val="sw_KE" w:bidi="sw_KE"/>
+        </w:rPr>
+        <w:t>Agano Jipya</w:t>
       </w:r>
       <w:r>
         <w:rPr>
@@ -3248,26 +5231,26 @@
           <w:b/>
           <w:lang w:val="sw_KE" w:bidi="sw_KE"/>
         </w:rPr>
-        <w:t>2:11</w:t>
-      </w:r>
-      <w:r>
-        <w:rPr>
-          <w:lang w:val="sw_KE" w:bidi="sw_KE"/>
-        </w:rPr>
-        <w:t xml:space="preserve"> Kisha Mungu akamvisha </w:t>
+        <w:t>21:14</w:t>
+      </w:r>
+      <w:r>
+        <w:rPr>
+          <w:lang w:val="sw_KE" w:bidi="sw_KE"/>
+        </w:rPr>
+        <w:t xml:space="preserve"> Kupitia kifo na ufufuo wa Masihi, Mungu angekamilisha mpango wake wa kuokoa wenye dhambi na kuanzisha </w:t>
       </w:r>
       <w:r>
         <w:rPr>
           <w:b/>
           <w:lang w:val="sw_KE" w:bidi="sw_KE"/>
         </w:rPr>
-        <w:t>Adamu</w:t>
-      </w:r>
-      <w:r>
-        <w:rPr>
-          <w:lang w:val="sw_KE" w:bidi="sw_KE"/>
-        </w:rPr>
-        <w:t xml:space="preserve"> na Hawa mavazi ya ngozi za wanyama.</w:t>
+        <w:t>Agano Jipya</w:t>
+      </w:r>
+      <w:r>
+        <w:rPr>
+          <w:lang w:val="sw_KE" w:bidi="sw_KE"/>
+        </w:rPr>
+        <w:t>.</w:t>
       </w:r>
     </w:p>
     <w:p>
@@ -3286,26 +5269,26 @@
           <w:b/>
           <w:lang w:val="sw_KE" w:bidi="sw_KE"/>
         </w:rPr>
-        <w:t>2:12</w:t>
-      </w:r>
-      <w:r>
-        <w:rPr>
-          <w:lang w:val="sw_KE" w:bidi="sw_KE"/>
-        </w:rPr>
-        <w:t xml:space="preserve"> Kwa hiyo, Mungu aliwapeleka </w:t>
+        <w:t>38:5</w:t>
+      </w:r>
+      <w:r>
+        <w:rPr>
+          <w:lang w:val="sw_KE" w:bidi="sw_KE"/>
+        </w:rPr>
+        <w:t xml:space="preserve"> Kisha Yesu akachukua kikombe na kusema, “Kunyweni hiki. Ni damu yangu ya </w:t>
       </w:r>
       <w:r>
         <w:rPr>
           <w:b/>
           <w:lang w:val="sw_KE" w:bidi="sw_KE"/>
         </w:rPr>
-        <w:t>Adamu</w:t>
-      </w:r>
-      <w:r>
-        <w:rPr>
-          <w:lang w:val="sw_KE" w:bidi="sw_KE"/>
-        </w:rPr>
-        <w:t xml:space="preserve"> na Hawa mbali na bustani nzuri.</w:t>
+        <w:t>Agano Jipya</w:t>
+      </w:r>
+      <w:r>
+        <w:rPr>
+          <w:lang w:val="sw_KE" w:bidi="sw_KE"/>
+        </w:rPr>
+        <w:t xml:space="preserve"> inayomwagika kwa ajili ya msamaha wa dhambi. Fanyeni hivi kunikumbuka kila mnapokunywa.”</w:t>
       </w:r>
     </w:p>
     <w:p>
@@ -3324,64 +5307,490 @@
           <w:b/>
           <w:lang w:val="sw_KE" w:bidi="sw_KE"/>
         </w:rPr>
-        <w:t>49:8</w:t>
-      </w:r>
-      <w:r>
-        <w:rPr>
-          <w:lang w:val="sw_KE" w:bidi="sw_KE"/>
-        </w:rPr>
-        <w:t xml:space="preserve"> Wakati </w:t>
+        <w:t>48:11</w:t>
+      </w:r>
+      <w:r>
+        <w:rPr>
+          <w:lang w:val="sw_KE" w:bidi="sw_KE"/>
+        </w:rPr>
+        <w:t xml:space="preserve"> Lakini Mungu sasa ameweka </w:t>
       </w:r>
       <w:r>
         <w:rPr>
           <w:b/>
           <w:lang w:val="sw_KE" w:bidi="sw_KE"/>
         </w:rPr>
-        <w:t>Adamu</w:t>
-      </w:r>
-      <w:r>
-        <w:rPr>
-          <w:lang w:val="sw_KE" w:bidi="sw_KE"/>
-        </w:rPr>
-        <w:t xml:space="preserve"> na Hawa walipotenda dhambi, iliathiri kizazi chao chote.</w:t>
-      </w:r>
-    </w:p>
-    <w:p>
-      <w:pPr>
-        <w:pStyle w:val="ListBullet"/>
-        <w:spacing w:line="240" w:lineRule="auto"/>
-        <w:ind w:left="720"/>
-      </w:pPr>
-      <w:r>
-        <w:rPr>
-          <w:lang w:val="sw_KE" w:bidi="sw_KE"/>
-        </w:rPr>
+        <w:t>Agano Jipya</w:t>
+      </w:r>
+      <w:r>
+        <w:rPr>
+          <w:lang w:val="sw_KE" w:bidi="sw_KE"/>
+        </w:rPr>
+        <w:t xml:space="preserve"> ambalo linapatikana kwa kila mtu. Kwa sababu ya </w:t>
       </w:r>
       <w:r>
         <w:rPr>
           <w:b/>
           <w:lang w:val="sw_KE" w:bidi="sw_KE"/>
         </w:rPr>
-        <w:t>50:16</w:t>
-      </w:r>
-      <w:r>
-        <w:rPr>
-          <w:lang w:val="sw_KE" w:bidi="sw_KE"/>
-        </w:rPr>
-        <w:t xml:space="preserve"> Kwa sababu </w:t>
+        <w:t>Agano Jipya</w:t>
+      </w:r>
+      <w:r>
+        <w:rPr>
+          <w:lang w:val="sw_KE" w:bidi="sw_KE"/>
+        </w:rPr>
+        <w:t xml:space="preserve"> hili, yeyote kutoka kundi lolote la watu anaweza kuwa sehemu ya watu wa Mungu kwa kumwamini Yesu.</w:t>
+      </w:r>
+    </w:p>
+    <w:p>
+      <w:pPr>
+        <w:pStyle w:val="Heading3"/>
+      </w:pPr>
+      <w:r>
+        <w:rPr>
+          <w:lang w:val="sw_KE" w:bidi="sw_KE"/>
+        </w:rPr>
+        <w:t>Data ya Neno:</w:t>
+      </w:r>
+    </w:p>
+    <w:p>
+      <w:pPr>
+        <w:pStyle w:val="ListBullet"/>
+        <w:spacing w:line="240" w:lineRule="auto"/>
+        <w:ind w:left="720"/>
+      </w:pPr>
+      <w:r>
+        <w:rPr>
+          <w:lang w:val="sw_KE" w:bidi="sw_KE"/>
+        </w:rPr>
+      </w:r>
+      <w:r>
+        <w:rPr>
+          <w:lang w:val="sw_KE" w:bidi="sw_KE"/>
+        </w:rPr>
+        <w:t>Strong's: H1285, H2319, H3772, G08020, G12420, G49340</w:t>
+      </w:r>
+      <w:r>
+        <w:rPr>
+          <w:lang w:val="sw_KE" w:bidi="sw_KE"/>
+        </w:rPr>
+      </w:r>
+      <w:r>
+        <w:rPr>
+          <w:lang w:val="sw_KE" w:bidi="sw_KE"/>
+        </w:rPr>
+      </w:r>
+    </w:p>
+    <w:p>
+      <w:pPr/>
+      <w:r>
+        <w:rPr>
+          <w:lang w:val="sw_KE" w:bidi="sw_KE"/>
+        </w:rPr>
+      </w:r>
+    </w:p>
+    <w:p>
+      <w:pPr>
+        <w:pStyle w:val="Heading2"/>
+      </w:pPr>
+      <w:r>
+        <w:rPr>
+          <w:lang w:val="sw_KE" w:bidi="sw_KE"/>
+        </w:rPr>
+        <w:t>Ahabu</w:t>
+      </w:r>
+      <w:r>
+        <w:rPr>
+          <w:lang w:val="sw_KE" w:bidi="sw_KE"/>
+        </w:rPr>
+      </w:r>
+    </w:p>
+    <w:p>
+      <w:pPr>
+        <w:pStyle w:val="Heading3"/>
+      </w:pPr>
+      <w:r>
+        <w:rPr>
+          <w:lang w:val="sw_KE" w:bidi="sw_KE"/>
+        </w:rPr>
+        <w:t>Uhalisia:</w:t>
+      </w:r>
+    </w:p>
+    <w:p>
+      <w:pPr/>
+      <w:r>
+        <w:rPr>
+          <w:lang w:val="sw_KE" w:bidi="sw_KE"/>
+        </w:rPr>
+      </w:r>
+      <w:r>
+        <w:rPr>
+          <w:lang w:val="sw_KE" w:bidi="sw_KE"/>
+        </w:rPr>
+        <w:t>Ahabu alikuwa mfalme mwovu sana ambaye alitawala ufalme wa kaskazini wa Israeli kuanzia mwaka 875 hadi 854 Kabla ya Kristo (KK).</w:t>
+      </w:r>
+    </w:p>
+    <w:p>
+      <w:pPr>
+        <w:pStyle w:val="ListBullet"/>
+        <w:spacing w:line="240" w:lineRule="auto"/>
+        <w:ind w:left="720"/>
+      </w:pPr>
+      <w:r>
+        <w:rPr>
+          <w:lang w:val="sw_KE" w:bidi="sw_KE"/>
+        </w:rPr>
+      </w:r>
+      <w:r>
+        <w:rPr>
+          <w:lang w:val="sw_KE" w:bidi="sw_KE"/>
+        </w:rPr>
+        <w:t>Mfalme Ahabu aliwashawishi watu wa Israeli kuabudu miungu ya uongo.</w:t>
+      </w:r>
+    </w:p>
+    <w:p>
+      <w:pPr>
+        <w:pStyle w:val="ListBullet"/>
+        <w:spacing w:line="240" w:lineRule="auto"/>
+        <w:ind w:left="720"/>
+      </w:pPr>
+      <w:r>
+        <w:rPr>
+          <w:lang w:val="sw_KE" w:bidi="sw_KE"/>
+        </w:rPr>
+      </w:r>
+      <w:r>
+        <w:rPr>
+          <w:lang w:val="sw_KE" w:bidi="sw_KE"/>
+        </w:rPr>
+        <w:t>Nabii Eliya alimkabili Ahabu na kumwambia kutakuwa na ukame mkali kwa miaka mitatu na nusu kama adhabu kwa dhambi ambazo Ahabu aliwasababisha Waisraeli kufanya.</w:t>
+      </w:r>
+    </w:p>
+    <w:p>
+      <w:pPr>
+        <w:pStyle w:val="ListBullet"/>
+        <w:spacing w:line="240" w:lineRule="auto"/>
+        <w:ind w:left="720"/>
+      </w:pPr>
+      <w:r>
+        <w:rPr>
+          <w:lang w:val="sw_KE" w:bidi="sw_KE"/>
+        </w:rPr>
+      </w:r>
+      <w:r>
+        <w:rPr>
+          <w:lang w:val="sw_KE" w:bidi="sw_KE"/>
+        </w:rPr>
+        <w:t>Ahabu na mke wake Yezebeli walifanya mambo mengine maovu mengi, ikiwa ni pamoja na kutumia mamlaka yao kuua watu wasio na hatia.</w:t>
+      </w:r>
+    </w:p>
+    <w:p>
+      <w:pPr/>
+      <w:r>
+        <w:rPr>
+          <w:lang w:val="sw_KE" w:bidi="sw_KE"/>
+        </w:rPr>
+      </w:r>
+      <w:r>
+        <w:rPr>
+          <w:lang w:val="sw_KE" w:bidi="sw_KE"/>
+        </w:rPr>
+        <w:t>(Mapendekezo ya Tafsiri: Jinsi ya Kutafsiri Majina ya Watu)</w:t>
+      </w:r>
+    </w:p>
+    <w:p>
+      <w:pPr/>
+      <w:r>
+        <w:rPr>
+          <w:lang w:val="sw_KE" w:bidi="sw_KE"/>
+        </w:rPr>
+      </w:r>
+      <w:r>
+        <w:rPr>
+          <w:lang w:val="sw_KE" w:bidi="sw_KE"/>
+        </w:rPr>
+        <w:t xml:space="preserve">(Tazama pia: </w:t>
+      </w:r>
+      <w:r>
+        <w:rPr>
+          <w:lang w:val="sw_KE" w:bidi="sw_KE"/>
+        </w:rPr>
+        <w:t>Bali</w:t>
+      </w:r>
+      <w:r>
+        <w:rPr>
+          <w:lang w:val="sw_KE" w:bidi="sw_KE"/>
+        </w:rPr>
+        <w:t xml:space="preserve">, </w:t>
+      </w:r>
+      <w:r>
+        <w:rPr>
+          <w:lang w:val="sw_KE" w:bidi="sw_KE"/>
+        </w:rPr>
+        <w:t>Eliya</w:t>
+      </w:r>
+      <w:r>
+        <w:rPr>
+          <w:lang w:val="sw_KE" w:bidi="sw_KE"/>
+        </w:rPr>
+        <w:t xml:space="preserve">, </w:t>
+      </w:r>
+      <w:r>
+        <w:rPr>
+          <w:lang w:val="sw_KE" w:bidi="sw_KE"/>
+        </w:rPr>
+        <w:t>Yezebeli</w:t>
+      </w:r>
+      <w:r>
+        <w:rPr>
+          <w:lang w:val="sw_KE" w:bidi="sw_KE"/>
+        </w:rPr>
+        <w:t xml:space="preserve">, </w:t>
+      </w:r>
+      <w:r>
+        <w:rPr>
+          <w:lang w:val="sw_KE" w:bidi="sw_KE"/>
+        </w:rPr>
+        <w:t>Ufalme wa Israeli</w:t>
+      </w:r>
+      <w:r>
+        <w:rPr>
+          <w:lang w:val="sw_KE" w:bidi="sw_KE"/>
+        </w:rPr>
+        <w:t xml:space="preserve">, </w:t>
+      </w:r>
+      <w:r>
+        <w:rPr>
+          <w:lang w:val="sw_KE" w:bidi="sw_KE"/>
+        </w:rPr>
+        <w:t>Yahweh</w:t>
+      </w:r>
+      <w:r>
+        <w:rPr>
+          <w:lang w:val="sw_KE" w:bidi="sw_KE"/>
+        </w:rPr>
+        <w:t>)</w:t>
+      </w:r>
+    </w:p>
+    <w:p>
+      <w:pPr>
+        <w:pStyle w:val="Heading3"/>
+      </w:pPr>
+      <w:r>
+        <w:rPr>
+          <w:lang w:val="sw_KE" w:bidi="sw_KE"/>
+        </w:rPr>
+        <w:t>Marejeleo ya Biblia:</w:t>
+      </w:r>
+    </w:p>
+    <w:p>
+      <w:pPr>
+        <w:pStyle w:val="ListBullet"/>
+        <w:spacing w:line="240" w:lineRule="auto"/>
+        <w:ind w:left="720"/>
+      </w:pPr>
+      <w:r>
+        <w:rPr>
+          <w:lang w:val="sw_KE" w:bidi="sw_KE"/>
+        </w:rPr>
+      </w:r>
+      <w:r>
+        <w:rPr>
+          <w:lang w:val="sw_KE" w:bidi="sw_KE"/>
+        </w:rPr>
+        <w:t>1 Wafalme 18:1–2</w:t>
+      </w:r>
+    </w:p>
+    <w:p>
+      <w:pPr>
+        <w:pStyle w:val="ListBullet"/>
+        <w:spacing w:line="240" w:lineRule="auto"/>
+        <w:ind w:left="720"/>
+      </w:pPr>
+      <w:r>
+        <w:rPr>
+          <w:lang w:val="sw_KE" w:bidi="sw_KE"/>
+        </w:rPr>
+      </w:r>
+      <w:r>
+        <w:rPr>
+          <w:lang w:val="sw_KE" w:bidi="sw_KE"/>
+        </w:rPr>
+        <w:t>1 Wafalme 20:1–3</w:t>
+      </w:r>
+    </w:p>
+    <w:p>
+      <w:pPr>
+        <w:pStyle w:val="ListBullet"/>
+        <w:spacing w:line="240" w:lineRule="auto"/>
+        <w:ind w:left="720"/>
+      </w:pPr>
+      <w:r>
+        <w:rPr>
+          <w:lang w:val="sw_KE" w:bidi="sw_KE"/>
+        </w:rPr>
+      </w:r>
+      <w:r>
+        <w:rPr>
+          <w:lang w:val="sw_KE" w:bidi="sw_KE"/>
+        </w:rPr>
+        <w:t>2 Mambo ya Nyakati 21:6</w:t>
+      </w:r>
+    </w:p>
+    <w:p>
+      <w:pPr>
+        <w:pStyle w:val="ListBullet"/>
+        <w:spacing w:line="240" w:lineRule="auto"/>
+        <w:ind w:left="720"/>
+      </w:pPr>
+      <w:r>
+        <w:rPr>
+          <w:lang w:val="sw_KE" w:bidi="sw_KE"/>
+        </w:rPr>
+      </w:r>
+      <w:r>
+        <w:rPr>
+          <w:lang w:val="sw_KE" w:bidi="sw_KE"/>
+        </w:rPr>
+        <w:t>2 Wafalme 9:8</w:t>
+      </w:r>
+    </w:p>
+    <w:p>
+      <w:pPr>
+        <w:pStyle w:val="Heading3"/>
+      </w:pPr>
+      <w:r>
+        <w:rPr>
+          <w:lang w:val="sw_KE" w:bidi="sw_KE"/>
+        </w:rPr>
+        <w:t>Mifano kutoka kwenye hadithi za Biblia:</w:t>
+      </w:r>
+    </w:p>
+    <w:p>
+      <w:pPr>
+        <w:pStyle w:val="ListBullet"/>
+        <w:spacing w:line="240" w:lineRule="auto"/>
+        <w:ind w:left="720"/>
+      </w:pPr>
+      <w:r>
+        <w:rPr>
+          <w:lang w:val="sw_KE" w:bidi="sw_KE"/>
+        </w:rPr>
       </w:r>
       <w:r>
         <w:rPr>
           <w:b/>
           <w:lang w:val="sw_KE" w:bidi="sw_KE"/>
         </w:rPr>
-        <w:t>Adamu</w:t>
-      </w:r>
-      <w:r>
-        <w:rPr>
-          <w:lang w:val="sw_KE" w:bidi="sw_KE"/>
-        </w:rPr>
-        <w:t xml:space="preserve"> na Hawa hawakumtii Mungu na walileta dhambi ulimwenguni, Mungu aliulaani na akaamua kuuangamiza.</w:t>
+        <w:t>19:2</w:t>
+      </w:r>
+      <w:r>
+        <w:rPr>
+          <w:lang w:val="sw_KE" w:bidi="sw_KE"/>
+        </w:rPr>
+        <w:t xml:space="preserve"> Eliya alikuwa nabii wakati </w:t>
+      </w:r>
+      <w:r>
+        <w:rPr>
+          <w:b/>
+          <w:lang w:val="sw_KE" w:bidi="sw_KE"/>
+        </w:rPr>
+        <w:t>Ahabu</w:t>
+      </w:r>
+      <w:r>
+        <w:rPr>
+          <w:lang w:val="sw_KE" w:bidi="sw_KE"/>
+        </w:rPr>
+        <w:t xml:space="preserve"> alipokuwa mfalme wa Israeli. </w:t>
+      </w:r>
+      <w:r>
+        <w:rPr>
+          <w:b/>
+          <w:lang w:val="sw_KE" w:bidi="sw_KE"/>
+        </w:rPr>
+        <w:t>Ahabu</w:t>
+      </w:r>
+      <w:r>
+        <w:rPr>
+          <w:lang w:val="sw_KE" w:bidi="sw_KE"/>
+        </w:rPr>
+        <w:t xml:space="preserve"> alikuwa mtu mwovu ambaye aliwahimiza watu kumwabudu mungu wa uongo aitwaye Baali.</w:t>
+      </w:r>
+    </w:p>
+    <w:p>
+      <w:pPr>
+        <w:pStyle w:val="ListBullet"/>
+        <w:spacing w:line="240" w:lineRule="auto"/>
+        <w:ind w:left="720"/>
+      </w:pPr>
+      <w:r>
+        <w:rPr>
+          <w:lang w:val="sw_KE" w:bidi="sw_KE"/>
+        </w:rPr>
+      </w:r>
+      <w:r>
+        <w:rPr>
+          <w:b/>
+          <w:lang w:val="sw_KE" w:bidi="sw_KE"/>
+        </w:rPr>
+        <w:t>19:3</w:t>
+      </w:r>
+      <w:r>
+        <w:rPr>
+          <w:lang w:val="sw_KE" w:bidi="sw_KE"/>
+        </w:rPr>
+        <w:t xml:space="preserve"> </w:t>
+      </w:r>
+      <w:r>
+        <w:rPr>
+          <w:b/>
+          <w:lang w:val="sw_KE" w:bidi="sw_KE"/>
+        </w:rPr>
+        <w:t>Ahabu</w:t>
+      </w:r>
+      <w:r>
+        <w:rPr>
+          <w:lang w:val="sw_KE" w:bidi="sw_KE"/>
+        </w:rPr>
+        <w:t xml:space="preserve"> na jeshi lake walimtafuta Eliya, lakini hawakufanikiwa kumpata.</w:t>
+      </w:r>
+    </w:p>
+    <w:p>
+      <w:pPr>
+        <w:pStyle w:val="ListBullet"/>
+        <w:spacing w:line="240" w:lineRule="auto"/>
+        <w:ind w:left="720"/>
+      </w:pPr>
+      <w:r>
+        <w:rPr>
+          <w:lang w:val="sw_KE" w:bidi="sw_KE"/>
+        </w:rPr>
+      </w:r>
+      <w:r>
+        <w:rPr>
+          <w:b/>
+          <w:lang w:val="sw_KE" w:bidi="sw_KE"/>
+        </w:rPr>
+        <w:t>19:5</w:t>
+      </w:r>
+      <w:r>
+        <w:rPr>
+          <w:lang w:val="sw_KE" w:bidi="sw_KE"/>
+        </w:rPr>
+        <w:t xml:space="preserve"> Baada ya miaka mitatu na nusu, Mungu alimwambia Eliya arudi katika ufalme wa Israeli na kuzungumza na </w:t>
+      </w:r>
+      <w:r>
+        <w:rPr>
+          <w:b/>
+          <w:lang w:val="sw_KE" w:bidi="sw_KE"/>
+        </w:rPr>
+        <w:t>Ahabu</w:t>
+      </w:r>
+      <w:r>
+        <w:rPr>
+          <w:lang w:val="sw_KE" w:bidi="sw_KE"/>
+        </w:rPr>
+        <w:t xml:space="preserve"> kwa sababu alikuwa anataka kuleta mvua tena.</w:t>
       </w:r>
     </w:p>
     <w:p>
@@ -3410,7 +5819,7 @@
         <w:rPr>
           <w:lang w:val="sw_KE" w:bidi="sw_KE"/>
         </w:rPr>
-        <w:t>Strong's: H0120, G00760</w:t>
+        <w:t>Strong's: H0256</w:t>
       </w:r>
       <w:r>
         <w:rPr>
@@ -3439,7 +5848,7 @@
         <w:rPr>
           <w:lang w:val="sw_KE" w:bidi="sw_KE"/>
         </w:rPr>
-        <w:t>Adhibu</w:t>
+        <w:t>Ahadi</w:t>
       </w:r>
       <w:r>
         <w:rPr>
@@ -3469,97 +5878,97 @@
         <w:rPr>
           <w:lang w:val="sw_KE" w:bidi="sw_KE"/>
         </w:rPr>
-        <w:t>Neno "kuadhibu" linamaanisha kumsababisha mtu kupata adhabu mbaya kwa kufanya jambo lisilo sahihi. Neno "adhabu" linarejelea adhabu mbaya inayotolewa kama matokeo ya tabia hiyo mbaya.</w:t>
-      </w:r>
-    </w:p>
-    <w:p>
-      <w:pPr>
-        <w:pStyle w:val="ListBullet"/>
-        <w:spacing w:line="240" w:lineRule="auto"/>
-        <w:ind w:left="720"/>
-      </w:pPr>
-      <w:r>
-        <w:rPr>
-          <w:lang w:val="sw_KE" w:bidi="sw_KE"/>
-        </w:rPr>
-      </w:r>
-      <w:r>
-        <w:rPr>
-          <w:lang w:val="sw_KE" w:bidi="sw_KE"/>
-        </w:rPr>
-        <w:t>Mara nyingi adhabu inalenga kumhamasisha mtu kuacha kutenda dhambi.</w:t>
-      </w:r>
-    </w:p>
-    <w:p>
-      <w:pPr>
-        <w:pStyle w:val="ListBullet"/>
-        <w:spacing w:line="240" w:lineRule="auto"/>
-        <w:ind w:left="720"/>
-      </w:pPr>
-      <w:r>
-        <w:rPr>
-          <w:lang w:val="sw_KE" w:bidi="sw_KE"/>
-        </w:rPr>
-      </w:r>
-      <w:r>
-        <w:rPr>
-          <w:lang w:val="sw_KE" w:bidi="sw_KE"/>
-        </w:rPr>
-        <w:t>Mungu aliwaadhibu Waisraeli walipomwasi, hasa walipoabudu miungu ya uongo. Kwa sababu ya dhambi zao, Mungu aliwaruhusu maadui zao kuwashambulia na kuwateka.</w:t>
-      </w:r>
-    </w:p>
-    <w:p>
-      <w:pPr>
-        <w:pStyle w:val="ListBullet"/>
-        <w:spacing w:line="240" w:lineRule="auto"/>
-        <w:ind w:left="720"/>
-      </w:pPr>
-      <w:r>
-        <w:rPr>
-          <w:lang w:val="sw_KE" w:bidi="sw_KE"/>
-        </w:rPr>
-      </w:r>
-      <w:r>
-        <w:rPr>
-          <w:lang w:val="sw_KE" w:bidi="sw_KE"/>
-        </w:rPr>
-        <w:t>Mungu ni mwenye haki na mwenye usawa, kwa hivyo lazima aadhibu dhambi. Kila mwanadamu ametenda dhambi dhidi ya Mungu na anastahili adhabu.</w:t>
-      </w:r>
-    </w:p>
-    <w:p>
-      <w:pPr>
-        <w:pStyle w:val="ListBullet"/>
-        <w:spacing w:line="240" w:lineRule="auto"/>
-        <w:ind w:left="720"/>
-      </w:pPr>
-      <w:r>
-        <w:rPr>
-          <w:lang w:val="sw_KE" w:bidi="sw_KE"/>
-        </w:rPr>
-      </w:r>
-      <w:r>
-        <w:rPr>
-          <w:lang w:val="sw_KE" w:bidi="sw_KE"/>
-        </w:rPr>
-        <w:t>Yesu alihukumiwa kwa ajili ya mambo yote mabaya ambayo kila mtu amewahi kufanya. Alipokea adhabu ya kila mtu juu yake mwenyewe ingawa hakufanya kosa lolote na hakustahili adhabu hiyo.</w:t>
-      </w:r>
-    </w:p>
-    <w:p>
-      <w:pPr>
-        <w:pStyle w:val="ListBullet"/>
-        <w:spacing w:line="240" w:lineRule="auto"/>
-        <w:ind w:left="720"/>
-      </w:pPr>
-      <w:r>
-        <w:rPr>
-          <w:lang w:val="sw_KE" w:bidi="sw_KE"/>
-        </w:rPr>
-      </w:r>
-      <w:r>
-        <w:rPr>
-          <w:lang w:val="sw_KE" w:bidi="sw_KE"/>
-        </w:rPr>
-        <w:t>Maneno "kuenda bila kuadhibiwa" na "kuondoka bila kuadhibiwa" yanamaanisha kuamua kutowaadhibu watu kwa makosa yao. Mungu mara nyingi huruhusu dhambi kwenda bila kuadhibiwa anaposubiri watu watubu.</w:t>
+        <w:t>Neno "ahadi" linamaanisha kujitolea rasmi na kwa dhati kufanya jambo au kutoa kitu.</w:t>
+      </w:r>
+    </w:p>
+    <w:p>
+      <w:pPr>
+        <w:pStyle w:val="ListBullet"/>
+        <w:spacing w:line="240" w:lineRule="auto"/>
+        <w:ind w:left="720"/>
+      </w:pPr>
+      <w:r>
+        <w:rPr>
+          <w:lang w:val="sw_KE" w:bidi="sw_KE"/>
+        </w:rPr>
+      </w:r>
+      <w:r>
+        <w:rPr>
+          <w:lang w:val="sw_KE" w:bidi="sw_KE"/>
+        </w:rPr>
+        <w:t>Kwenye Agano la Kale, maafisa wa Israeli waliapa kuwa waaminifu kwa Mfalme Daudi.</w:t>
+      </w:r>
+    </w:p>
+    <w:p>
+      <w:pPr>
+        <w:pStyle w:val="ListBullet"/>
+        <w:spacing w:line="240" w:lineRule="auto"/>
+        <w:ind w:left="720"/>
+      </w:pPr>
+      <w:r>
+        <w:rPr>
+          <w:lang w:val="sw_KE" w:bidi="sw_KE"/>
+        </w:rPr>
+      </w:r>
+      <w:r>
+        <w:rPr>
+          <w:lang w:val="sw_KE" w:bidi="sw_KE"/>
+        </w:rPr>
+        <w:t>Kusema "ahadi" kunaweza kumaanisha "kujitolea rasmi" au "kuahidi kwa dhati."</w:t>
+      </w:r>
+    </w:p>
+    <w:p>
+      <w:pPr>
+        <w:pStyle w:val="ListBullet"/>
+        <w:spacing w:line="240" w:lineRule="auto"/>
+        <w:ind w:left="720"/>
+      </w:pPr>
+      <w:r>
+        <w:rPr>
+          <w:lang w:val="sw_KE" w:bidi="sw_KE"/>
+        </w:rPr>
+      </w:r>
+      <w:r>
+        <w:rPr>
+          <w:lang w:val="sw_KE" w:bidi="sw_KE"/>
+        </w:rPr>
+        <w:t>Neno "ahadi" linaweza pia kumaanisha kitu kinachotolewa kama dhamana au ahadi ya kulipa deni.</w:t>
+      </w:r>
+    </w:p>
+    <w:p>
+      <w:pPr>
+        <w:pStyle w:val="ListBullet"/>
+        <w:spacing w:line="240" w:lineRule="auto"/>
+        <w:ind w:left="720"/>
+      </w:pPr>
+      <w:r>
+        <w:rPr>
+          <w:lang w:val="sw_KE" w:bidi="sw_KE"/>
+        </w:rPr>
+      </w:r>
+      <w:r>
+        <w:rPr>
+          <w:lang w:val="sw_KE" w:bidi="sw_KE"/>
+        </w:rPr>
+        <w:t>Kitu kilichowekwa kama rehani kitarudishwa kwa mmiliki wake wakati ahadi itakapotimizwa.</w:t>
+      </w:r>
+    </w:p>
+    <w:p>
+      <w:pPr>
+        <w:pStyle w:val="ListBullet"/>
+        <w:spacing w:line="240" w:lineRule="auto"/>
+        <w:ind w:left="720"/>
+      </w:pPr>
+      <w:r>
+        <w:rPr>
+          <w:lang w:val="sw_KE" w:bidi="sw_KE"/>
+        </w:rPr>
+      </w:r>
+      <w:r>
+        <w:rPr>
+          <w:lang w:val="sw_KE" w:bidi="sw_KE"/>
+        </w:rPr>
+        <w:t>Njia za kutafsiri "ahadi" zinaweza kujumuisha "ahadi ya dhati," "ahadi rasmi," "dhamana," au "uhakikisho rasmi," kulingana na muktadha.</w:t>
       </w:r>
     </w:p>
     <w:p>
@@ -3579,7 +5988,7 @@
         <w:rPr>
           <w:lang w:val="sw_KE" w:bidi="sw_KE"/>
         </w:rPr>
-        <w:t>tu</w:t>
+        <w:t>ahadi</w:t>
       </w:r>
       <w:r>
         <w:rPr>
@@ -3591,7 +6000,287 @@
         <w:rPr>
           <w:lang w:val="sw_KE" w:bidi="sw_KE"/>
         </w:rPr>
-        <w:t>tubu</w:t>
+        <w:t>kiapo</w:t>
+      </w:r>
+      <w:r>
+        <w:rPr>
+          <w:lang w:val="sw_KE" w:bidi="sw_KE"/>
+        </w:rPr>
+        <w:t>, nadhiri)</w:t>
+      </w:r>
+    </w:p>
+    <w:p>
+      <w:pPr>
+        <w:pStyle w:val="Heading3"/>
+      </w:pPr>
+      <w:r>
+        <w:rPr>
+          <w:lang w:val="sw_KE" w:bidi="sw_KE"/>
+        </w:rPr>
+        <w:t>Marejeleo ya Biblia:</w:t>
+      </w:r>
+    </w:p>
+    <w:p>
+      <w:pPr>
+        <w:pStyle w:val="ListBullet"/>
+        <w:spacing w:line="240" w:lineRule="auto"/>
+        <w:ind w:left="720"/>
+      </w:pPr>
+      <w:r>
+        <w:rPr>
+          <w:lang w:val="sw_KE" w:bidi="sw_KE"/>
+        </w:rPr>
+      </w:r>
+      <w:r>
+        <w:rPr>
+          <w:lang w:val="sw_KE" w:bidi="sw_KE"/>
+        </w:rPr>
+        <w:t>2 Wakorintho 5:4–5</w:t>
+      </w:r>
+    </w:p>
+    <w:p>
+      <w:pPr>
+        <w:pStyle w:val="ListBullet"/>
+        <w:spacing w:line="240" w:lineRule="auto"/>
+        <w:ind w:left="720"/>
+      </w:pPr>
+      <w:r>
+        <w:rPr>
+          <w:lang w:val="sw_KE" w:bidi="sw_KE"/>
+        </w:rPr>
+      </w:r>
+      <w:r>
+        <w:rPr>
+          <w:lang w:val="sw_KE" w:bidi="sw_KE"/>
+        </w:rPr>
+        <w:t>Kutoka 22:26</w:t>
+      </w:r>
+    </w:p>
+    <w:p>
+      <w:pPr>
+        <w:pStyle w:val="ListBullet"/>
+        <w:spacing w:line="240" w:lineRule="auto"/>
+        <w:ind w:left="720"/>
+      </w:pPr>
+      <w:r>
+        <w:rPr>
+          <w:lang w:val="sw_KE" w:bidi="sw_KE"/>
+        </w:rPr>
+      </w:r>
+      <w:r>
+        <w:rPr>
+          <w:lang w:val="sw_KE" w:bidi="sw_KE"/>
+        </w:rPr>
+        <w:t>Mwanzo 38:17–18</w:t>
+      </w:r>
+    </w:p>
+    <w:p>
+      <w:pPr>
+        <w:pStyle w:val="ListBullet"/>
+        <w:spacing w:line="240" w:lineRule="auto"/>
+        <w:ind w:left="720"/>
+      </w:pPr>
+      <w:r>
+        <w:rPr>
+          <w:lang w:val="sw_KE" w:bidi="sw_KE"/>
+        </w:rPr>
+      </w:r>
+      <w:r>
+        <w:rPr>
+          <w:lang w:val="sw_KE" w:bidi="sw_KE"/>
+        </w:rPr>
+        <w:t>Nehemia 10:28–29</w:t>
+      </w:r>
+    </w:p>
+    <w:p>
+      <w:pPr>
+        <w:pStyle w:val="Heading3"/>
+      </w:pPr>
+      <w:r>
+        <w:rPr>
+          <w:lang w:val="sw_KE" w:bidi="sw_KE"/>
+        </w:rPr>
+        <w:t>Data ya Neno:</w:t>
+      </w:r>
+    </w:p>
+    <w:p>
+      <w:pPr>
+        <w:pStyle w:val="ListBullet"/>
+        <w:spacing w:line="240" w:lineRule="auto"/>
+        <w:ind w:left="720"/>
+      </w:pPr>
+      <w:r>
+        <w:rPr>
+          <w:lang w:val="sw_KE" w:bidi="sw_KE"/>
+        </w:rPr>
+      </w:r>
+      <w:r>
+        <w:rPr>
+          <w:lang w:val="sw_KE" w:bidi="sw_KE"/>
+        </w:rPr>
+        <w:t>Strong's: H0781, H2254, H2258, H5667, H5671, H6148, H6161, H6162</w:t>
+      </w:r>
+      <w:r>
+        <w:rPr>
+          <w:lang w:val="sw_KE" w:bidi="sw_KE"/>
+        </w:rPr>
+      </w:r>
+      <w:r>
+        <w:rPr>
+          <w:lang w:val="sw_KE" w:bidi="sw_KE"/>
+        </w:rPr>
+      </w:r>
+    </w:p>
+    <w:p>
+      <w:pPr/>
+      <w:r>
+        <w:rPr>
+          <w:lang w:val="sw_KE" w:bidi="sw_KE"/>
+        </w:rPr>
+      </w:r>
+    </w:p>
+    <w:p>
+      <w:pPr>
+        <w:pStyle w:val="Heading2"/>
+      </w:pPr>
+      <w:r>
+        <w:rPr>
+          <w:lang w:val="sw_KE" w:bidi="sw_KE"/>
+        </w:rPr>
+        <w:t>Ahadi</w:t>
+      </w:r>
+      <w:r>
+        <w:rPr>
+          <w:lang w:val="sw_KE" w:bidi="sw_KE"/>
+        </w:rPr>
+      </w:r>
+    </w:p>
+    <w:p>
+      <w:pPr>
+        <w:pStyle w:val="Heading3"/>
+      </w:pPr>
+      <w:r>
+        <w:rPr>
+          <w:lang w:val="sw_KE" w:bidi="sw_KE"/>
+        </w:rPr>
+        <w:t>Ufafanuzi:</w:t>
+      </w:r>
+    </w:p>
+    <w:p>
+      <w:pPr/>
+      <w:r>
+        <w:rPr>
+          <w:lang w:val="sw_KE" w:bidi="sw_KE"/>
+        </w:rPr>
+      </w:r>
+      <w:r>
+        <w:rPr>
+          <w:lang w:val="sw_KE" w:bidi="sw_KE"/>
+        </w:rPr>
+        <w:t>Inapotumika kama kitenzi, neno "ahidi" linamaanisha kitendo cha mtu kusema kwamba atafanya kitu kwa njia ambayo anajilazimisha kutimiza alichosema. Inapotumika kama nomino, neno "ahadi" linamaanisha kitu ambacho mtu anajilazimisha kufanya.</w:t>
+      </w:r>
+    </w:p>
+    <w:p>
+      <w:pPr>
+        <w:pStyle w:val="ListBullet"/>
+        <w:spacing w:line="240" w:lineRule="auto"/>
+        <w:ind w:left="720"/>
+      </w:pPr>
+      <w:r>
+        <w:rPr>
+          <w:lang w:val="sw_KE" w:bidi="sw_KE"/>
+        </w:rPr>
+      </w:r>
+      <w:r>
+        <w:rPr>
+          <w:lang w:val="sw_KE" w:bidi="sw_KE"/>
+        </w:rPr>
+        <w:t>Biblia inataja ahadi nyingi ambazo Mungu amefanya kwa watu wake.</w:t>
+      </w:r>
+    </w:p>
+    <w:p>
+      <w:pPr>
+        <w:pStyle w:val="ListBullet"/>
+        <w:spacing w:line="240" w:lineRule="auto"/>
+        <w:ind w:left="720"/>
+      </w:pPr>
+      <w:r>
+        <w:rPr>
+          <w:lang w:val="sw_KE" w:bidi="sw_KE"/>
+        </w:rPr>
+      </w:r>
+      <w:r>
+        <w:rPr>
+          <w:lang w:val="sw_KE" w:bidi="sw_KE"/>
+        </w:rPr>
+        <w:t>Ahadi ni sehemu muhimu ya makubaliano rasmi kama vile maagano.</w:t>
+      </w:r>
+    </w:p>
+    <w:p>
+      <w:pPr>
+        <w:pStyle w:val="Heading3"/>
+      </w:pPr>
+      <w:r>
+        <w:rPr>
+          <w:lang w:val="sw_KE" w:bidi="sw_KE"/>
+        </w:rPr>
+        <w:t>Mapendekezo ya Tafsiri:</w:t>
+      </w:r>
+    </w:p>
+    <w:p>
+      <w:pPr>
+        <w:pStyle w:val="ListBullet"/>
+        <w:spacing w:line="240" w:lineRule="auto"/>
+        <w:ind w:left="720"/>
+      </w:pPr>
+      <w:r>
+        <w:rPr>
+          <w:lang w:val="sw_KE" w:bidi="sw_KE"/>
+        </w:rPr>
+      </w:r>
+      <w:r>
+        <w:rPr>
+          <w:lang w:val="sw_KE" w:bidi="sw_KE"/>
+        </w:rPr>
+        <w:t>Neno "ahadi" linaweza kutafsiriwa kama "kujitoa" au "uhakikisho" au "dhamana."</w:t>
+      </w:r>
+    </w:p>
+    <w:p>
+      <w:pPr>
+        <w:pStyle w:val="ListBullet"/>
+        <w:spacing w:line="240" w:lineRule="auto"/>
+        <w:ind w:left="720"/>
+      </w:pPr>
+      <w:r>
+        <w:rPr>
+          <w:lang w:val="sw_KE" w:bidi="sw_KE"/>
+        </w:rPr>
+      </w:r>
+      <w:r>
+        <w:rPr>
+          <w:lang w:val="sw_KE" w:bidi="sw_KE"/>
+        </w:rPr>
+        <w:t>Kusema "kuahidi kufanya kitu" kunaweza kutafsiriwa kama "kumhakikishia mtu kwamba utafanya kitu" au "kujitolea kufanya kitu."</w:t>
+      </w:r>
+    </w:p>
+    <w:p>
+      <w:pPr/>
+      <w:r>
+        <w:rPr>
+          <w:lang w:val="sw_KE" w:bidi="sw_KE"/>
+        </w:rPr>
+      </w:r>
+      <w:r>
+        <w:rPr>
+          <w:lang w:val="sw_KE" w:bidi="sw_KE"/>
+        </w:rPr>
+        <w:t xml:space="preserve">(Tazama pia: </w:t>
+      </w:r>
+      <w:r>
+        <w:rPr>
+          <w:lang w:val="sw_KE" w:bidi="sw_KE"/>
+        </w:rPr>
+        <w:t>agano</w:t>
       </w:r>
       <w:r>
         <w:rPr>
@@ -3603,2750 +6292,13 @@
         <w:rPr>
           <w:lang w:val="sw_KE" w:bidi="sw_KE"/>
         </w:rPr>
-        <w:t>wenye haki</w:t>
-      </w:r>
-      <w:r>
-        <w:rPr>
-          <w:lang w:val="sw_KE" w:bidi="sw_KE"/>
-        </w:rPr>
-        <w:t xml:space="preserve">, </w:t>
-      </w:r>
-      <w:r>
-        <w:rPr>
-          <w:lang w:val="sw_KE" w:bidi="sw_KE"/>
-        </w:rPr>
-        <w:t>dhambi</w:t>
-      </w:r>
-      <w:r>
-        <w:rPr>
-          <w:lang w:val="sw_KE" w:bidi="sw_KE"/>
-        </w:rPr>
-        <w:t>)</w:t>
-      </w:r>
-    </w:p>
-    <w:p>
-      <w:pPr>
-        <w:pStyle w:val="Heading3"/>
-      </w:pPr>
-      <w:r>
-        <w:rPr>
-          <w:lang w:val="sw_KE" w:bidi="sw_KE"/>
-        </w:rPr>
-        <w:t>Marejeleo ya Biblia:</w:t>
-      </w:r>
-    </w:p>
-    <w:p>
-      <w:pPr>
-        <w:pStyle w:val="ListBullet"/>
-        <w:spacing w:line="240" w:lineRule="auto"/>
-        <w:ind w:left="720"/>
-      </w:pPr>
-      <w:r>
-        <w:rPr>
-          <w:lang w:val="sw_KE" w:bidi="sw_KE"/>
-        </w:rPr>
-      </w:r>
-      <w:r>
-        <w:rPr>
-          <w:lang w:val="sw_KE" w:bidi="sw_KE"/>
-        </w:rPr>
-        <w:t>1 Yohana 4:18</w:t>
-      </w:r>
-    </w:p>
-    <w:p>
-      <w:pPr>
-        <w:pStyle w:val="ListBullet"/>
-        <w:spacing w:line="240" w:lineRule="auto"/>
-        <w:ind w:left="720"/>
-      </w:pPr>
-      <w:r>
-        <w:rPr>
-          <w:lang w:val="sw_KE" w:bidi="sw_KE"/>
-        </w:rPr>
-      </w:r>
-      <w:r>
-        <w:rPr>
-          <w:lang w:val="sw_KE" w:bidi="sw_KE"/>
-        </w:rPr>
-        <w:t>2 Wathesalonike 1:9</w:t>
-      </w:r>
-    </w:p>
-    <w:p>
-      <w:pPr>
-        <w:pStyle w:val="ListBullet"/>
-        <w:spacing w:line="240" w:lineRule="auto"/>
-        <w:ind w:left="720"/>
-      </w:pPr>
-      <w:r>
-        <w:rPr>
-          <w:lang w:val="sw_KE" w:bidi="sw_KE"/>
-        </w:rPr>
-      </w:r>
-      <w:r>
-        <w:rPr>
-          <w:lang w:val="sw_KE" w:bidi="sw_KE"/>
-        </w:rPr>
-        <w:t>Matendo 4:21</w:t>
-      </w:r>
-    </w:p>
-    <w:p>
-      <w:pPr>
-        <w:pStyle w:val="ListBullet"/>
-        <w:spacing w:line="240" w:lineRule="auto"/>
-        <w:ind w:left="720"/>
-      </w:pPr>
-      <w:r>
-        <w:rPr>
-          <w:lang w:val="sw_KE" w:bidi="sw_KE"/>
-        </w:rPr>
-      </w:r>
-      <w:r>
-        <w:rPr>
-          <w:lang w:val="sw_KE" w:bidi="sw_KE"/>
-        </w:rPr>
-        <w:t>Matendo 7:59–60</w:t>
-      </w:r>
-    </w:p>
-    <w:p>
-      <w:pPr>
-        <w:pStyle w:val="ListBullet"/>
-        <w:spacing w:line="240" w:lineRule="auto"/>
-        <w:ind w:left="720"/>
-      </w:pPr>
-      <w:r>
-        <w:rPr>
-          <w:lang w:val="sw_KE" w:bidi="sw_KE"/>
-        </w:rPr>
-      </w:r>
-      <w:r>
-        <w:rPr>
-          <w:lang w:val="sw_KE" w:bidi="sw_KE"/>
-        </w:rPr>
-        <w:t>Mwanzo 4:15</w:t>
-      </w:r>
-    </w:p>
-    <w:p>
-      <w:pPr>
-        <w:pStyle w:val="ListBullet"/>
-        <w:spacing w:line="240" w:lineRule="auto"/>
-        <w:ind w:left="720"/>
-      </w:pPr>
-      <w:r>
-        <w:rPr>
-          <w:lang w:val="sw_KE" w:bidi="sw_KE"/>
-        </w:rPr>
-      </w:r>
-      <w:r>
-        <w:rPr>
-          <w:lang w:val="sw_KE" w:bidi="sw_KE"/>
-        </w:rPr>
-        <w:t>Luka 23:16</w:t>
-      </w:r>
-    </w:p>
-    <w:p>
-      <w:pPr>
-        <w:pStyle w:val="ListBullet"/>
-        <w:spacing w:line="240" w:lineRule="auto"/>
-        <w:ind w:left="720"/>
-      </w:pPr>
-      <w:r>
-        <w:rPr>
-          <w:lang w:val="sw_KE" w:bidi="sw_KE"/>
-        </w:rPr>
-      </w:r>
-      <w:r>
-        <w:rPr>
-          <w:lang w:val="sw_KE" w:bidi="sw_KE"/>
-        </w:rPr>
-        <w:t>Mathayo 25:46</w:t>
-      </w:r>
-    </w:p>
-    <w:p>
-      <w:pPr>
-        <w:pStyle w:val="Heading3"/>
-      </w:pPr>
-      <w:r>
-        <w:rPr>
-          <w:lang w:val="sw_KE" w:bidi="sw_KE"/>
-        </w:rPr>
-        <w:t>Mifano kutoka kwenye hadithi za Biblia:</w:t>
-      </w:r>
-    </w:p>
-    <w:p>
-      <w:pPr>
-        <w:pStyle w:val="ListBullet"/>
-        <w:spacing w:line="240" w:lineRule="auto"/>
-        <w:ind w:left="720"/>
-      </w:pPr>
-      <w:r>
-        <w:rPr>
-          <w:lang w:val="sw_KE" w:bidi="sw_KE"/>
-        </w:rPr>
-      </w:r>
-      <w:r>
-        <w:rPr>
-          <w:b/>
-          <w:lang w:val="sw_KE" w:bidi="sw_KE"/>
-        </w:rPr>
-        <w:t>13:7</w:t>
-      </w:r>
-      <w:r>
-        <w:rPr>
-          <w:lang w:val="sw_KE" w:bidi="sw_KE"/>
-        </w:rPr>
-        <w:t xml:space="preserve"> Mungu pia alitoa sheria na kanuni nyingi nyingine za kufuata. Ikiwa watu wangezitii sheria hizi, Mungu aliahidi kwamba angewabariki na kuwalinda. Ikiwa hawakuzitii, Mungu angewadhibu.</w:t>
-      </w:r>
-    </w:p>
-    <w:p>
-      <w:pPr>
-        <w:pStyle w:val="ListBullet"/>
-        <w:spacing w:line="240" w:lineRule="auto"/>
-        <w:ind w:left="720"/>
-      </w:pPr>
-      <w:r>
-        <w:rPr>
-          <w:lang w:val="sw_KE" w:bidi="sw_KE"/>
-        </w:rPr>
-      </w:r>
-      <w:r>
-        <w:rPr>
-          <w:b/>
-          <w:lang w:val="sw_KE" w:bidi="sw_KE"/>
-        </w:rPr>
-        <w:t>16:2</w:t>
-      </w:r>
-      <w:r>
-        <w:rPr>
-          <w:lang w:val="sw_KE" w:bidi="sw_KE"/>
-        </w:rPr>
-        <w:t xml:space="preserve"> Kwa sababu Waisraeli waliendelea kumwasi Mungu, ali</w:t>
-      </w:r>
-      <w:r>
-        <w:rPr>
-          <w:b/>
-          <w:lang w:val="sw_KE" w:bidi="sw_KE"/>
-        </w:rPr>
-        <w:t>waadhibu</w:t>
-      </w:r>
-      <w:r>
-        <w:rPr>
-          <w:lang w:val="sw_KE" w:bidi="sw_KE"/>
-        </w:rPr>
-        <w:t xml:space="preserve"> kwa kuwaruhusu maadui wao kuwashinda.</w:t>
-      </w:r>
-    </w:p>
-    <w:p>
-      <w:pPr>
-        <w:pStyle w:val="ListBullet"/>
-        <w:spacing w:line="240" w:lineRule="auto"/>
-        <w:ind w:left="720"/>
-      </w:pPr>
-      <w:r>
-        <w:rPr>
-          <w:lang w:val="sw_KE" w:bidi="sw_KE"/>
-        </w:rPr>
-      </w:r>
-      <w:r>
-        <w:rPr>
-          <w:b/>
-          <w:lang w:val="sw_KE" w:bidi="sw_KE"/>
-        </w:rPr>
-        <w:t>19:16</w:t>
-      </w:r>
-      <w:r>
-        <w:rPr>
-          <w:lang w:val="sw_KE" w:bidi="sw_KE"/>
-        </w:rPr>
-        <w:t xml:space="preserve"> Manabii waliwaonya watu kwamba ikiwa hawataacha kufanya uovu na kuanza kumtii Mungu, basi Mungu angewahukumu kuwa na hatia, na angewadhibu.</w:t>
-      </w:r>
-    </w:p>
-    <w:p>
-      <w:pPr>
-        <w:pStyle w:val="ListBullet"/>
-        <w:spacing w:line="240" w:lineRule="auto"/>
-        <w:ind w:left="720"/>
-      </w:pPr>
-      <w:r>
-        <w:rPr>
-          <w:lang w:val="sw_KE" w:bidi="sw_KE"/>
-        </w:rPr>
-      </w:r>
-      <w:r>
-        <w:rPr>
-          <w:b/>
-          <w:lang w:val="sw_KE" w:bidi="sw_KE"/>
-        </w:rPr>
-        <w:t>48:6</w:t>
-      </w:r>
-      <w:r>
-        <w:rPr>
-          <w:lang w:val="sw_KE" w:bidi="sw_KE"/>
-        </w:rPr>
-        <w:t xml:space="preserve"> Yesu alikuwa KUHANI MKUU mkamilifu kwa sababu alichukua </w:t>
-      </w:r>
-      <w:r>
-        <w:rPr>
-          <w:b/>
-          <w:lang w:val="sw_KE" w:bidi="sw_KE"/>
-        </w:rPr>
-        <w:t>adhabu</w:t>
-      </w:r>
-      <w:r>
-        <w:rPr>
-          <w:lang w:val="sw_KE" w:bidi="sw_KE"/>
-        </w:rPr>
-        <w:t xml:space="preserve"> kwa kila dhambi ambayo mtu yeyote amewahi kufanya.</w:t>
-      </w:r>
-    </w:p>
-    <w:p>
-      <w:pPr>
-        <w:pStyle w:val="ListBullet"/>
-        <w:spacing w:line="240" w:lineRule="auto"/>
-        <w:ind w:left="720"/>
-      </w:pPr>
-      <w:r>
-        <w:rPr>
-          <w:lang w:val="sw_KE" w:bidi="sw_KE"/>
-        </w:rPr>
-      </w:r>
-      <w:r>
-        <w:rPr>
-          <w:b/>
-          <w:lang w:val="sw_KE" w:bidi="sw_KE"/>
-        </w:rPr>
-        <w:t>48:10</w:t>
-      </w:r>
-      <w:r>
-        <w:rPr>
-          <w:lang w:val="sw_KE" w:bidi="sw_KE"/>
-        </w:rPr>
-        <w:t xml:space="preserve"> Wakati mtu yeyote anapomwamini Yesu, damu ya Yesu huondoa dhambi za mtu huyo, na adhabu ya Mungu huondolewa.</w:t>
-      </w:r>
-    </w:p>
-    <w:p>
-      <w:pPr>
-        <w:pStyle w:val="ListBullet"/>
-        <w:spacing w:line="240" w:lineRule="auto"/>
-        <w:ind w:left="720"/>
-      </w:pPr>
-      <w:r>
-        <w:rPr>
-          <w:lang w:val="sw_KE" w:bidi="sw_KE"/>
-        </w:rPr>
-      </w:r>
-      <w:r>
-        <w:rPr>
-          <w:b/>
-          <w:lang w:val="sw_KE" w:bidi="sw_KE"/>
-        </w:rPr>
-        <w:t>49:9</w:t>
-      </w:r>
-      <w:r>
-        <w:rPr>
-          <w:lang w:val="sw_KE" w:bidi="sw_KE"/>
-        </w:rPr>
-        <w:t xml:space="preserve"> Lakini Mungu alipenda kila mtu ulimwenguni sana kiasi kwamba alimtoa Mwana wake pekee ili yeyote anayemwamini Yesu asiadhibiwe kwa dhambi zake, bali ataishi na Mungu milele.</w:t>
-      </w:r>
-    </w:p>
-    <w:p>
-      <w:pPr>
-        <w:pStyle w:val="ListBullet"/>
-        <w:spacing w:line="240" w:lineRule="auto"/>
-        <w:ind w:left="720"/>
-      </w:pPr>
-      <w:r>
-        <w:rPr>
-          <w:lang w:val="sw_KE" w:bidi="sw_KE"/>
-        </w:rPr>
-      </w:r>
-      <w:r>
-        <w:rPr>
-          <w:b/>
-          <w:lang w:val="sw_KE" w:bidi="sw_KE"/>
-        </w:rPr>
-        <w:t>49:11</w:t>
-      </w:r>
-      <w:r>
-        <w:rPr>
-          <w:lang w:val="sw_KE" w:bidi="sw_KE"/>
-        </w:rPr>
-        <w:t xml:space="preserve"> Yesu hakutenda dhambi, lakini alichagua kuadhibiwa na kufa kama dhabihu kamilifu ili kuondoa dhambi zako na dhambi za kila mtu duniani.</w:t>
-      </w:r>
-    </w:p>
-    <w:p>
-      <w:pPr>
-        <w:pStyle w:val="Heading3"/>
-      </w:pPr>
-      <w:r>
-        <w:rPr>
-          <w:lang w:val="sw_KE" w:bidi="sw_KE"/>
-        </w:rPr>
-        <w:t>Data ya Neno:</w:t>
-      </w:r>
-    </w:p>
-    <w:p>
-      <w:pPr>
-        <w:pStyle w:val="ListBullet"/>
-        <w:spacing w:line="240" w:lineRule="auto"/>
-        <w:ind w:left="720"/>
-      </w:pPr>
-      <w:r>
-        <w:rPr>
-          <w:lang w:val="sw_KE" w:bidi="sw_KE"/>
-        </w:rPr>
-      </w:r>
-      <w:r>
-        <w:rPr>
-          <w:lang w:val="sw_KE" w:bidi="sw_KE"/>
-        </w:rPr>
-        <w:t>Strong's: H3027, H3256, H4148, H4941, H5221, H5414, H6031, H6064, H6213, H6485, H7999, H8011, H8199, G13490, G15560, G15570, G28490, G38110, G50970</w:t>
-      </w:r>
-      <w:r>
-        <w:rPr>
-          <w:lang w:val="sw_KE" w:bidi="sw_KE"/>
-        </w:rPr>
-      </w:r>
-      <w:r>
-        <w:rPr>
-          <w:lang w:val="sw_KE" w:bidi="sw_KE"/>
-        </w:rPr>
-      </w:r>
-    </w:p>
-    <w:p>
-      <w:pPr/>
-      <w:r>
-        <w:rPr>
-          <w:lang w:val="sw_KE" w:bidi="sw_KE"/>
-        </w:rPr>
-      </w:r>
-    </w:p>
-    <w:p>
-      <w:pPr>
-        <w:pStyle w:val="Heading2"/>
-      </w:pPr>
-      <w:r>
-        <w:rPr>
-          <w:lang w:val="sw_KE" w:bidi="sw_KE"/>
-        </w:rPr>
-        <w:t>Adonia</w:t>
-      </w:r>
-      <w:r>
-        <w:rPr>
-          <w:lang w:val="sw_KE" w:bidi="sw_KE"/>
-        </w:rPr>
-      </w:r>
-    </w:p>
-    <w:p>
-      <w:pPr>
-        <w:pStyle w:val="Heading3"/>
-      </w:pPr>
-      <w:r>
-        <w:rPr>
-          <w:lang w:val="sw_KE" w:bidi="sw_KE"/>
-        </w:rPr>
-        <w:t>Ufafanuzi:</w:t>
-      </w:r>
-    </w:p>
-    <w:p>
-      <w:pPr/>
-      <w:r>
-        <w:rPr>
-          <w:lang w:val="sw_KE" w:bidi="sw_KE"/>
-        </w:rPr>
-      </w:r>
-      <w:r>
-        <w:rPr>
-          <w:lang w:val="sw_KE" w:bidi="sw_KE"/>
-        </w:rPr>
-        <w:t>Adonia alikuwa mtoto wa nne wa Mfalme Daudi.</w:t>
-      </w:r>
-    </w:p>
-    <w:p>
-      <w:pPr>
-        <w:pStyle w:val="ListBullet"/>
-        <w:spacing w:line="240" w:lineRule="auto"/>
-        <w:ind w:left="720"/>
-      </w:pPr>
-      <w:r>
-        <w:rPr>
-          <w:lang w:val="sw_KE" w:bidi="sw_KE"/>
-        </w:rPr>
-      </w:r>
-      <w:r>
-        <w:rPr>
-          <w:lang w:val="sw_KE" w:bidi="sw_KE"/>
-        </w:rPr>
-        <w:t>Adonia alijaribu kuchukua nafasi ya mfalme wa Israeli baada ya vifo vya kaka zake, Absalomu na Amnoni.</w:t>
-      </w:r>
-    </w:p>
-    <w:p>
-      <w:pPr>
-        <w:pStyle w:val="ListBullet"/>
-        <w:spacing w:line="240" w:lineRule="auto"/>
-        <w:ind w:left="720"/>
-      </w:pPr>
-      <w:r>
-        <w:rPr>
-          <w:lang w:val="sw_KE" w:bidi="sw_KE"/>
-        </w:rPr>
-      </w:r>
-      <w:r>
-        <w:rPr>
-          <w:lang w:val="sw_KE" w:bidi="sw_KE"/>
-        </w:rPr>
-        <w:t>Mungu, hata hivyo, alikuwa na ahadi kwamba mwana wa Daudi, Solomoni, angekuwa mfalme. Kwa hiyo, njama ya Adonia ilipinduliwa na Solomoni akawa mfalme.</w:t>
-      </w:r>
-    </w:p>
-    <w:p>
-      <w:pPr>
-        <w:pStyle w:val="ListBullet"/>
-        <w:spacing w:line="240" w:lineRule="auto"/>
-        <w:ind w:left="720"/>
-      </w:pPr>
-      <w:r>
-        <w:rPr>
-          <w:lang w:val="sw_KE" w:bidi="sw_KE"/>
-        </w:rPr>
-      </w:r>
-      <w:r>
-        <w:rPr>
-          <w:lang w:val="sw_KE" w:bidi="sw_KE"/>
-        </w:rPr>
-        <w:t>Wakati Adonia alijaribu mara ya pili kujifanya mfalme, Solomoni Putu alimwua.</w:t>
-      </w:r>
-    </w:p>
-    <w:p>
-      <w:pPr/>
-      <w:r>
-        <w:rPr>
-          <w:lang w:val="sw_KE" w:bidi="sw_KE"/>
-        </w:rPr>
-      </w:r>
-      <w:r>
-        <w:rPr>
-          <w:lang w:val="sw_KE" w:bidi="sw_KE"/>
-        </w:rPr>
-        <w:t>(Mapendekezo ya Tafsiri: Jinsi ya Kutafsiri Majina)</w:t>
-      </w:r>
-    </w:p>
-    <w:p>
-      <w:pPr/>
-      <w:r>
-        <w:rPr>
-          <w:lang w:val="sw_KE" w:bidi="sw_KE"/>
-        </w:rPr>
-      </w:r>
-      <w:r>
-        <w:rPr>
-          <w:lang w:val="sw_KE" w:bidi="sw_KE"/>
-        </w:rPr>
-        <w:t xml:space="preserve">(Tazama pia: </w:t>
-      </w:r>
-      <w:r>
-        <w:rPr>
-          <w:lang w:val="sw_KE" w:bidi="sw_KE"/>
-        </w:rPr>
-        <w:t>Daudi</w:t>
-      </w:r>
-      <w:r>
-        <w:rPr>
-          <w:lang w:val="sw_KE" w:bidi="sw_KE"/>
-        </w:rPr>
-        <w:t xml:space="preserve">, </w:t>
-      </w:r>
-      <w:r>
-        <w:rPr>
-          <w:lang w:val="sw_KE" w:bidi="sw_KE"/>
-        </w:rPr>
-        <w:t>Solomoni</w:t>
-      </w:r>
-      <w:r>
-        <w:rPr>
-          <w:lang w:val="sw_KE" w:bidi="sw_KE"/>
-        </w:rPr>
-        <w:t>)</w:t>
-      </w:r>
-    </w:p>
-    <w:p>
-      <w:pPr>
-        <w:pStyle w:val="Heading3"/>
-      </w:pPr>
-      <w:r>
-        <w:rPr>
-          <w:lang w:val="sw_KE" w:bidi="sw_KE"/>
-        </w:rPr>
-        <w:t>Marejeleo ya Biblia:</w:t>
-      </w:r>
-    </w:p>
-    <w:p>
-      <w:pPr>
-        <w:pStyle w:val="Heading3"/>
-      </w:pPr>
-      <w:r>
-        <w:rPr>
-          <w:lang w:val="sw_KE" w:bidi="sw_KE"/>
-        </w:rPr>
-        <w:t>Data ya Neno:</w:t>
-      </w:r>
-    </w:p>
-    <w:p>
-      <w:pPr>
-        <w:pStyle w:val="ListBullet"/>
-        <w:spacing w:line="240" w:lineRule="auto"/>
-        <w:ind w:left="720"/>
-      </w:pPr>
-      <w:r>
-        <w:rPr>
-          <w:lang w:val="sw_KE" w:bidi="sw_KE"/>
-        </w:rPr>
-      </w:r>
-      <w:r>
-        <w:rPr>
-          <w:lang w:val="sw_KE" w:bidi="sw_KE"/>
-        </w:rPr>
-        <w:t>Strong's: H0138</w:t>
-      </w:r>
-      <w:r>
-        <w:rPr>
-          <w:lang w:val="sw_KE" w:bidi="sw_KE"/>
-        </w:rPr>
-      </w:r>
-      <w:r>
-        <w:rPr>
-          <w:lang w:val="sw_KE" w:bidi="sw_KE"/>
-        </w:rPr>
-      </w:r>
-    </w:p>
-    <w:p>
-      <w:pPr/>
-      <w:r>
-        <w:rPr>
-          <w:lang w:val="sw_KE" w:bidi="sw_KE"/>
-        </w:rPr>
-      </w:r>
-    </w:p>
-    <w:p>
-      <w:pPr>
-        <w:pStyle w:val="Heading2"/>
-      </w:pPr>
-      <w:r>
-        <w:rPr>
-          <w:lang w:val="sw_KE" w:bidi="sw_KE"/>
-        </w:rPr>
-        <w:t>Agano</w:t>
-      </w:r>
-      <w:r>
-        <w:rPr>
-          <w:lang w:val="sw_KE" w:bidi="sw_KE"/>
-        </w:rPr>
-      </w:r>
-    </w:p>
-    <w:p>
-      <w:pPr>
-        <w:pStyle w:val="Heading3"/>
-      </w:pPr>
-      <w:r>
-        <w:rPr>
-          <w:lang w:val="sw_KE" w:bidi="sw_KE"/>
-        </w:rPr>
-        <w:t>Ufafanuzi:</w:t>
-      </w:r>
-    </w:p>
-    <w:p>
-      <w:pPr/>
-      <w:r>
-        <w:rPr>
-          <w:lang w:val="sw_KE" w:bidi="sw_KE"/>
-        </w:rPr>
-      </w:r>
-      <w:r>
-        <w:rPr>
-          <w:lang w:val="sw_KE" w:bidi="sw_KE"/>
-        </w:rPr>
-        <w:t>Katika Biblia, neno "agano" linarejelea makubaliano rasmi ya kulazimisha kati ya pande mbili ambazo moja au pande zote mbili lazima zitimize.</w:t>
-      </w:r>
-    </w:p>
-    <w:p>
-      <w:pPr>
-        <w:pStyle w:val="ListBullet"/>
-        <w:spacing w:line="240" w:lineRule="auto"/>
-        <w:ind w:left="720"/>
-      </w:pPr>
-      <w:r>
-        <w:rPr>
-          <w:lang w:val="sw_KE" w:bidi="sw_KE"/>
-        </w:rPr>
-      </w:r>
-      <w:r>
-        <w:rPr>
-          <w:lang w:val="sw_KE" w:bidi="sw_KE"/>
-        </w:rPr>
-        <w:t>Makubaliano haya yanaweza kuwa kati ya watu binafsi, kati ya makundi ya watu, au kati ya Mungu na watu.</w:t>
-      </w:r>
-    </w:p>
-    <w:p>
-      <w:pPr>
-        <w:pStyle w:val="ListBullet"/>
-        <w:spacing w:line="240" w:lineRule="auto"/>
-        <w:ind w:left="720"/>
-      </w:pPr>
-      <w:r>
-        <w:rPr>
-          <w:lang w:val="sw_KE" w:bidi="sw_KE"/>
-        </w:rPr>
-      </w:r>
-      <w:r>
-        <w:rPr>
-          <w:lang w:val="sw_KE" w:bidi="sw_KE"/>
-        </w:rPr>
-        <w:t>Watu wanapofanya agano kati yao, wanahidi kwamba watafanya jambo fulani, na ni lazima watekeleze.</w:t>
-      </w:r>
-    </w:p>
-    <w:p>
-      <w:pPr>
-        <w:pStyle w:val="ListBullet"/>
-        <w:spacing w:line="240" w:lineRule="auto"/>
-        <w:ind w:left="720"/>
-      </w:pPr>
-      <w:r>
-        <w:rPr>
-          <w:lang w:val="sw_KE" w:bidi="sw_KE"/>
-        </w:rPr>
-      </w:r>
-      <w:r>
-        <w:rPr>
-          <w:lang w:val="sw_KE" w:bidi="sw_KE"/>
-        </w:rPr>
-        <w:t>Mifano ya maagano ya kibinadamu ni pamoja na maagano ya ndoa, makubaliano ya kibiashara, na mikataba kati ya nchi.</w:t>
-      </w:r>
-    </w:p>
-    <w:p>
-      <w:pPr>
-        <w:pStyle w:val="ListBullet"/>
-        <w:spacing w:line="240" w:lineRule="auto"/>
-        <w:ind w:left="720"/>
-      </w:pPr>
-      <w:r>
-        <w:rPr>
-          <w:lang w:val="sw_KE" w:bidi="sw_KE"/>
-        </w:rPr>
-      </w:r>
-      <w:r>
-        <w:rPr>
-          <w:lang w:val="sw_KE" w:bidi="sw_KE"/>
-        </w:rPr>
-        <w:t>Katika Biblia nzima, Mungu alifanya maagano mbalimbali na watu wake.</w:t>
-      </w:r>
-    </w:p>
-    <w:p>
-      <w:pPr>
-        <w:pStyle w:val="ListBullet"/>
-        <w:spacing w:line="240" w:lineRule="auto"/>
-        <w:ind w:left="720"/>
-      </w:pPr>
-      <w:r>
-        <w:rPr>
-          <w:lang w:val="sw_KE" w:bidi="sw_KE"/>
-        </w:rPr>
-      </w:r>
-      <w:r>
-        <w:rPr>
-          <w:lang w:val="sw_KE" w:bidi="sw_KE"/>
-        </w:rPr>
-        <w:t>Katika baadhi ya maagano, Mungu aliahidi kutekeleza sehemu yake bila masharti. Kwa mfano, wakati Mungu alipoanzisha agano lake na wanadamu akiahidi kutokuangamiza dunia tena kwa mafuriko ya ulimwengu, ahadi hii hakuwa na masharti ya watu kutekeleza.</w:t>
-      </w:r>
-    </w:p>
-    <w:p>
-      <w:pPr>
-        <w:pStyle w:val="ListBullet"/>
-        <w:spacing w:line="240" w:lineRule="auto"/>
-        <w:ind w:left="720"/>
-      </w:pPr>
-      <w:r>
-        <w:rPr>
-          <w:lang w:val="sw_KE" w:bidi="sw_KE"/>
-        </w:rPr>
-      </w:r>
-      <w:r>
-        <w:rPr>
-          <w:lang w:val="sw_KE" w:bidi="sw_KE"/>
-        </w:rPr>
-        <w:t>Kwenye maagano mengine, Mungu aliahidi kutimiza sehemu yake tu ikiwa watu walimtii na kutimiza sehemu yao ya agano.</w:t>
-      </w:r>
-    </w:p>
-    <w:p>
-      <w:pPr/>
-      <w:r>
-        <w:rPr>
-          <w:lang w:val="sw_KE" w:bidi="sw_KE"/>
-        </w:rPr>
-      </w:r>
-      <w:r>
-        <w:rPr>
-          <w:lang w:val="sw_KE" w:bidi="sw_KE"/>
-        </w:rPr>
-        <w:t>Neno "agano jipya" linahusu ahadi au makubaliano Mungu aliyofanya na watu wake kupitia dhabihu ya Mwana wake, Yesu.</w:t>
-      </w:r>
-    </w:p>
-    <w:p>
-      <w:pPr>
-        <w:pStyle w:val="ListBullet"/>
-        <w:spacing w:line="240" w:lineRule="auto"/>
-        <w:ind w:left="720"/>
-      </w:pPr>
-      <w:r>
-        <w:rPr>
-          <w:lang w:val="sw_KE" w:bidi="sw_KE"/>
-        </w:rPr>
-      </w:r>
-      <w:r>
-        <w:rPr>
-          <w:lang w:val="sw_KE" w:bidi="sw_KE"/>
-        </w:rPr>
-        <w:t>“Agano jipya” la Mungu lilielezwa katika sehemu ya Biblia inayoitwa "Agano Jipya."</w:t>
-      </w:r>
-    </w:p>
-    <w:p>
-      <w:pPr>
-        <w:pStyle w:val="ListBullet"/>
-        <w:spacing w:line="240" w:lineRule="auto"/>
-        <w:ind w:left="720"/>
-      </w:pPr>
-      <w:r>
-        <w:rPr>
-          <w:lang w:val="sw_KE" w:bidi="sw_KE"/>
-        </w:rPr>
-      </w:r>
-      <w:r>
-        <w:rPr>
-          <w:lang w:val="sw_KE" w:bidi="sw_KE"/>
-        </w:rPr>
-        <w:t>Agano hili jipya ni kinyume na agano "la kale" au "la awali" ambalo Mungu alikuwa amefanya na Waisraeli katika nyakati za Agano la Kale.</w:t>
-      </w:r>
-    </w:p>
-    <w:p>
-      <w:pPr>
-        <w:pStyle w:val="ListBullet"/>
-        <w:spacing w:line="240" w:lineRule="auto"/>
-        <w:ind w:left="720"/>
-      </w:pPr>
-      <w:r>
-        <w:rPr>
-          <w:lang w:val="sw_KE" w:bidi="sw_KE"/>
-        </w:rPr>
-      </w:r>
-      <w:r>
-        <w:rPr>
-          <w:lang w:val="sw_KE" w:bidi="sw_KE"/>
-        </w:rPr>
-        <w:t>Agano jipya ni bora kuliko la kale kwa sababu linatokana na dhabihu ya Yesu, ambayo ilifidia dhambi za watu milele. Dhabihu zilizotolewa chini ya agano la zamani hazikufanya hivi.</w:t>
-      </w:r>
-    </w:p>
-    <w:p>
-      <w:pPr>
-        <w:pStyle w:val="ListBullet"/>
-        <w:spacing w:line="240" w:lineRule="auto"/>
-        <w:ind w:left="720"/>
-      </w:pPr>
-      <w:r>
-        <w:rPr>
-          <w:lang w:val="sw_KE" w:bidi="sw_KE"/>
-        </w:rPr>
-      </w:r>
-      <w:r>
-        <w:rPr>
-          <w:lang w:val="sw_KE" w:bidi="sw_KE"/>
-        </w:rPr>
-        <w:t>Mungu anaandika agano jipya kwenye mioyo ya wale wanaoamini katika Yesu. Hii inawafanya watake kumtii Mungu na kuanza kuishi maisha matakatifu.</w:t>
-      </w:r>
-    </w:p>
-    <w:p>
-      <w:pPr>
-        <w:pStyle w:val="ListBullet"/>
-        <w:spacing w:line="240" w:lineRule="auto"/>
-        <w:ind w:left="720"/>
-      </w:pPr>
-      <w:r>
-        <w:rPr>
-          <w:lang w:val="sw_KE" w:bidi="sw_KE"/>
-        </w:rPr>
-      </w:r>
-      <w:r>
-        <w:rPr>
-          <w:lang w:val="sw_KE" w:bidi="sw_KE"/>
-        </w:rPr>
-        <w:t>Agano jipya litakamilika kabisa katika nyakati za mwisho wakati Mungu atakapoweka utawala wake duniani. Kila kitu kitakuwa kizuri tena, kama ilivyokuwa wakati Mungu alipoiumba dunia mara ya kwanza.</w:t>
-      </w:r>
-    </w:p>
-    <w:p>
-      <w:pPr>
-        <w:pStyle w:val="Heading3"/>
-      </w:pPr>
-      <w:r>
-        <w:rPr>
-          <w:lang w:val="sw_KE" w:bidi="sw_KE"/>
-        </w:rPr>
-        <w:t>Mapendekezo ya Tafsiri:</w:t>
-      </w:r>
-    </w:p>
-    <w:p>
-      <w:pPr>
-        <w:pStyle w:val="ListBullet"/>
-        <w:spacing w:line="240" w:lineRule="auto"/>
-        <w:ind w:left="720"/>
-      </w:pPr>
-      <w:r>
-        <w:rPr>
-          <w:lang w:val="sw_KE" w:bidi="sw_KE"/>
-        </w:rPr>
-      </w:r>
-      <w:r>
-        <w:rPr>
-          <w:lang w:val="sw_KE" w:bidi="sw_KE"/>
-        </w:rPr>
-        <w:t>Kulingana na muktadha, njia za kutafsiri neno hili zinaweza kujumuisha, "makubaliano ya kulazimisha" au "ahadi rasmi" au "ahadi" au "mkataba."</w:t>
-      </w:r>
-    </w:p>
-    <w:p>
-      <w:pPr>
-        <w:pStyle w:val="ListBullet"/>
-        <w:spacing w:line="240" w:lineRule="auto"/>
-        <w:ind w:left="720"/>
-      </w:pPr>
-      <w:r>
-        <w:rPr>
-          <w:lang w:val="sw_KE" w:bidi="sw_KE"/>
-        </w:rPr>
-      </w:r>
-      <w:r>
-        <w:rPr>
-          <w:lang w:val="sw_KE" w:bidi="sw_KE"/>
-        </w:rPr>
-        <w:t>Lugha zingine zinaweza kuwa na maneno tofauti kwa agano kulingana na kama upande mmoja au pande zote mbili zimefanya ahadi wanayopaswa kutimiza. Ikiwa agano ni la upande mmoja, linaweza kutafsiriwa kama "ahadi" au "kiapo."</w:t>
-      </w:r>
-    </w:p>
-    <w:p>
-      <w:pPr>
-        <w:pStyle w:val="ListBullet"/>
-        <w:spacing w:line="240" w:lineRule="auto"/>
-        <w:ind w:left="720"/>
-      </w:pPr>
-      <w:r>
-        <w:rPr>
-          <w:lang w:val="sw_KE" w:bidi="sw_KE"/>
-        </w:rPr>
-      </w:r>
-      <w:r>
-        <w:rPr>
-          <w:lang w:val="sw_KE" w:bidi="sw_KE"/>
-        </w:rPr>
-        <w:t>Hakikisha tafsiri ya neno hili haionekani kama watu walipendekeza agano. Katika hali zote za maagano kati ya Mungu na watu, ni Mungu aliyeanzisha agano.</w:t>
-      </w:r>
-    </w:p>
-    <w:p>
-      <w:pPr>
-        <w:pStyle w:val="ListBullet"/>
-        <w:spacing w:line="240" w:lineRule="auto"/>
-        <w:ind w:left="720"/>
-      </w:pPr>
-      <w:r>
-        <w:rPr>
-          <w:lang w:val="sw_KE" w:bidi="sw_KE"/>
-        </w:rPr>
-      </w:r>
-      <w:r>
-        <w:rPr>
-          <w:lang w:val="sw_KE" w:bidi="sw_KE"/>
-        </w:rPr>
-        <w:t>Neno "agano jipya" linaweza kutafsiriwa kama "makubaliano rasmi mapya" au "mkataba mpya" au "mkataba mpya."</w:t>
-      </w:r>
-    </w:p>
-    <w:p>
-      <w:pPr>
-        <w:pStyle w:val="ListBullet"/>
-        <w:spacing w:line="240" w:lineRule="auto"/>
-        <w:ind w:left="720"/>
-      </w:pPr>
-      <w:r>
-        <w:rPr>
-          <w:lang w:val="sw_KE" w:bidi="sw_KE"/>
-        </w:rPr>
-      </w:r>
-      <w:r>
-        <w:rPr>
-          <w:lang w:val="sw_KE" w:bidi="sw_KE"/>
-        </w:rPr>
-        <w:t>Neno "mpya" katika maneno haya lina maana ya "safi" au "aina mpya ya" au "nyingine."</w:t>
-      </w:r>
-    </w:p>
-    <w:p>
-      <w:pPr/>
-      <w:r>
-        <w:rPr>
-          <w:lang w:val="sw_KE" w:bidi="sw_KE"/>
-        </w:rPr>
-      </w:r>
-      <w:r>
-        <w:rPr>
-          <w:lang w:val="sw_KE" w:bidi="sw_KE"/>
-        </w:rPr>
-        <w:t xml:space="preserve">(Tazama pia: </w:t>
-      </w:r>
-      <w:r>
-        <w:rPr>
-          <w:lang w:val="sw_KE" w:bidi="sw_KE"/>
-        </w:rPr>
-        <w:t>agano</w:t>
-      </w:r>
-      <w:r>
-        <w:rPr>
-          <w:lang w:val="sw_KE" w:bidi="sw_KE"/>
-        </w:rPr>
-        <w:t xml:space="preserve">, </w:t>
-      </w:r>
-      <w:r>
-        <w:rPr>
-          <w:lang w:val="sw_KE" w:bidi="sw_KE"/>
-        </w:rPr>
-        <w:t>ahadi</w:t>
-      </w:r>
-      <w:r>
-        <w:rPr>
-          <w:lang w:val="sw_KE" w:bidi="sw_KE"/>
-        </w:rPr>
-        <w:t>)</w:t>
-      </w:r>
-    </w:p>
-    <w:p>
-      <w:pPr>
-        <w:pStyle w:val="Heading3"/>
-      </w:pPr>
-      <w:r>
-        <w:rPr>
-          <w:lang w:val="sw_KE" w:bidi="sw_KE"/>
-        </w:rPr>
-        <w:t>Marejeleo ya Biblia:</w:t>
-      </w:r>
-    </w:p>
-    <w:p>
-      <w:pPr>
-        <w:pStyle w:val="ListBullet"/>
-        <w:spacing w:line="240" w:lineRule="auto"/>
-        <w:ind w:left="720"/>
-      </w:pPr>
-      <w:r>
-        <w:rPr>
-          <w:lang w:val="sw_KE" w:bidi="sw_KE"/>
-        </w:rPr>
-      </w:r>
-      <w:r>
-        <w:rPr>
-          <w:lang w:val="sw_KE" w:bidi="sw_KE"/>
-        </w:rPr>
-        <w:t>Mwanzo 9:12</w:t>
-      </w:r>
-    </w:p>
-    <w:p>
-      <w:pPr>
-        <w:pStyle w:val="ListBullet"/>
-        <w:spacing w:line="240" w:lineRule="auto"/>
-        <w:ind w:left="720"/>
-      </w:pPr>
-      <w:r>
-        <w:rPr>
-          <w:lang w:val="sw_KE" w:bidi="sw_KE"/>
-        </w:rPr>
-      </w:r>
-      <w:r>
-        <w:rPr>
-          <w:lang w:val="sw_KE" w:bidi="sw_KE"/>
-        </w:rPr>
-        <w:t>Mwanzo 17:7</w:t>
-      </w:r>
-    </w:p>
-    <w:p>
-      <w:pPr>
-        <w:pStyle w:val="ListBullet"/>
-        <w:spacing w:line="240" w:lineRule="auto"/>
-        <w:ind w:left="720"/>
-      </w:pPr>
-      <w:r>
-        <w:rPr>
-          <w:lang w:val="sw_KE" w:bidi="sw_KE"/>
-        </w:rPr>
-      </w:r>
-      <w:r>
-        <w:rPr>
-          <w:lang w:val="sw_KE" w:bidi="sw_KE"/>
-        </w:rPr>
-        <w:t>Mwanzo 31:44</w:t>
-      </w:r>
-    </w:p>
-    <w:p>
-      <w:pPr>
-        <w:pStyle w:val="ListBullet"/>
-        <w:spacing w:line="240" w:lineRule="auto"/>
-        <w:ind w:left="720"/>
-      </w:pPr>
-      <w:r>
-        <w:rPr>
-          <w:lang w:val="sw_KE" w:bidi="sw_KE"/>
-        </w:rPr>
-      </w:r>
-      <w:r>
-        <w:rPr>
-          <w:lang w:val="sw_KE" w:bidi="sw_KE"/>
-        </w:rPr>
-        <w:t>Kutoka 34:10–11</w:t>
-      </w:r>
-    </w:p>
-    <w:p>
-      <w:pPr>
-        <w:pStyle w:val="ListBullet"/>
-        <w:spacing w:line="240" w:lineRule="auto"/>
-        <w:ind w:left="720"/>
-      </w:pPr>
-      <w:r>
-        <w:rPr>
-          <w:lang w:val="sw_KE" w:bidi="sw_KE"/>
-        </w:rPr>
-      </w:r>
-      <w:r>
-        <w:rPr>
-          <w:lang w:val="sw_KE" w:bidi="sw_KE"/>
-        </w:rPr>
-        <w:t>Yoshua 24:24–26</w:t>
-      </w:r>
-    </w:p>
-    <w:p>
-      <w:pPr>
-        <w:pStyle w:val="ListBullet"/>
-        <w:spacing w:line="240" w:lineRule="auto"/>
-        <w:ind w:left="720"/>
-      </w:pPr>
-      <w:r>
-        <w:rPr>
-          <w:lang w:val="sw_KE" w:bidi="sw_KE"/>
-        </w:rPr>
-      </w:r>
-      <w:r>
-        <w:rPr>
-          <w:lang w:val="sw_KE" w:bidi="sw_KE"/>
-        </w:rPr>
-        <w:t>2 Samweli 23:5</w:t>
-      </w:r>
-    </w:p>
-    <w:p>
-      <w:pPr>
-        <w:pStyle w:val="ListBullet"/>
-        <w:spacing w:line="240" w:lineRule="auto"/>
-        <w:ind w:left="720"/>
-      </w:pPr>
-      <w:r>
-        <w:rPr>
-          <w:lang w:val="sw_KE" w:bidi="sw_KE"/>
-        </w:rPr>
-      </w:r>
-      <w:r>
-        <w:rPr>
-          <w:lang w:val="sw_KE" w:bidi="sw_KE"/>
-        </w:rPr>
-        <w:t>2 Wafalme 18:11–12</w:t>
-      </w:r>
-    </w:p>
-    <w:p>
-      <w:pPr>
-        <w:pStyle w:val="ListBullet"/>
-        <w:spacing w:line="240" w:lineRule="auto"/>
-        <w:ind w:left="720"/>
-      </w:pPr>
-      <w:r>
-        <w:rPr>
-          <w:lang w:val="sw_KE" w:bidi="sw_KE"/>
-        </w:rPr>
-      </w:r>
-      <w:r>
-        <w:rPr>
-          <w:lang w:val="sw_KE" w:bidi="sw_KE"/>
-        </w:rPr>
-        <w:t>Marko 14:24</w:t>
-      </w:r>
-    </w:p>
-    <w:p>
-      <w:pPr>
-        <w:pStyle w:val="ListBullet"/>
-        <w:spacing w:line="240" w:lineRule="auto"/>
-        <w:ind w:left="720"/>
-      </w:pPr>
-      <w:r>
-        <w:rPr>
-          <w:lang w:val="sw_KE" w:bidi="sw_KE"/>
-        </w:rPr>
-      </w:r>
-      <w:r>
-        <w:rPr>
-          <w:lang w:val="sw_KE" w:bidi="sw_KE"/>
-        </w:rPr>
-        <w:t>Luka 1:73</w:t>
-      </w:r>
-    </w:p>
-    <w:p>
-      <w:pPr>
-        <w:pStyle w:val="ListBullet"/>
-        <w:spacing w:line="240" w:lineRule="auto"/>
-        <w:ind w:left="720"/>
-      </w:pPr>
-      <w:r>
-        <w:rPr>
-          <w:lang w:val="sw_KE" w:bidi="sw_KE"/>
-        </w:rPr>
-      </w:r>
-      <w:r>
-        <w:rPr>
-          <w:lang w:val="sw_KE" w:bidi="sw_KE"/>
-        </w:rPr>
-        <w:t>Luka 22:20</w:t>
-      </w:r>
-    </w:p>
-    <w:p>
-      <w:pPr>
-        <w:pStyle w:val="ListBullet"/>
-        <w:spacing w:line="240" w:lineRule="auto"/>
-        <w:ind w:left="720"/>
-      </w:pPr>
-      <w:r>
-        <w:rPr>
-          <w:lang w:val="sw_KE" w:bidi="sw_KE"/>
-        </w:rPr>
-      </w:r>
-      <w:r>
-        <w:rPr>
-          <w:lang w:val="sw_KE" w:bidi="sw_KE"/>
-        </w:rPr>
-        <w:t>Matendo 7:8</w:t>
-      </w:r>
-    </w:p>
-    <w:p>
-      <w:pPr>
-        <w:pStyle w:val="ListBullet"/>
-        <w:spacing w:line="240" w:lineRule="auto"/>
-        <w:ind w:left="720"/>
-      </w:pPr>
-      <w:r>
-        <w:rPr>
-          <w:lang w:val="sw_KE" w:bidi="sw_KE"/>
-        </w:rPr>
-      </w:r>
-      <w:r>
-        <w:rPr>
-          <w:lang w:val="sw_KE" w:bidi="sw_KE"/>
-        </w:rPr>
-        <w:t>1 Wakorintho 11:25–26</w:t>
-      </w:r>
-    </w:p>
-    <w:p>
-      <w:pPr>
-        <w:pStyle w:val="ListBullet"/>
-        <w:spacing w:line="240" w:lineRule="auto"/>
-        <w:ind w:left="720"/>
-      </w:pPr>
-      <w:r>
-        <w:rPr>
-          <w:lang w:val="sw_KE" w:bidi="sw_KE"/>
-        </w:rPr>
-      </w:r>
-      <w:r>
-        <w:rPr>
-          <w:lang w:val="sw_KE" w:bidi="sw_KE"/>
-        </w:rPr>
-        <w:t>2 Wakorintho 3:6</w:t>
-      </w:r>
-    </w:p>
-    <w:p>
-      <w:pPr>
-        <w:pStyle w:val="ListBullet"/>
-        <w:spacing w:line="240" w:lineRule="auto"/>
-        <w:ind w:left="720"/>
-      </w:pPr>
-      <w:r>
-        <w:rPr>
-          <w:lang w:val="sw_KE" w:bidi="sw_KE"/>
-        </w:rPr>
-      </w:r>
-      <w:r>
-        <w:rPr>
-          <w:lang w:val="sw_KE" w:bidi="sw_KE"/>
-        </w:rPr>
-        <w:t>Wagalatia 3:17–18</w:t>
-      </w:r>
-    </w:p>
-    <w:p>
-      <w:pPr>
-        <w:pStyle w:val="ListBullet"/>
-        <w:spacing w:line="240" w:lineRule="auto"/>
-        <w:ind w:left="720"/>
-      </w:pPr>
-      <w:r>
-        <w:rPr>
-          <w:lang w:val="sw_KE" w:bidi="sw_KE"/>
-        </w:rPr>
-      </w:r>
-      <w:r>
-        <w:rPr>
-          <w:lang w:val="sw_KE" w:bidi="sw_KE"/>
-        </w:rPr>
-        <w:t>Waebrania 12:24</w:t>
-      </w:r>
-    </w:p>
-    <w:p>
-      <w:pPr>
-        <w:pStyle w:val="Heading3"/>
-      </w:pPr>
-      <w:r>
-        <w:rPr>
-          <w:lang w:val="sw_KE" w:bidi="sw_KE"/>
-        </w:rPr>
-        <w:t>Mifano kutoka kwa hadithi za Biblia:</w:t>
-      </w:r>
-    </w:p>
-    <w:p>
-      <w:pPr>
-        <w:pStyle w:val="ListBullet"/>
-        <w:spacing w:line="240" w:lineRule="auto"/>
-        <w:ind w:left="720"/>
-      </w:pPr>
-      <w:r>
-        <w:rPr>
-          <w:lang w:val="sw_KE" w:bidi="sw_KE"/>
-        </w:rPr>
-      </w:r>
-      <w:r>
-        <w:rPr>
-          <w:b/>
-          <w:lang w:val="sw_KE" w:bidi="sw_KE"/>
-        </w:rPr>
-        <w:t>4:9</w:t>
-      </w:r>
-      <w:r>
-        <w:rPr>
-          <w:lang w:val="sw_KE" w:bidi="sw_KE"/>
-        </w:rPr>
-        <w:t xml:space="preserve"> Kisha Mungu alifanya </w:t>
-      </w:r>
-      <w:r>
-        <w:rPr>
-          <w:b/>
-          <w:lang w:val="sw_KE" w:bidi="sw_KE"/>
-        </w:rPr>
-        <w:t>agano</w:t>
-      </w:r>
-      <w:r>
-        <w:rPr>
-          <w:lang w:val="sw_KE" w:bidi="sw_KE"/>
-        </w:rPr>
-        <w:t xml:space="preserve"> na Abramu. </w:t>
-      </w:r>
-      <w:r>
-        <w:rPr>
-          <w:b/>
-          <w:lang w:val="sw_KE" w:bidi="sw_KE"/>
-        </w:rPr>
-        <w:t>Agano</w:t>
-      </w:r>
-      <w:r>
-        <w:rPr>
-          <w:lang w:val="sw_KE" w:bidi="sw_KE"/>
-        </w:rPr>
-        <w:t xml:space="preserve"> ni makubaliano kati ya pande mbili.</w:t>
-      </w:r>
-    </w:p>
-    <w:p>
-      <w:pPr>
-        <w:pStyle w:val="ListBullet"/>
-        <w:spacing w:line="240" w:lineRule="auto"/>
-        <w:ind w:left="720"/>
-      </w:pPr>
-      <w:r>
-        <w:rPr>
-          <w:lang w:val="sw_KE" w:bidi="sw_KE"/>
-        </w:rPr>
-      </w:r>
-      <w:r>
-        <w:rPr>
-          <w:b/>
-          <w:lang w:val="sw_KE" w:bidi="sw_KE"/>
-        </w:rPr>
-        <w:t>5:4</w:t>
-      </w:r>
-      <w:r>
-        <w:rPr>
-          <w:lang w:val="sw_KE" w:bidi="sw_KE"/>
-        </w:rPr>
-        <w:t xml:space="preserve"> “Nitafanya Ishmaeli kuwa taifa kuu pia, lakini agano langu litakuwa na Isaka.”</w:t>
-      </w:r>
-    </w:p>
-    <w:p>
-      <w:pPr>
-        <w:pStyle w:val="ListBullet"/>
-        <w:spacing w:line="240" w:lineRule="auto"/>
-        <w:ind w:left="720"/>
-      </w:pPr>
-      <w:r>
-        <w:rPr>
-          <w:lang w:val="sw_KE" w:bidi="sw_KE"/>
-        </w:rPr>
-      </w:r>
-      <w:r>
-        <w:rPr>
-          <w:b/>
-          <w:lang w:val="sw_KE" w:bidi="sw_KE"/>
-        </w:rPr>
-        <w:t>6:4</w:t>
-      </w:r>
-      <w:r>
-        <w:rPr>
-          <w:lang w:val="sw_KE" w:bidi="sw_KE"/>
-        </w:rPr>
-        <w:t xml:space="preserve"> Baada ya muda mrefu, Abrahamu alikufa na ahadi zote ambazo Mungu alikuwa amemfanyia katika </w:t>
-      </w:r>
-      <w:r>
-        <w:rPr>
-          <w:b/>
-          <w:lang w:val="sw_KE" w:bidi="sw_KE"/>
-        </w:rPr>
-        <w:t>agano</w:t>
-      </w:r>
-      <w:r>
-        <w:rPr>
-          <w:lang w:val="sw_KE" w:bidi="sw_KE"/>
-        </w:rPr>
-        <w:t xml:space="preserve"> zilipitishwa kwa Isaka.</w:t>
-      </w:r>
-    </w:p>
-    <w:p>
-      <w:pPr>
-        <w:pStyle w:val="ListBullet"/>
-        <w:spacing w:line="240" w:lineRule="auto"/>
-        <w:ind w:left="720"/>
-      </w:pPr>
-      <w:r>
-        <w:rPr>
-          <w:lang w:val="sw_KE" w:bidi="sw_KE"/>
-        </w:rPr>
-      </w:r>
-      <w:r>
-        <w:rPr>
-          <w:b/>
-          <w:lang w:val="sw_KE" w:bidi="sw_KE"/>
-        </w:rPr>
-        <w:t>7:10</w:t>
-      </w:r>
-      <w:r>
-        <w:rPr>
-          <w:lang w:val="sw_KE" w:bidi="sw_KE"/>
-        </w:rPr>
-        <w:t xml:space="preserve"> “Ahadi za </w:t>
-      </w:r>
-      <w:r>
-        <w:rPr>
-          <w:b/>
-          <w:lang w:val="sw_KE" w:bidi="sw_KE"/>
-        </w:rPr>
-        <w:t>agano</w:t>
-      </w:r>
-      <w:r>
-        <w:rPr>
-          <w:lang w:val="sw_KE" w:bidi="sw_KE"/>
-        </w:rPr>
-        <w:t xml:space="preserve"> ambazo Mungu alitoa kwa Abrahamu na kisha kwa Isaka sasa zimepitishwa kwa Yakobo.”</w:t>
-      </w:r>
-    </w:p>
-    <w:p>
-      <w:pPr>
-        <w:pStyle w:val="ListBullet"/>
-        <w:spacing w:line="240" w:lineRule="auto"/>
-        <w:ind w:left="720"/>
-      </w:pPr>
-      <w:r>
-        <w:rPr>
-          <w:lang w:val="sw_KE" w:bidi="sw_KE"/>
-        </w:rPr>
-      </w:r>
-      <w:r>
-        <w:rPr>
-          <w:b/>
-          <w:lang w:val="sw_KE" w:bidi="sw_KE"/>
-        </w:rPr>
-        <w:t>13:2</w:t>
-      </w:r>
-      <w:r>
-        <w:rPr>
-          <w:lang w:val="sw_KE" w:bidi="sw_KE"/>
-        </w:rPr>
-        <w:t xml:space="preserve"> Mungu alisema kwa Mose na watu wa Israeli, “Ikiwa mtatii sauti yangu na kushika </w:t>
-      </w:r>
-      <w:r>
-        <w:rPr>
-          <w:b/>
-          <w:lang w:val="sw_KE" w:bidi="sw_KE"/>
-        </w:rPr>
-        <w:t>agano</w:t>
-      </w:r>
-      <w:r>
-        <w:rPr>
-          <w:lang w:val="sw_KE" w:bidi="sw_KE"/>
-        </w:rPr>
-        <w:t xml:space="preserve"> langu, mtakuwa mali yangu ya thamani, ufalme wa makuhani, na taifa takatifu.”</w:t>
-      </w:r>
-    </w:p>
-    <w:p>
-      <w:pPr>
-        <w:pStyle w:val="ListBullet"/>
-        <w:spacing w:line="240" w:lineRule="auto"/>
-        <w:ind w:left="720"/>
-      </w:pPr>
-      <w:r>
-        <w:rPr>
-          <w:lang w:val="sw_KE" w:bidi="sw_KE"/>
-        </w:rPr>
-      </w:r>
-      <w:r>
-        <w:rPr>
-          <w:b/>
-          <w:lang w:val="sw_KE" w:bidi="sw_KE"/>
-        </w:rPr>
-        <w:t>13:4</w:t>
-      </w:r>
-      <w:r>
-        <w:rPr>
-          <w:lang w:val="sw_KE" w:bidi="sw_KE"/>
-        </w:rPr>
-        <w:t xml:space="preserve"> Kisha Mungu akawapa </w:t>
-      </w:r>
-      <w:r>
-        <w:rPr>
-          <w:b/>
-          <w:lang w:val="sw_KE" w:bidi="sw_KE"/>
-        </w:rPr>
-        <w:t>agano</w:t>
-      </w:r>
-      <w:r>
-        <w:rPr>
-          <w:lang w:val="sw_KE" w:bidi="sw_KE"/>
-        </w:rPr>
-        <w:t xml:space="preserve"> na kusema, “Mimi ni Yahweh, Mungu wenu, niliyewakomboa kutoka utumwani Misri. Msikazane kuwahudumia miungu mingine.”</w:t>
-      </w:r>
-    </w:p>
-    <w:p>
-      <w:pPr>
-        <w:pStyle w:val="ListBullet"/>
-        <w:spacing w:line="240" w:lineRule="auto"/>
-        <w:ind w:left="720"/>
-      </w:pPr>
-      <w:r>
-        <w:rPr>
-          <w:lang w:val="sw_KE" w:bidi="sw_KE"/>
-        </w:rPr>
-      </w:r>
-      <w:r>
-        <w:rPr>
-          <w:b/>
-          <w:lang w:val="sw_KE" w:bidi="sw_KE"/>
-        </w:rPr>
-        <w:t>15:13</w:t>
-      </w:r>
-      <w:r>
-        <w:rPr>
-          <w:lang w:val="sw_KE" w:bidi="sw_KE"/>
-        </w:rPr>
-        <w:t xml:space="preserve"> Kisha Yoshua aliwakumbusha watu juu ya wajibu wao wa kutii </w:t>
-      </w:r>
-      <w:r>
-        <w:rPr>
-          <w:b/>
-          <w:lang w:val="sw_KE" w:bidi="sw_KE"/>
-        </w:rPr>
-        <w:t>agano</w:t>
-      </w:r>
-      <w:r>
-        <w:rPr>
-          <w:lang w:val="sw_KE" w:bidi="sw_KE"/>
-        </w:rPr>
-        <w:t xml:space="preserve"> ambalo Mungu alifanya na Waisraeli huko Sinai.</w:t>
-      </w:r>
-    </w:p>
-    <w:p>
-      <w:pPr>
-        <w:pStyle w:val="ListBullet"/>
-        <w:spacing w:line="240" w:lineRule="auto"/>
-        <w:ind w:left="720"/>
-      </w:pPr>
-      <w:r>
-        <w:rPr>
-          <w:lang w:val="sw_KE" w:bidi="sw_KE"/>
-        </w:rPr>
-      </w:r>
-      <w:r>
-        <w:rPr>
-          <w:b/>
-          <w:lang w:val="sw_KE" w:bidi="sw_KE"/>
-        </w:rPr>
-        <w:t>21:5</w:t>
-      </w:r>
-      <w:r>
-        <w:rPr>
-          <w:lang w:val="sw_KE" w:bidi="sw_KE"/>
-        </w:rPr>
-        <w:t xml:space="preserve"> Kupitia nabii Yeremia, Mungu aliahidi kwamba angefanya </w:t>
-      </w:r>
-      <w:r>
-        <w:rPr>
-          <w:b/>
-          <w:lang w:val="sw_KE" w:bidi="sw_KE"/>
-        </w:rPr>
-        <w:t>Agano Jipya</w:t>
-      </w:r>
-      <w:r>
-        <w:rPr>
-          <w:lang w:val="sw_KE" w:bidi="sw_KE"/>
-        </w:rPr>
-        <w:t xml:space="preserve">, lakini si kama agano Mungu alilofanya na Israeli huko Sinai. Katika </w:t>
-      </w:r>
-      <w:r>
-        <w:rPr>
-          <w:b/>
-          <w:lang w:val="sw_KE" w:bidi="sw_KE"/>
-        </w:rPr>
-        <w:t>Agano Jipya</w:t>
-      </w:r>
-      <w:r>
-        <w:rPr>
-          <w:lang w:val="sw_KE" w:bidi="sw_KE"/>
-        </w:rPr>
-        <w:t xml:space="preserve">, Mungu angeandika sheria yake mioyoni mwa watu, watu wangemjua Mungu kibinafsi, wangekuwa watu wake, na Mungu angesamehe dhambi zao. Masihi angeanzisha </w:t>
-      </w:r>
-      <w:r>
-        <w:rPr>
-          <w:b/>
-          <w:lang w:val="sw_KE" w:bidi="sw_KE"/>
-        </w:rPr>
-        <w:t>Agano Jipya</w:t>
-      </w:r>
-      <w:r>
-        <w:rPr>
-          <w:lang w:val="sw_KE" w:bidi="sw_KE"/>
-        </w:rPr>
-        <w:t>.</w:t>
-      </w:r>
-    </w:p>
-    <w:p>
-      <w:pPr>
-        <w:pStyle w:val="ListBullet"/>
-        <w:spacing w:line="240" w:lineRule="auto"/>
-        <w:ind w:left="720"/>
-      </w:pPr>
-      <w:r>
-        <w:rPr>
-          <w:lang w:val="sw_KE" w:bidi="sw_KE"/>
-        </w:rPr>
-      </w:r>
-      <w:r>
-        <w:rPr>
-          <w:b/>
-          <w:lang w:val="sw_KE" w:bidi="sw_KE"/>
-        </w:rPr>
-        <w:t>21:14</w:t>
-      </w:r>
-      <w:r>
-        <w:rPr>
-          <w:lang w:val="sw_KE" w:bidi="sw_KE"/>
-        </w:rPr>
-        <w:t xml:space="preserve"> Kupitia kifo na ufufuo wa Masihi, Mungu angekamilisha mpango wake wa kuokoa wenye dhambi na kuanzisha </w:t>
-      </w:r>
-      <w:r>
-        <w:rPr>
-          <w:b/>
-          <w:lang w:val="sw_KE" w:bidi="sw_KE"/>
-        </w:rPr>
-        <w:t>Agano Jipya</w:t>
-      </w:r>
-      <w:r>
-        <w:rPr>
-          <w:lang w:val="sw_KE" w:bidi="sw_KE"/>
-        </w:rPr>
-        <w:t>.</w:t>
-      </w:r>
-    </w:p>
-    <w:p>
-      <w:pPr>
-        <w:pStyle w:val="ListBullet"/>
-        <w:spacing w:line="240" w:lineRule="auto"/>
-        <w:ind w:left="720"/>
-      </w:pPr>
-      <w:r>
-        <w:rPr>
-          <w:lang w:val="sw_KE" w:bidi="sw_KE"/>
-        </w:rPr>
-      </w:r>
-      <w:r>
-        <w:rPr>
-          <w:b/>
-          <w:lang w:val="sw_KE" w:bidi="sw_KE"/>
-        </w:rPr>
-        <w:t>38:5</w:t>
-      </w:r>
-      <w:r>
-        <w:rPr>
-          <w:lang w:val="sw_KE" w:bidi="sw_KE"/>
-        </w:rPr>
-        <w:t xml:space="preserve"> Kisha Yesu akachukua kikombe na kusema, “Kunyweni hiki. Ni damu yangu ya </w:t>
-      </w:r>
-      <w:r>
-        <w:rPr>
-          <w:b/>
-          <w:lang w:val="sw_KE" w:bidi="sw_KE"/>
-        </w:rPr>
-        <w:t>Agano Jipya</w:t>
-      </w:r>
-      <w:r>
-        <w:rPr>
-          <w:lang w:val="sw_KE" w:bidi="sw_KE"/>
-        </w:rPr>
-        <w:t xml:space="preserve"> inayomwagika kwa ajili ya msamaha wa dhambi. Fanyeni hivi kunikumbuka kila mnapokunywa.”</w:t>
-      </w:r>
-    </w:p>
-    <w:p>
-      <w:pPr>
-        <w:pStyle w:val="ListBullet"/>
-        <w:spacing w:line="240" w:lineRule="auto"/>
-        <w:ind w:left="720"/>
-      </w:pPr>
-      <w:r>
-        <w:rPr>
-          <w:lang w:val="sw_KE" w:bidi="sw_KE"/>
-        </w:rPr>
-      </w:r>
-      <w:r>
-        <w:rPr>
-          <w:b/>
-          <w:lang w:val="sw_KE" w:bidi="sw_KE"/>
-        </w:rPr>
-        <w:t>48:11</w:t>
-      </w:r>
-      <w:r>
-        <w:rPr>
-          <w:lang w:val="sw_KE" w:bidi="sw_KE"/>
-        </w:rPr>
-        <w:t xml:space="preserve"> Lakini Mungu sasa ameweka </w:t>
-      </w:r>
-      <w:r>
-        <w:rPr>
-          <w:b/>
-          <w:lang w:val="sw_KE" w:bidi="sw_KE"/>
-        </w:rPr>
-        <w:t>Agano Jipya</w:t>
-      </w:r>
-      <w:r>
-        <w:rPr>
-          <w:lang w:val="sw_KE" w:bidi="sw_KE"/>
-        </w:rPr>
-        <w:t xml:space="preserve"> ambalo linapatikana kwa kila mtu. Kwa sababu ya </w:t>
-      </w:r>
-      <w:r>
-        <w:rPr>
-          <w:b/>
-          <w:lang w:val="sw_KE" w:bidi="sw_KE"/>
-        </w:rPr>
-        <w:t>Agano Jipya</w:t>
-      </w:r>
-      <w:r>
-        <w:rPr>
-          <w:lang w:val="sw_KE" w:bidi="sw_KE"/>
-        </w:rPr>
-        <w:t xml:space="preserve"> hili, yeyote kutoka kundi lolote la watu anaweza kuwa sehemu ya watu wa Mungu kwa kumwamini Yesu.</w:t>
-      </w:r>
-    </w:p>
-    <w:p>
-      <w:pPr>
-        <w:pStyle w:val="Heading3"/>
-      </w:pPr>
-      <w:r>
-        <w:rPr>
-          <w:lang w:val="sw_KE" w:bidi="sw_KE"/>
-        </w:rPr>
-        <w:t>Data ya Neno:</w:t>
-      </w:r>
-    </w:p>
-    <w:p>
-      <w:pPr>
-        <w:pStyle w:val="ListBullet"/>
-        <w:spacing w:line="240" w:lineRule="auto"/>
-        <w:ind w:left="720"/>
-      </w:pPr>
-      <w:r>
-        <w:rPr>
-          <w:lang w:val="sw_KE" w:bidi="sw_KE"/>
-        </w:rPr>
-      </w:r>
-      <w:r>
-        <w:rPr>
-          <w:lang w:val="sw_KE" w:bidi="sw_KE"/>
-        </w:rPr>
-        <w:t>Strong's: H1285, H2319, H3772, G08020, G12420, G49340</w:t>
-      </w:r>
-      <w:r>
-        <w:rPr>
-          <w:lang w:val="sw_KE" w:bidi="sw_KE"/>
-        </w:rPr>
-      </w:r>
-      <w:r>
-        <w:rPr>
-          <w:lang w:val="sw_KE" w:bidi="sw_KE"/>
-        </w:rPr>
-      </w:r>
-    </w:p>
-    <w:p>
-      <w:pPr/>
-      <w:r>
-        <w:rPr>
-          <w:lang w:val="sw_KE" w:bidi="sw_KE"/>
-        </w:rPr>
-      </w:r>
-    </w:p>
-    <w:p>
-      <w:pPr>
-        <w:pStyle w:val="Heading2"/>
-      </w:pPr>
-      <w:r>
-        <w:rPr>
-          <w:lang w:val="sw_KE" w:bidi="sw_KE"/>
-        </w:rPr>
-        <w:t>Ahabu</w:t>
-      </w:r>
-      <w:r>
-        <w:rPr>
-          <w:lang w:val="sw_KE" w:bidi="sw_KE"/>
-        </w:rPr>
-      </w:r>
-    </w:p>
-    <w:p>
-      <w:pPr>
-        <w:pStyle w:val="Heading3"/>
-      </w:pPr>
-      <w:r>
-        <w:rPr>
-          <w:lang w:val="sw_KE" w:bidi="sw_KE"/>
-        </w:rPr>
-        <w:t>Uhalisia:</w:t>
-      </w:r>
-    </w:p>
-    <w:p>
-      <w:pPr/>
-      <w:r>
-        <w:rPr>
-          <w:lang w:val="sw_KE" w:bidi="sw_KE"/>
-        </w:rPr>
-      </w:r>
-      <w:r>
-        <w:rPr>
-          <w:lang w:val="sw_KE" w:bidi="sw_KE"/>
-        </w:rPr>
-        <w:t>Ahabu alikuwa mfalme mwovu sana ambaye alitawala ufalme wa kaskazini wa Israeli kuanzia mwaka 875 hadi 854 Kabla ya Kristo (KK).</w:t>
-      </w:r>
-    </w:p>
-    <w:p>
-      <w:pPr>
-        <w:pStyle w:val="ListBullet"/>
-        <w:spacing w:line="240" w:lineRule="auto"/>
-        <w:ind w:left="720"/>
-      </w:pPr>
-      <w:r>
-        <w:rPr>
-          <w:lang w:val="sw_KE" w:bidi="sw_KE"/>
-        </w:rPr>
-      </w:r>
-      <w:r>
-        <w:rPr>
-          <w:lang w:val="sw_KE" w:bidi="sw_KE"/>
-        </w:rPr>
-        <w:t>Mfalme Ahabu aliwashawishi watu wa Israeli kuabudu miungu ya uongo.</w:t>
-      </w:r>
-    </w:p>
-    <w:p>
-      <w:pPr>
-        <w:pStyle w:val="ListBullet"/>
-        <w:spacing w:line="240" w:lineRule="auto"/>
-        <w:ind w:left="720"/>
-      </w:pPr>
-      <w:r>
-        <w:rPr>
-          <w:lang w:val="sw_KE" w:bidi="sw_KE"/>
-        </w:rPr>
-      </w:r>
-      <w:r>
-        <w:rPr>
-          <w:lang w:val="sw_KE" w:bidi="sw_KE"/>
-        </w:rPr>
-        <w:t>Nabii Eliya alimkabili Ahabu na kumwambia kutakuwa na ukame mkali kwa miaka mitatu na nusu kama adhabu kwa dhambi ambazo Ahabu aliwasababisha Waisraeli kufanya.</w:t>
-      </w:r>
-    </w:p>
-    <w:p>
-      <w:pPr>
-        <w:pStyle w:val="ListBullet"/>
-        <w:spacing w:line="240" w:lineRule="auto"/>
-        <w:ind w:left="720"/>
-      </w:pPr>
-      <w:r>
-        <w:rPr>
-          <w:lang w:val="sw_KE" w:bidi="sw_KE"/>
-        </w:rPr>
-      </w:r>
-      <w:r>
-        <w:rPr>
-          <w:lang w:val="sw_KE" w:bidi="sw_KE"/>
-        </w:rPr>
-        <w:t>Ahabu na mke wake Yezebeli walifanya mambo mengine maovu mengi, ikiwa ni pamoja na kutumia mamlaka yao kuua watu wasio na hatia.</w:t>
-      </w:r>
-    </w:p>
-    <w:p>
-      <w:pPr/>
-      <w:r>
-        <w:rPr>
-          <w:lang w:val="sw_KE" w:bidi="sw_KE"/>
-        </w:rPr>
-      </w:r>
-      <w:r>
-        <w:rPr>
-          <w:lang w:val="sw_KE" w:bidi="sw_KE"/>
-        </w:rPr>
-        <w:t>(Mapendekezo ya Tafsiri: Jinsi ya Kutafsiri Majina ya Watu)</w:t>
-      </w:r>
-    </w:p>
-    <w:p>
-      <w:pPr/>
-      <w:r>
-        <w:rPr>
-          <w:lang w:val="sw_KE" w:bidi="sw_KE"/>
-        </w:rPr>
-      </w:r>
-      <w:r>
-        <w:rPr>
-          <w:lang w:val="sw_KE" w:bidi="sw_KE"/>
-        </w:rPr>
-        <w:t xml:space="preserve">(Tazama pia: </w:t>
-      </w:r>
-      <w:r>
-        <w:rPr>
-          <w:lang w:val="sw_KE" w:bidi="sw_KE"/>
-        </w:rPr>
-        <w:t>Bali</w:t>
-      </w:r>
-      <w:r>
-        <w:rPr>
-          <w:lang w:val="sw_KE" w:bidi="sw_KE"/>
-        </w:rPr>
-        <w:t xml:space="preserve">, </w:t>
-      </w:r>
-      <w:r>
-        <w:rPr>
-          <w:lang w:val="sw_KE" w:bidi="sw_KE"/>
-        </w:rPr>
-        <w:t>Eliya</w:t>
-      </w:r>
-      <w:r>
-        <w:rPr>
-          <w:lang w:val="sw_KE" w:bidi="sw_KE"/>
-        </w:rPr>
-        <w:t xml:space="preserve">, </w:t>
-      </w:r>
-      <w:r>
-        <w:rPr>
-          <w:lang w:val="sw_KE" w:bidi="sw_KE"/>
-        </w:rPr>
-        <w:t>Yezebeli</w:t>
-      </w:r>
-      <w:r>
-        <w:rPr>
-          <w:lang w:val="sw_KE" w:bidi="sw_KE"/>
-        </w:rPr>
-        <w:t xml:space="preserve">, </w:t>
-      </w:r>
-      <w:r>
-        <w:rPr>
-          <w:lang w:val="sw_KE" w:bidi="sw_KE"/>
-        </w:rPr>
-        <w:t>Ufalme wa Israeli</w:t>
-      </w:r>
-      <w:r>
-        <w:rPr>
-          <w:lang w:val="sw_KE" w:bidi="sw_KE"/>
-        </w:rPr>
-        <w:t xml:space="preserve">, </w:t>
-      </w:r>
-      <w:r>
-        <w:rPr>
-          <w:lang w:val="sw_KE" w:bidi="sw_KE"/>
-        </w:rPr>
-        <w:t>Yahweh</w:t>
-      </w:r>
-      <w:r>
-        <w:rPr>
-          <w:lang w:val="sw_KE" w:bidi="sw_KE"/>
-        </w:rPr>
-        <w:t>)</w:t>
-      </w:r>
-    </w:p>
-    <w:p>
-      <w:pPr>
-        <w:pStyle w:val="Heading3"/>
-      </w:pPr>
-      <w:r>
-        <w:rPr>
-          <w:lang w:val="sw_KE" w:bidi="sw_KE"/>
-        </w:rPr>
-        <w:t>Marejeleo ya Biblia:</w:t>
-      </w:r>
-    </w:p>
-    <w:p>
-      <w:pPr>
-        <w:pStyle w:val="ListBullet"/>
-        <w:spacing w:line="240" w:lineRule="auto"/>
-        <w:ind w:left="720"/>
-      </w:pPr>
-      <w:r>
-        <w:rPr>
-          <w:lang w:val="sw_KE" w:bidi="sw_KE"/>
-        </w:rPr>
-      </w:r>
-      <w:r>
-        <w:rPr>
-          <w:lang w:val="sw_KE" w:bidi="sw_KE"/>
-        </w:rPr>
-        <w:t>1 Wafalme 18:1–2</w:t>
-      </w:r>
-    </w:p>
-    <w:p>
-      <w:pPr>
-        <w:pStyle w:val="ListBullet"/>
-        <w:spacing w:line="240" w:lineRule="auto"/>
-        <w:ind w:left="720"/>
-      </w:pPr>
-      <w:r>
-        <w:rPr>
-          <w:lang w:val="sw_KE" w:bidi="sw_KE"/>
-        </w:rPr>
-      </w:r>
-      <w:r>
-        <w:rPr>
-          <w:lang w:val="sw_KE" w:bidi="sw_KE"/>
-        </w:rPr>
-        <w:t>1 Wafalme 20:1–3</w:t>
-      </w:r>
-    </w:p>
-    <w:p>
-      <w:pPr>
-        <w:pStyle w:val="ListBullet"/>
-        <w:spacing w:line="240" w:lineRule="auto"/>
-        <w:ind w:left="720"/>
-      </w:pPr>
-      <w:r>
-        <w:rPr>
-          <w:lang w:val="sw_KE" w:bidi="sw_KE"/>
-        </w:rPr>
-      </w:r>
-      <w:r>
-        <w:rPr>
-          <w:lang w:val="sw_KE" w:bidi="sw_KE"/>
-        </w:rPr>
-        <w:t>2 Mambo ya Nyakati 21:6</w:t>
-      </w:r>
-    </w:p>
-    <w:p>
-      <w:pPr>
-        <w:pStyle w:val="ListBullet"/>
-        <w:spacing w:line="240" w:lineRule="auto"/>
-        <w:ind w:left="720"/>
-      </w:pPr>
-      <w:r>
-        <w:rPr>
-          <w:lang w:val="sw_KE" w:bidi="sw_KE"/>
-        </w:rPr>
-      </w:r>
-      <w:r>
-        <w:rPr>
-          <w:lang w:val="sw_KE" w:bidi="sw_KE"/>
-        </w:rPr>
-        <w:t>2 Wafalme 9:8</w:t>
-      </w:r>
-    </w:p>
-    <w:p>
-      <w:pPr>
-        <w:pStyle w:val="Heading3"/>
-      </w:pPr>
-      <w:r>
-        <w:rPr>
-          <w:lang w:val="sw_KE" w:bidi="sw_KE"/>
-        </w:rPr>
-        <w:t>Mifano kutoka kwenye hadithi za Biblia:</w:t>
-      </w:r>
-    </w:p>
-    <w:p>
-      <w:pPr>
-        <w:pStyle w:val="ListBullet"/>
-        <w:spacing w:line="240" w:lineRule="auto"/>
-        <w:ind w:left="720"/>
-      </w:pPr>
-      <w:r>
-        <w:rPr>
-          <w:lang w:val="sw_KE" w:bidi="sw_KE"/>
-        </w:rPr>
-      </w:r>
-      <w:r>
-        <w:rPr>
-          <w:b/>
-          <w:lang w:val="sw_KE" w:bidi="sw_KE"/>
-        </w:rPr>
-        <w:t>19:2</w:t>
-      </w:r>
-      <w:r>
-        <w:rPr>
-          <w:lang w:val="sw_KE" w:bidi="sw_KE"/>
-        </w:rPr>
-        <w:t xml:space="preserve"> Eliya alikuwa nabii wakati </w:t>
-      </w:r>
-      <w:r>
-        <w:rPr>
-          <w:b/>
-          <w:lang w:val="sw_KE" w:bidi="sw_KE"/>
-        </w:rPr>
-        <w:t>Ahabu</w:t>
-      </w:r>
-      <w:r>
-        <w:rPr>
-          <w:lang w:val="sw_KE" w:bidi="sw_KE"/>
-        </w:rPr>
-        <w:t xml:space="preserve"> alipokuwa mfalme wa Israeli. </w:t>
-      </w:r>
-      <w:r>
-        <w:rPr>
-          <w:b/>
-          <w:lang w:val="sw_KE" w:bidi="sw_KE"/>
-        </w:rPr>
-        <w:t>Ahabu</w:t>
-      </w:r>
-      <w:r>
-        <w:rPr>
-          <w:lang w:val="sw_KE" w:bidi="sw_KE"/>
-        </w:rPr>
-        <w:t xml:space="preserve"> alikuwa mtu mwovu ambaye aliwahimiza watu kumwabudu mungu wa uongo aitwaye Baali.</w:t>
-      </w:r>
-    </w:p>
-    <w:p>
-      <w:pPr>
-        <w:pStyle w:val="ListBullet"/>
-        <w:spacing w:line="240" w:lineRule="auto"/>
-        <w:ind w:left="720"/>
-      </w:pPr>
-      <w:r>
-        <w:rPr>
-          <w:lang w:val="sw_KE" w:bidi="sw_KE"/>
-        </w:rPr>
-      </w:r>
-      <w:r>
-        <w:rPr>
-          <w:b/>
-          <w:lang w:val="sw_KE" w:bidi="sw_KE"/>
-        </w:rPr>
-        <w:t>19:3</w:t>
-      </w:r>
-      <w:r>
-        <w:rPr>
-          <w:lang w:val="sw_KE" w:bidi="sw_KE"/>
-        </w:rPr>
-        <w:t xml:space="preserve"> </w:t>
-      </w:r>
-      <w:r>
-        <w:rPr>
-          <w:b/>
-          <w:lang w:val="sw_KE" w:bidi="sw_KE"/>
-        </w:rPr>
-        <w:t>Ahabu</w:t>
-      </w:r>
-      <w:r>
-        <w:rPr>
-          <w:lang w:val="sw_KE" w:bidi="sw_KE"/>
-        </w:rPr>
-        <w:t xml:space="preserve"> na jeshi lake walimtafuta Eliya, lakini hawakufanikiwa kumpata.</w:t>
-      </w:r>
-    </w:p>
-    <w:p>
-      <w:pPr>
-        <w:pStyle w:val="ListBullet"/>
-        <w:spacing w:line="240" w:lineRule="auto"/>
-        <w:ind w:left="720"/>
-      </w:pPr>
-      <w:r>
-        <w:rPr>
-          <w:lang w:val="sw_KE" w:bidi="sw_KE"/>
-        </w:rPr>
-      </w:r>
-      <w:r>
-        <w:rPr>
-          <w:b/>
-          <w:lang w:val="sw_KE" w:bidi="sw_KE"/>
-        </w:rPr>
-        <w:t>19:5</w:t>
-      </w:r>
-      <w:r>
-        <w:rPr>
-          <w:lang w:val="sw_KE" w:bidi="sw_KE"/>
-        </w:rPr>
-        <w:t xml:space="preserve"> Baada ya miaka mitatu na nusu, Mungu alimwambia Eliya arudi katika ufalme wa Israeli na kuzungumza na </w:t>
-      </w:r>
-      <w:r>
-        <w:rPr>
-          <w:b/>
-          <w:lang w:val="sw_KE" w:bidi="sw_KE"/>
-        </w:rPr>
-        <w:t>Ahabu</w:t>
-      </w:r>
-      <w:r>
-        <w:rPr>
-          <w:lang w:val="sw_KE" w:bidi="sw_KE"/>
-        </w:rPr>
-        <w:t xml:space="preserve"> kwa sababu alikuwa anataka kuleta mvua tena.</w:t>
-      </w:r>
-    </w:p>
-    <w:p>
-      <w:pPr>
-        <w:pStyle w:val="Heading3"/>
-      </w:pPr>
-      <w:r>
-        <w:rPr>
-          <w:lang w:val="sw_KE" w:bidi="sw_KE"/>
-        </w:rPr>
-        <w:t>Data ya Neno:</w:t>
-      </w:r>
-    </w:p>
-    <w:p>
-      <w:pPr>
-        <w:pStyle w:val="ListBullet"/>
-        <w:spacing w:line="240" w:lineRule="auto"/>
-        <w:ind w:left="720"/>
-      </w:pPr>
-      <w:r>
-        <w:rPr>
-          <w:lang w:val="sw_KE" w:bidi="sw_KE"/>
-        </w:rPr>
-      </w:r>
-      <w:r>
-        <w:rPr>
-          <w:lang w:val="sw_KE" w:bidi="sw_KE"/>
-        </w:rPr>
-        <w:t>Strong's: H0256</w:t>
-      </w:r>
-      <w:r>
-        <w:rPr>
-          <w:lang w:val="sw_KE" w:bidi="sw_KE"/>
-        </w:rPr>
-      </w:r>
-      <w:r>
-        <w:rPr>
-          <w:lang w:val="sw_KE" w:bidi="sw_KE"/>
-        </w:rPr>
-      </w:r>
-    </w:p>
-    <w:p>
-      <w:pPr/>
-      <w:r>
-        <w:rPr>
-          <w:lang w:val="sw_KE" w:bidi="sw_KE"/>
-        </w:rPr>
-      </w:r>
-    </w:p>
-    <w:p>
-      <w:pPr>
-        <w:pStyle w:val="Heading2"/>
-      </w:pPr>
-      <w:r>
-        <w:rPr>
-          <w:lang w:val="sw_KE" w:bidi="sw_KE"/>
-        </w:rPr>
-        <w:t>Ahadi</w:t>
-      </w:r>
-      <w:r>
-        <w:rPr>
-          <w:lang w:val="sw_KE" w:bidi="sw_KE"/>
-        </w:rPr>
-      </w:r>
-    </w:p>
-    <w:p>
-      <w:pPr>
-        <w:pStyle w:val="Heading3"/>
-      </w:pPr>
-      <w:r>
-        <w:rPr>
-          <w:lang w:val="sw_KE" w:bidi="sw_KE"/>
-        </w:rPr>
-        <w:t>Ufafanuzi:</w:t>
-      </w:r>
-    </w:p>
-    <w:p>
-      <w:pPr/>
-      <w:r>
-        <w:rPr>
-          <w:lang w:val="sw_KE" w:bidi="sw_KE"/>
-        </w:rPr>
-      </w:r>
-      <w:r>
-        <w:rPr>
-          <w:lang w:val="sw_KE" w:bidi="sw_KE"/>
-        </w:rPr>
-        <w:t>Neno "ahadi" linamaanisha kujitolea rasmi na kwa dhati kufanya jambo au kutoa kitu.</w:t>
-      </w:r>
-    </w:p>
-    <w:p>
-      <w:pPr>
-        <w:pStyle w:val="ListBullet"/>
-        <w:spacing w:line="240" w:lineRule="auto"/>
-        <w:ind w:left="720"/>
-      </w:pPr>
-      <w:r>
-        <w:rPr>
-          <w:lang w:val="sw_KE" w:bidi="sw_KE"/>
-        </w:rPr>
-      </w:r>
-      <w:r>
-        <w:rPr>
-          <w:lang w:val="sw_KE" w:bidi="sw_KE"/>
-        </w:rPr>
-        <w:t>Kwenye Agano la Kale, maafisa wa Israeli waliapa kuwa waaminifu kwa Mfalme Daudi.</w:t>
-      </w:r>
-    </w:p>
-    <w:p>
-      <w:pPr>
-        <w:pStyle w:val="ListBullet"/>
-        <w:spacing w:line="240" w:lineRule="auto"/>
-        <w:ind w:left="720"/>
-      </w:pPr>
-      <w:r>
-        <w:rPr>
-          <w:lang w:val="sw_KE" w:bidi="sw_KE"/>
-        </w:rPr>
-      </w:r>
-      <w:r>
-        <w:rPr>
-          <w:lang w:val="sw_KE" w:bidi="sw_KE"/>
-        </w:rPr>
-        <w:t>Kusema "ahadi" kunaweza kumaanisha "kujitolea rasmi" au "kuahidi kwa dhati."</w:t>
-      </w:r>
-    </w:p>
-    <w:p>
-      <w:pPr>
-        <w:pStyle w:val="ListBullet"/>
-        <w:spacing w:line="240" w:lineRule="auto"/>
-        <w:ind w:left="720"/>
-      </w:pPr>
-      <w:r>
-        <w:rPr>
-          <w:lang w:val="sw_KE" w:bidi="sw_KE"/>
-        </w:rPr>
-      </w:r>
-      <w:r>
-        <w:rPr>
-          <w:lang w:val="sw_KE" w:bidi="sw_KE"/>
-        </w:rPr>
-        <w:t>Neno "ahadi" linaweza pia kumaanisha kitu kinachotolewa kama dhamana au ahadi ya kulipa deni.</w:t>
-      </w:r>
-    </w:p>
-    <w:p>
-      <w:pPr>
-        <w:pStyle w:val="ListBullet"/>
-        <w:spacing w:line="240" w:lineRule="auto"/>
-        <w:ind w:left="720"/>
-      </w:pPr>
-      <w:r>
-        <w:rPr>
-          <w:lang w:val="sw_KE" w:bidi="sw_KE"/>
-        </w:rPr>
-      </w:r>
-      <w:r>
-        <w:rPr>
-          <w:lang w:val="sw_KE" w:bidi="sw_KE"/>
-        </w:rPr>
-        <w:t>Kitu kilichowekwa kama rehani kitarudishwa kwa mmiliki wake wakati ahadi itakapotimizwa.</w:t>
-      </w:r>
-    </w:p>
-    <w:p>
-      <w:pPr>
-        <w:pStyle w:val="ListBullet"/>
-        <w:spacing w:line="240" w:lineRule="auto"/>
-        <w:ind w:left="720"/>
-      </w:pPr>
-      <w:r>
-        <w:rPr>
-          <w:lang w:val="sw_KE" w:bidi="sw_KE"/>
-        </w:rPr>
-      </w:r>
-      <w:r>
-        <w:rPr>
-          <w:lang w:val="sw_KE" w:bidi="sw_KE"/>
-        </w:rPr>
-        <w:t>Njia za kutafsiri "ahadi" zinaweza kujumuisha "ahadi ya dhati," "ahadi rasmi," "dhamana," au "uhakikisho rasmi," kulingana na muktadha.</w:t>
-      </w:r>
-    </w:p>
-    <w:p>
-      <w:pPr/>
-      <w:r>
-        <w:rPr>
-          <w:lang w:val="sw_KE" w:bidi="sw_KE"/>
-        </w:rPr>
-      </w:r>
-      <w:r>
-        <w:rPr>
-          <w:lang w:val="sw_KE" w:bidi="sw_KE"/>
-        </w:rPr>
-        <w:t xml:space="preserve">(Tazama pia: </w:t>
-      </w:r>
-      <w:r>
-        <w:rPr>
-          <w:lang w:val="sw_KE" w:bidi="sw_KE"/>
-        </w:rPr>
-        <w:t>ahadi</w:t>
-      </w:r>
-      <w:r>
-        <w:rPr>
-          <w:lang w:val="sw_KE" w:bidi="sw_KE"/>
-        </w:rPr>
-        <w:t xml:space="preserve">, </w:t>
-      </w:r>
-      <w:r>
-        <w:rPr>
-          <w:lang w:val="sw_KE" w:bidi="sw_KE"/>
-        </w:rPr>
         <w:t>kiapo</w:t>
       </w:r>
       <w:r>
         <w:rPr>
           <w:lang w:val="sw_KE" w:bidi="sw_KE"/>
         </w:rPr>
-        <w:t xml:space="preserve">, </w:t>
-      </w:r>
-      <w:r>
-        <w:rPr>
-          <w:lang w:val="sw_KE" w:bidi="sw_KE"/>
-        </w:rPr>
-        <w:t>nadhiri</w:t>
-      </w:r>
-      <w:r>
-        <w:rPr>
-          <w:lang w:val="sw_KE" w:bidi="sw_KE"/>
-        </w:rPr>
-        <w:t>)</w:t>
-      </w:r>
-    </w:p>
-    <w:p>
-      <w:pPr>
-        <w:pStyle w:val="Heading3"/>
-      </w:pPr>
-      <w:r>
-        <w:rPr>
-          <w:lang w:val="sw_KE" w:bidi="sw_KE"/>
-        </w:rPr>
-        <w:t>Marejeleo ya Biblia:</w:t>
-      </w:r>
-    </w:p>
-    <w:p>
-      <w:pPr>
-        <w:pStyle w:val="ListBullet"/>
-        <w:spacing w:line="240" w:lineRule="auto"/>
-        <w:ind w:left="720"/>
-      </w:pPr>
-      <w:r>
-        <w:rPr>
-          <w:lang w:val="sw_KE" w:bidi="sw_KE"/>
-        </w:rPr>
-      </w:r>
-      <w:r>
-        <w:rPr>
-          <w:lang w:val="sw_KE" w:bidi="sw_KE"/>
-        </w:rPr>
-        <w:t>2 Wakorintho 5:4–5</w:t>
-      </w:r>
-    </w:p>
-    <w:p>
-      <w:pPr>
-        <w:pStyle w:val="ListBullet"/>
-        <w:spacing w:line="240" w:lineRule="auto"/>
-        <w:ind w:left="720"/>
-      </w:pPr>
-      <w:r>
-        <w:rPr>
-          <w:lang w:val="sw_KE" w:bidi="sw_KE"/>
-        </w:rPr>
-      </w:r>
-      <w:r>
-        <w:rPr>
-          <w:lang w:val="sw_KE" w:bidi="sw_KE"/>
-        </w:rPr>
-        <w:t>Kutoka 22:26</w:t>
-      </w:r>
-    </w:p>
-    <w:p>
-      <w:pPr>
-        <w:pStyle w:val="ListBullet"/>
-        <w:spacing w:line="240" w:lineRule="auto"/>
-        <w:ind w:left="720"/>
-      </w:pPr>
-      <w:r>
-        <w:rPr>
-          <w:lang w:val="sw_KE" w:bidi="sw_KE"/>
-        </w:rPr>
-      </w:r>
-      <w:r>
-        <w:rPr>
-          <w:lang w:val="sw_KE" w:bidi="sw_KE"/>
-        </w:rPr>
-        <w:t>Mwanzo 38:17–18</w:t>
-      </w:r>
-    </w:p>
-    <w:p>
-      <w:pPr>
-        <w:pStyle w:val="ListBullet"/>
-        <w:spacing w:line="240" w:lineRule="auto"/>
-        <w:ind w:left="720"/>
-      </w:pPr>
-      <w:r>
-        <w:rPr>
-          <w:lang w:val="sw_KE" w:bidi="sw_KE"/>
-        </w:rPr>
-      </w:r>
-      <w:r>
-        <w:rPr>
-          <w:lang w:val="sw_KE" w:bidi="sw_KE"/>
-        </w:rPr>
-        <w:t>Nehemia 10:28–29</w:t>
-      </w:r>
-    </w:p>
-    <w:p>
-      <w:pPr>
-        <w:pStyle w:val="Heading3"/>
-      </w:pPr>
-      <w:r>
-        <w:rPr>
-          <w:lang w:val="sw_KE" w:bidi="sw_KE"/>
-        </w:rPr>
-        <w:t>Data ya Neno:</w:t>
-      </w:r>
-    </w:p>
-    <w:p>
-      <w:pPr>
-        <w:pStyle w:val="ListBullet"/>
-        <w:spacing w:line="240" w:lineRule="auto"/>
-        <w:ind w:left="720"/>
-      </w:pPr>
-      <w:r>
-        <w:rPr>
-          <w:lang w:val="sw_KE" w:bidi="sw_KE"/>
-        </w:rPr>
-      </w:r>
-      <w:r>
-        <w:rPr>
-          <w:lang w:val="sw_KE" w:bidi="sw_KE"/>
-        </w:rPr>
-        <w:t>Strong's: H0781, H2254, H2258, H5667, H5671, H6148, H6161, H6162</w:t>
-      </w:r>
-      <w:r>
-        <w:rPr>
-          <w:lang w:val="sw_KE" w:bidi="sw_KE"/>
-        </w:rPr>
-      </w:r>
-      <w:r>
-        <w:rPr>
-          <w:lang w:val="sw_KE" w:bidi="sw_KE"/>
-        </w:rPr>
-      </w:r>
-    </w:p>
-    <w:p>
-      <w:pPr/>
-      <w:r>
-        <w:rPr>
-          <w:lang w:val="sw_KE" w:bidi="sw_KE"/>
-        </w:rPr>
-      </w:r>
-    </w:p>
-    <w:p>
-      <w:pPr>
-        <w:pStyle w:val="Heading2"/>
-      </w:pPr>
-      <w:r>
-        <w:rPr>
-          <w:lang w:val="sw_KE" w:bidi="sw_KE"/>
-        </w:rPr>
-        <w:t>Ahadi</w:t>
-      </w:r>
-      <w:r>
-        <w:rPr>
-          <w:lang w:val="sw_KE" w:bidi="sw_KE"/>
-        </w:rPr>
-      </w:r>
-    </w:p>
-    <w:p>
-      <w:pPr>
-        <w:pStyle w:val="Heading3"/>
-      </w:pPr>
-      <w:r>
-        <w:rPr>
-          <w:lang w:val="sw_KE" w:bidi="sw_KE"/>
-        </w:rPr>
-        <w:t>Ufafanuzi:</w:t>
-      </w:r>
-    </w:p>
-    <w:p>
-      <w:pPr/>
-      <w:r>
-        <w:rPr>
-          <w:lang w:val="sw_KE" w:bidi="sw_KE"/>
-        </w:rPr>
-      </w:r>
-      <w:r>
-        <w:rPr>
-          <w:lang w:val="sw_KE" w:bidi="sw_KE"/>
-        </w:rPr>
-        <w:t>Inapotumika kama kitenzi, neno "ahidi" linamaanisha kitendo cha mtu kusema kwamba atafanya kitu kwa njia ambayo anajilazimisha kutimiza alichosema. Inapotumika kama nomino, neno "ahadi" linamaanisha kitu ambacho mtu anajilazimisha kufanya.</w:t>
-      </w:r>
-    </w:p>
-    <w:p>
-      <w:pPr>
-        <w:pStyle w:val="ListBullet"/>
-        <w:spacing w:line="240" w:lineRule="auto"/>
-        <w:ind w:left="720"/>
-      </w:pPr>
-      <w:r>
-        <w:rPr>
-          <w:lang w:val="sw_KE" w:bidi="sw_KE"/>
-        </w:rPr>
-      </w:r>
-      <w:r>
-        <w:rPr>
-          <w:lang w:val="sw_KE" w:bidi="sw_KE"/>
-        </w:rPr>
-        <w:t>Biblia inataja ahadi nyingi ambazo Mungu amefanya kwa watu wake.</w:t>
-      </w:r>
-    </w:p>
-    <w:p>
-      <w:pPr>
-        <w:pStyle w:val="ListBullet"/>
-        <w:spacing w:line="240" w:lineRule="auto"/>
-        <w:ind w:left="720"/>
-      </w:pPr>
-      <w:r>
-        <w:rPr>
-          <w:lang w:val="sw_KE" w:bidi="sw_KE"/>
-        </w:rPr>
-      </w:r>
-      <w:r>
-        <w:rPr>
-          <w:lang w:val="sw_KE" w:bidi="sw_KE"/>
-        </w:rPr>
-        <w:t>Ahadi ni sehemu muhimu ya makubaliano rasmi kama vile maagano.</w:t>
-      </w:r>
-    </w:p>
-    <w:p>
-      <w:pPr>
-        <w:pStyle w:val="Heading3"/>
-      </w:pPr>
-      <w:r>
-        <w:rPr>
-          <w:lang w:val="sw_KE" w:bidi="sw_KE"/>
-        </w:rPr>
-        <w:t>Mapendekezo ya Tafsiri:</w:t>
-      </w:r>
-    </w:p>
-    <w:p>
-      <w:pPr>
-        <w:pStyle w:val="ListBullet"/>
-        <w:spacing w:line="240" w:lineRule="auto"/>
-        <w:ind w:left="720"/>
-      </w:pPr>
-      <w:r>
-        <w:rPr>
-          <w:lang w:val="sw_KE" w:bidi="sw_KE"/>
-        </w:rPr>
-      </w:r>
-      <w:r>
-        <w:rPr>
-          <w:lang w:val="sw_KE" w:bidi="sw_KE"/>
-        </w:rPr>
-        <w:t>Neno "ahadi" linaweza kutafsiriwa kama "kujitoa" au "uhakikisho" au "dhamana."</w:t>
-      </w:r>
-    </w:p>
-    <w:p>
-      <w:pPr>
-        <w:pStyle w:val="ListBullet"/>
-        <w:spacing w:line="240" w:lineRule="auto"/>
-        <w:ind w:left="720"/>
-      </w:pPr>
-      <w:r>
-        <w:rPr>
-          <w:lang w:val="sw_KE" w:bidi="sw_KE"/>
-        </w:rPr>
-      </w:r>
-      <w:r>
-        <w:rPr>
-          <w:lang w:val="sw_KE" w:bidi="sw_KE"/>
-        </w:rPr>
-        <w:t>Kusema "kuahidi kufanya kitu" kunaweza kutafsiriwa kama "kumhakikishia mtu kwamba utafanya kitu" au "kujitolea kufanya kitu."</w:t>
-      </w:r>
-    </w:p>
-    <w:p>
-      <w:pPr/>
-      <w:r>
-        <w:rPr>
-          <w:lang w:val="sw_KE" w:bidi="sw_KE"/>
-        </w:rPr>
-      </w:r>
-      <w:r>
-        <w:rPr>
-          <w:lang w:val="sw_KE" w:bidi="sw_KE"/>
-        </w:rPr>
-        <w:t xml:space="preserve">(Tazama pia: </w:t>
-      </w:r>
-      <w:r>
-        <w:rPr>
-          <w:lang w:val="sw_KE" w:bidi="sw_KE"/>
-        </w:rPr>
-        <w:t>agano</w:t>
-      </w:r>
-      <w:r>
-        <w:rPr>
-          <w:lang w:val="sw_KE" w:bidi="sw_KE"/>
-        </w:rPr>
-        <w:t xml:space="preserve">, </w:t>
-      </w:r>
-      <w:r>
-        <w:rPr>
-          <w:lang w:val="sw_KE" w:bidi="sw_KE"/>
-        </w:rPr>
-        <w:t>kiapo</w:t>
-      </w:r>
-      <w:r>
-        <w:rPr>
-          <w:lang w:val="sw_KE" w:bidi="sw_KE"/>
-        </w:rPr>
-        <w:t xml:space="preserve">, </w:t>
-      </w:r>
-      <w:r>
-        <w:rPr>
-          <w:lang w:val="sw_KE" w:bidi="sw_KE"/>
-        </w:rPr>
-        <w:t>nadhiri</w:t>
-      </w:r>
-      <w:r>
-        <w:rPr>
-          <w:lang w:val="sw_KE" w:bidi="sw_KE"/>
-        </w:rPr>
-        <w:t>)</w:t>
+        <w:t>, nadhiri)</w:t>
       </w:r>
     </w:p>
     <w:p>
@@ -8963,13 +8915,25 @@
         <w:rPr>
           <w:lang w:val="sw_KE" w:bidi="sw_KE"/>
         </w:rPr>
+        <w:t xml:space="preserve">, shutumu, </w:t>
+      </w:r>
+      <w:r>
+        <w:rPr>
+          <w:lang w:val="sw_KE" w:bidi="sw_KE"/>
+        </w:rPr>
+        <w:t>kemea</w:t>
+      </w:r>
+      <w:r>
+        <w:rPr>
+          <w:lang w:val="sw_KE" w:bidi="sw_KE"/>
+        </w:rPr>
         <w:t xml:space="preserve">, </w:t>
       </w:r>
       <w:r>
         <w:rPr>
           <w:lang w:val="sw_KE" w:bidi="sw_KE"/>
         </w:rPr>
-        <w:t>shutumu</w:t>
+        <w:t>Mungu wa uongo</w:t>
       </w:r>
       <w:r>
         <w:rPr>
@@ -8981,7 +8945,7 @@
         <w:rPr>
           <w:lang w:val="sw_KE" w:bidi="sw_KE"/>
         </w:rPr>
-        <w:t>kemea</w:t>
+        <w:t>unyenyekevu</w:t>
       </w:r>
       <w:r>
         <w:rPr>
@@ -8993,7 +8957,7 @@
         <w:rPr>
           <w:lang w:val="sw_KE" w:bidi="sw_KE"/>
         </w:rPr>
-        <w:t>Mungu wa uongo</w:t>
+        <w:t>Isaya</w:t>
       </w:r>
       <w:r>
         <w:rPr>
@@ -9005,7 +8969,564 @@
         <w:rPr>
           <w:lang w:val="sw_KE" w:bidi="sw_KE"/>
         </w:rPr>
-        <w:t>unyenyekevu</w:t>
+        <w:t>abudu</w:t>
+      </w:r>
+      <w:r>
+        <w:rPr>
+          <w:lang w:val="sw_KE" w:bidi="sw_KE"/>
+        </w:rPr>
+        <w:t>)</w:t>
+      </w:r>
+    </w:p>
+    <w:p>
+      <w:pPr>
+        <w:pStyle w:val="Heading3"/>
+      </w:pPr>
+      <w:r>
+        <w:rPr>
+          <w:lang w:val="sw_KE" w:bidi="sw_KE"/>
+        </w:rPr>
+        <w:t>Marejeleo ya Biblia:</w:t>
+      </w:r>
+    </w:p>
+    <w:p>
+      <w:pPr>
+        <w:pStyle w:val="ListBullet"/>
+        <w:spacing w:line="240" w:lineRule="auto"/>
+        <w:ind w:left="720"/>
+      </w:pPr>
+      <w:r>
+        <w:rPr>
+          <w:lang w:val="sw_KE" w:bidi="sw_KE"/>
+        </w:rPr>
+      </w:r>
+      <w:r>
+        <w:rPr>
+          <w:lang w:val="sw_KE" w:bidi="sw_KE"/>
+        </w:rPr>
+        <w:t>1 Petro 3:15–17</w:t>
+      </w:r>
+    </w:p>
+    <w:p>
+      <w:pPr>
+        <w:pStyle w:val="ListBullet"/>
+        <w:spacing w:line="240" w:lineRule="auto"/>
+        <w:ind w:left="720"/>
+      </w:pPr>
+      <w:r>
+        <w:rPr>
+          <w:lang w:val="sw_KE" w:bidi="sw_KE"/>
+        </w:rPr>
+      </w:r>
+      <w:r>
+        <w:rPr>
+          <w:lang w:val="sw_KE" w:bidi="sw_KE"/>
+        </w:rPr>
+        <w:t>2 Wafalme 2:17</w:t>
+      </w:r>
+    </w:p>
+    <w:p>
+      <w:pPr>
+        <w:pStyle w:val="ListBullet"/>
+        <w:spacing w:line="240" w:lineRule="auto"/>
+        <w:ind w:left="720"/>
+      </w:pPr>
+      <w:r>
+        <w:rPr>
+          <w:lang w:val="sw_KE" w:bidi="sw_KE"/>
+        </w:rPr>
+      </w:r>
+      <w:r>
+        <w:rPr>
+          <w:lang w:val="sw_KE" w:bidi="sw_KE"/>
+        </w:rPr>
+        <w:t>2 Samweli 13:13</w:t>
+      </w:r>
+    </w:p>
+    <w:p>
+      <w:pPr>
+        <w:pStyle w:val="ListBullet"/>
+        <w:spacing w:line="240" w:lineRule="auto"/>
+        <w:ind w:left="720"/>
+      </w:pPr>
+      <w:r>
+        <w:rPr>
+          <w:lang w:val="sw_KE" w:bidi="sw_KE"/>
+        </w:rPr>
+      </w:r>
+      <w:r>
+        <w:rPr>
+          <w:lang w:val="sw_KE" w:bidi="sw_KE"/>
+        </w:rPr>
+        <w:t>Luka 20:11</w:t>
+      </w:r>
+    </w:p>
+    <w:p>
+      <w:pPr>
+        <w:pStyle w:val="ListBullet"/>
+        <w:spacing w:line="240" w:lineRule="auto"/>
+        <w:ind w:left="720"/>
+      </w:pPr>
+      <w:r>
+        <w:rPr>
+          <w:lang w:val="sw_KE" w:bidi="sw_KE"/>
+        </w:rPr>
+      </w:r>
+      <w:r>
+        <w:rPr>
+          <w:lang w:val="sw_KE" w:bidi="sw_KE"/>
+        </w:rPr>
+        <w:t>Marko 8:38</w:t>
+      </w:r>
+    </w:p>
+    <w:p>
+      <w:pPr>
+        <w:pStyle w:val="ListBullet"/>
+        <w:spacing w:line="240" w:lineRule="auto"/>
+        <w:ind w:left="720"/>
+      </w:pPr>
+      <w:r>
+        <w:rPr>
+          <w:lang w:val="sw_KE" w:bidi="sw_KE"/>
+        </w:rPr>
+      </w:r>
+      <w:r>
+        <w:rPr>
+          <w:lang w:val="sw_KE" w:bidi="sw_KE"/>
+        </w:rPr>
+        <w:t>Marko 12:4–5</w:t>
+      </w:r>
+    </w:p>
+    <w:p>
+      <w:pPr>
+        <w:pStyle w:val="ListBullet"/>
+        <w:spacing w:line="240" w:lineRule="auto"/>
+        <w:ind w:left="720"/>
+      </w:pPr>
+      <w:r>
+        <w:rPr>
+          <w:lang w:val="sw_KE" w:bidi="sw_KE"/>
+        </w:rPr>
+      </w:r>
+      <w:r>
+        <w:rPr>
+          <w:lang w:val="sw_KE" w:bidi="sw_KE"/>
+        </w:rPr>
+        <w:t>1 Timotheo 3:7</w:t>
+      </w:r>
+    </w:p>
+    <w:p>
+      <w:pPr>
+        <w:pStyle w:val="ListBullet"/>
+        <w:spacing w:line="240" w:lineRule="auto"/>
+        <w:ind w:left="720"/>
+      </w:pPr>
+      <w:r>
+        <w:rPr>
+          <w:lang w:val="sw_KE" w:bidi="sw_KE"/>
+        </w:rPr>
+      </w:r>
+      <w:r>
+        <w:rPr>
+          <w:lang w:val="sw_KE" w:bidi="sw_KE"/>
+        </w:rPr>
+        <w:t>Mwanzo 34:7</w:t>
+      </w:r>
+    </w:p>
+    <w:p>
+      <w:pPr>
+        <w:pStyle w:val="ListBullet"/>
+        <w:spacing w:line="240" w:lineRule="auto"/>
+        <w:ind w:left="720"/>
+      </w:pPr>
+      <w:r>
+        <w:rPr>
+          <w:lang w:val="sw_KE" w:bidi="sw_KE"/>
+        </w:rPr>
+      </w:r>
+      <w:r>
+        <w:rPr>
+          <w:lang w:val="sw_KE" w:bidi="sw_KE"/>
+        </w:rPr>
+        <w:t>Waebrania 11:26</w:t>
+      </w:r>
+    </w:p>
+    <w:p>
+      <w:pPr>
+        <w:pStyle w:val="ListBullet"/>
+        <w:spacing w:line="240" w:lineRule="auto"/>
+        <w:ind w:left="720"/>
+      </w:pPr>
+      <w:r>
+        <w:rPr>
+          <w:lang w:val="sw_KE" w:bidi="sw_KE"/>
+        </w:rPr>
+      </w:r>
+      <w:r>
+        <w:rPr>
+          <w:lang w:val="sw_KE" w:bidi="sw_KE"/>
+        </w:rPr>
+        <w:t>Maombolezo 2:1–2</w:t>
+      </w:r>
+    </w:p>
+    <w:p>
+      <w:pPr>
+        <w:pStyle w:val="ListBullet"/>
+        <w:spacing w:line="240" w:lineRule="auto"/>
+        <w:ind w:left="720"/>
+      </w:pPr>
+      <w:r>
+        <w:rPr>
+          <w:lang w:val="sw_KE" w:bidi="sw_KE"/>
+        </w:rPr>
+      </w:r>
+      <w:r>
+        <w:rPr>
+          <w:lang w:val="sw_KE" w:bidi="sw_KE"/>
+        </w:rPr>
+        <w:t>Zaburi 22:6</w:t>
+      </w:r>
+    </w:p>
+    <w:p>
+      <w:pPr>
+        <w:pStyle w:val="ListBullet"/>
+        <w:spacing w:line="240" w:lineRule="auto"/>
+        <w:ind w:left="720"/>
+      </w:pPr>
+      <w:r>
+        <w:rPr>
+          <w:lang w:val="sw_KE" w:bidi="sw_KE"/>
+        </w:rPr>
+      </w:r>
+      <w:r>
+        <w:rPr>
+          <w:lang w:val="sw_KE" w:bidi="sw_KE"/>
+        </w:rPr>
+        <w:t>Kumbukumbu la Torati 21:14</w:t>
+      </w:r>
+    </w:p>
+    <w:p>
+      <w:pPr>
+        <w:pStyle w:val="ListBullet"/>
+        <w:spacing w:line="240" w:lineRule="auto"/>
+        <w:ind w:left="720"/>
+      </w:pPr>
+      <w:r>
+        <w:rPr>
+          <w:lang w:val="sw_KE" w:bidi="sw_KE"/>
+        </w:rPr>
+      </w:r>
+      <w:r>
+        <w:rPr>
+          <w:lang w:val="sw_KE" w:bidi="sw_KE"/>
+        </w:rPr>
+        <w:t>Ezra 9:5</w:t>
+      </w:r>
+    </w:p>
+    <w:p>
+      <w:pPr>
+        <w:pStyle w:val="ListBullet"/>
+        <w:spacing w:line="240" w:lineRule="auto"/>
+        <w:ind w:left="720"/>
+      </w:pPr>
+      <w:r>
+        <w:rPr>
+          <w:lang w:val="sw_KE" w:bidi="sw_KE"/>
+        </w:rPr>
+      </w:r>
+      <w:r>
+        <w:rPr>
+          <w:lang w:val="sw_KE" w:bidi="sw_KE"/>
+        </w:rPr>
+        <w:t>Mithali 25:7–8</w:t>
+      </w:r>
+    </w:p>
+    <w:p>
+      <w:pPr>
+        <w:pStyle w:val="ListBullet"/>
+        <w:spacing w:line="240" w:lineRule="auto"/>
+        <w:ind w:left="720"/>
+      </w:pPr>
+      <w:r>
+        <w:rPr>
+          <w:lang w:val="sw_KE" w:bidi="sw_KE"/>
+        </w:rPr>
+      </w:r>
+      <w:r>
+        <w:rPr>
+          <w:lang w:val="sw_KE" w:bidi="sw_KE"/>
+        </w:rPr>
+        <w:t>Zaburi 6:8–10</w:t>
+      </w:r>
+    </w:p>
+    <w:p>
+      <w:pPr>
+        <w:pStyle w:val="ListBullet"/>
+        <w:spacing w:line="240" w:lineRule="auto"/>
+        <w:ind w:left="720"/>
+      </w:pPr>
+      <w:r>
+        <w:rPr>
+          <w:lang w:val="sw_KE" w:bidi="sw_KE"/>
+        </w:rPr>
+      </w:r>
+      <w:r>
+        <w:rPr>
+          <w:lang w:val="sw_KE" w:bidi="sw_KE"/>
+        </w:rPr>
+        <w:t>Zaburi 123:3</w:t>
+      </w:r>
+    </w:p>
+    <w:p>
+      <w:pPr>
+        <w:pStyle w:val="ListBullet"/>
+        <w:spacing w:line="240" w:lineRule="auto"/>
+        <w:ind w:left="720"/>
+      </w:pPr>
+      <w:r>
+        <w:rPr>
+          <w:lang w:val="sw_KE" w:bidi="sw_KE"/>
+        </w:rPr>
+      </w:r>
+      <w:r>
+        <w:rPr>
+          <w:lang w:val="sw_KE" w:bidi="sw_KE"/>
+        </w:rPr>
+        <w:t>1 Timotheo 5:7–8</w:t>
+      </w:r>
+    </w:p>
+    <w:p>
+      <w:pPr>
+        <w:pStyle w:val="ListBullet"/>
+        <w:spacing w:line="240" w:lineRule="auto"/>
+        <w:ind w:left="720"/>
+      </w:pPr>
+      <w:r>
+        <w:rPr>
+          <w:lang w:val="sw_KE" w:bidi="sw_KE"/>
+        </w:rPr>
+      </w:r>
+      <w:r>
+        <w:rPr>
+          <w:lang w:val="sw_KE" w:bidi="sw_KE"/>
+        </w:rPr>
+        <w:t>1 Timotheo 6:13–14</w:t>
+      </w:r>
+    </w:p>
+    <w:p>
+      <w:pPr>
+        <w:pStyle w:val="ListBullet"/>
+        <w:spacing w:line="240" w:lineRule="auto"/>
+        <w:ind w:left="720"/>
+      </w:pPr>
+      <w:r>
+        <w:rPr>
+          <w:lang w:val="sw_KE" w:bidi="sw_KE"/>
+        </w:rPr>
+      </w:r>
+      <w:r>
+        <w:rPr>
+          <w:lang w:val="sw_KE" w:bidi="sw_KE"/>
+        </w:rPr>
+        <w:t>Yeremia 15:15–16</w:t>
+      </w:r>
+    </w:p>
+    <w:p>
+      <w:pPr>
+        <w:pStyle w:val="ListBullet"/>
+        <w:spacing w:line="240" w:lineRule="auto"/>
+        <w:ind w:left="720"/>
+      </w:pPr>
+      <w:r>
+        <w:rPr>
+          <w:lang w:val="sw_KE" w:bidi="sw_KE"/>
+        </w:rPr>
+      </w:r>
+      <w:r>
+        <w:rPr>
+          <w:lang w:val="sw_KE" w:bidi="sw_KE"/>
+        </w:rPr>
+        <w:t>Ayubu 16:9–10</w:t>
+      </w:r>
+    </w:p>
+    <w:p>
+      <w:pPr>
+        <w:pStyle w:val="ListBullet"/>
+        <w:spacing w:line="240" w:lineRule="auto"/>
+        <w:ind w:left="720"/>
+      </w:pPr>
+      <w:r>
+        <w:rPr>
+          <w:lang w:val="sw_KE" w:bidi="sw_KE"/>
+        </w:rPr>
+      </w:r>
+      <w:r>
+        <w:rPr>
+          <w:lang w:val="sw_KE" w:bidi="sw_KE"/>
+        </w:rPr>
+        <w:t>Mithali 18:3</w:t>
+      </w:r>
+    </w:p>
+    <w:p>
+      <w:pPr>
+        <w:pStyle w:val="Heading3"/>
+      </w:pPr>
+      <w:r>
+        <w:rPr>
+          <w:lang w:val="sw_KE" w:bidi="sw_KE"/>
+        </w:rPr>
+        <w:t>Data ya Neno:</w:t>
+      </w:r>
+    </w:p>
+    <w:p>
+      <w:pPr>
+        <w:pStyle w:val="ListBullet"/>
+        <w:spacing w:line="240" w:lineRule="auto"/>
+        <w:ind w:left="720"/>
+      </w:pPr>
+      <w:r>
+        <w:rPr>
+          <w:lang w:val="sw_KE" w:bidi="sw_KE"/>
+        </w:rPr>
+      </w:r>
+      <w:r>
+        <w:rPr>
+          <w:lang w:val="sw_KE" w:bidi="sw_KE"/>
+        </w:rPr>
+        <w:t>Strong's: H0937, H0954, H0955, H1317, H1322, H1421, H1442, H1984, H2490, H2616, H2617, H2659, H2778, H2781, H2865, H3001, H3637, H3639, H3640, H3971, H5007, H5034, H5039, H6030, H6031, H6172, H6256, H7022, H7034, H7036, H7043, H7511, H7817, H8103, H8213, H8216, H8217, H8589, G01520, G01530, G04100, G04220, G04230, G08080, G08180, G08190, G08210, G17880, G17910, G18700, G26170, G30590, G36790, G36800, G36810, G38560, G50140, G51950, G51960, G54840</w:t>
+      </w:r>
+      <w:r>
+        <w:rPr>
+          <w:lang w:val="sw_KE" w:bidi="sw_KE"/>
+        </w:rPr>
+      </w:r>
+      <w:r>
+        <w:rPr>
+          <w:lang w:val="sw_KE" w:bidi="sw_KE"/>
+        </w:rPr>
+      </w:r>
+    </w:p>
+    <w:p>
+      <w:pPr/>
+      <w:r>
+        <w:rPr>
+          <w:lang w:val="sw_KE" w:bidi="sw_KE"/>
+        </w:rPr>
+      </w:r>
+    </w:p>
+    <w:p>
+      <w:pPr>
+        <w:pStyle w:val="Heading2"/>
+      </w:pPr>
+      <w:r>
+        <w:rPr>
+          <w:lang w:val="sw_KE" w:bidi="sw_KE"/>
+        </w:rPr>
+        <w:t>Ajabu</w:t>
+      </w:r>
+      <w:r>
+        <w:rPr>
+          <w:lang w:val="sw_KE" w:bidi="sw_KE"/>
+        </w:rPr>
+      </w:r>
+    </w:p>
+    <w:p>
+      <w:pPr>
+        <w:pStyle w:val="Heading3"/>
+      </w:pPr>
+      <w:r>
+        <w:rPr>
+          <w:lang w:val="sw_KE" w:bidi="sw_KE"/>
+        </w:rPr>
+        <w:t>Ufafanuzi:</w:t>
+      </w:r>
+    </w:p>
+    <w:p>
+      <w:pPr/>
+      <w:r>
+        <w:rPr>
+          <w:lang w:val="sw_KE" w:bidi="sw_KE"/>
+        </w:rPr>
+      </w:r>
+      <w:r>
+        <w:rPr>
+          <w:lang w:val="sw_KE" w:bidi="sw_KE"/>
+        </w:rPr>
+        <w:t>Neno "ajabu" linamaanisha hisia za kushangazwa na heshima kubwa inayotokana na kuona kitu kikuu, chenye nguvu, na cha kuvutia.</w:t>
+      </w:r>
+    </w:p>
+    <w:p>
+      <w:pPr>
+        <w:pStyle w:val="ListBullet"/>
+        <w:spacing w:line="240" w:lineRule="auto"/>
+        <w:ind w:left="720"/>
+      </w:pPr>
+      <w:r>
+        <w:rPr>
+          <w:lang w:val="sw_KE" w:bidi="sw_KE"/>
+        </w:rPr>
+      </w:r>
+      <w:r>
+        <w:rPr>
+          <w:lang w:val="sw_KE" w:bidi="sw_KE"/>
+        </w:rPr>
+        <w:t>Neno "ya kushangaza" linaelezea mtu au kitu kinachozua hisia za mshangao.</w:t>
+      </w:r>
+    </w:p>
+    <w:p>
+      <w:pPr>
+        <w:pStyle w:val="ListBullet"/>
+        <w:spacing w:line="240" w:lineRule="auto"/>
+        <w:ind w:left="720"/>
+      </w:pPr>
+      <w:r>
+        <w:rPr>
+          <w:lang w:val="sw_KE" w:bidi="sw_KE"/>
+        </w:rPr>
+      </w:r>
+      <w:r>
+        <w:rPr>
+          <w:lang w:val="sw_KE" w:bidi="sw_KE"/>
+        </w:rPr>
+        <w:t>Maono ya utukufu wa Mungu aliyoyaona nabii Ezekieli yalikuwa ya "kushangaa" na "ya kutia hamasa."</w:t>
+      </w:r>
+    </w:p>
+    <w:p>
+      <w:pPr>
+        <w:pStyle w:val="ListBullet"/>
+        <w:spacing w:line="240" w:lineRule="auto"/>
+        <w:ind w:left="720"/>
+      </w:pPr>
+      <w:r>
+        <w:rPr>
+          <w:lang w:val="sw_KE" w:bidi="sw_KE"/>
+        </w:rPr>
+      </w:r>
+      <w:r>
+        <w:rPr>
+          <w:lang w:val="sw_KE" w:bidi="sw_KE"/>
+        </w:rPr>
+        <w:t>Mwitikio wa kawaida wa binadamu unaoonyesha kushangazwa na uwepo wa Mungu ni pamoja na: hofu, kuinama au kupiga magoti, kufunika uso, na kutetemeka.</w:t>
+      </w:r>
+    </w:p>
+    <w:p>
+      <w:pPr/>
+      <w:r>
+        <w:rPr>
+          <w:lang w:val="sw_KE" w:bidi="sw_KE"/>
+        </w:rPr>
+      </w:r>
+      <w:r>
+        <w:rPr>
+          <w:lang w:val="sw_KE" w:bidi="sw_KE"/>
+        </w:rPr>
+        <w:t xml:space="preserve">(Tazama pia: </w:t>
+      </w:r>
+      <w:r>
+        <w:rPr>
+          <w:lang w:val="sw_KE" w:bidi="sw_KE"/>
+        </w:rPr>
+        <w:t>woga</w:t>
       </w:r>
       <w:r>
         <w:rPr>
@@ -9017,7 +9538,344 @@
         <w:rPr>
           <w:lang w:val="sw_KE" w:bidi="sw_KE"/>
         </w:rPr>
-        <w:t>Isaya</w:t>
+        <w:t>sifa</w:t>
+      </w:r>
+      <w:r>
+        <w:rPr>
+          <w:lang w:val="sw_KE" w:bidi="sw_KE"/>
+        </w:rPr>
+        <w:t>)</w:t>
+      </w:r>
+    </w:p>
+    <w:p>
+      <w:pPr>
+        <w:pStyle w:val="Heading3"/>
+      </w:pPr>
+      <w:r>
+        <w:rPr>
+          <w:lang w:val="sw_KE" w:bidi="sw_KE"/>
+        </w:rPr>
+        <w:t>Marejeleo ya Biblia:</w:t>
+      </w:r>
+    </w:p>
+    <w:p>
+      <w:pPr>
+        <w:pStyle w:val="ListBullet"/>
+        <w:spacing w:line="240" w:lineRule="auto"/>
+        <w:ind w:left="720"/>
+      </w:pPr>
+      <w:r>
+        <w:rPr>
+          <w:lang w:val="sw_KE" w:bidi="sw_KE"/>
+        </w:rPr>
+      </w:r>
+      <w:r>
+        <w:rPr>
+          <w:lang w:val="sw_KE" w:bidi="sw_KE"/>
+        </w:rPr>
+        <w:t>1 Mambo ya Nyakati 17:21</w:t>
+      </w:r>
+    </w:p>
+    <w:p>
+      <w:pPr>
+        <w:pStyle w:val="ListBullet"/>
+        <w:spacing w:line="240" w:lineRule="auto"/>
+        <w:ind w:left="720"/>
+      </w:pPr>
+      <w:r>
+        <w:rPr>
+          <w:lang w:val="sw_KE" w:bidi="sw_KE"/>
+        </w:rPr>
+      </w:r>
+      <w:r>
+        <w:rPr>
+          <w:lang w:val="sw_KE" w:bidi="sw_KE"/>
+        </w:rPr>
+        <w:t>Mwanzo 28:16–17</w:t>
+      </w:r>
+    </w:p>
+    <w:p>
+      <w:pPr>
+        <w:pStyle w:val="ListBullet"/>
+        <w:spacing w:line="240" w:lineRule="auto"/>
+        <w:ind w:left="720"/>
+      </w:pPr>
+      <w:r>
+        <w:rPr>
+          <w:lang w:val="sw_KE" w:bidi="sw_KE"/>
+        </w:rPr>
+      </w:r>
+      <w:r>
+        <w:rPr>
+          <w:lang w:val="sw_KE" w:bidi="sw_KE"/>
+        </w:rPr>
+        <w:t>Waebrania 12:28</w:t>
+      </w:r>
+    </w:p>
+    <w:p>
+      <w:pPr>
+        <w:pStyle w:val="ListBullet"/>
+        <w:spacing w:line="240" w:lineRule="auto"/>
+        <w:ind w:left="720"/>
+      </w:pPr>
+      <w:r>
+        <w:rPr>
+          <w:lang w:val="sw_KE" w:bidi="sw_KE"/>
+        </w:rPr>
+      </w:r>
+      <w:r>
+        <w:rPr>
+          <w:lang w:val="sw_KE" w:bidi="sw_KE"/>
+        </w:rPr>
+        <w:t>Zaburi 22:23</w:t>
+      </w:r>
+    </w:p>
+    <w:p>
+      <w:pPr>
+        <w:pStyle w:val="ListBullet"/>
+        <w:spacing w:line="240" w:lineRule="auto"/>
+        <w:ind w:left="720"/>
+      </w:pPr>
+      <w:r>
+        <w:rPr>
+          <w:lang w:val="sw_KE" w:bidi="sw_KE"/>
+        </w:rPr>
+      </w:r>
+      <w:r>
+        <w:rPr>
+          <w:lang w:val="sw_KE" w:bidi="sw_KE"/>
+        </w:rPr>
+        <w:t>Zaburi 147:4–5</w:t>
+      </w:r>
+    </w:p>
+    <w:p>
+      <w:pPr>
+        <w:pStyle w:val="Heading3"/>
+      </w:pPr>
+      <w:r>
+        <w:rPr>
+          <w:lang w:val="sw_KE" w:bidi="sw_KE"/>
+        </w:rPr>
+        <w:t>Data ya Neno:</w:t>
+      </w:r>
+    </w:p>
+    <w:p>
+      <w:pPr>
+        <w:pStyle w:val="ListBullet"/>
+        <w:spacing w:line="240" w:lineRule="auto"/>
+        <w:ind w:left="720"/>
+      </w:pPr>
+      <w:r>
+        <w:rPr>
+          <w:lang w:val="sw_KE" w:bidi="sw_KE"/>
+        </w:rPr>
+      </w:r>
+      <w:r>
+        <w:rPr>
+          <w:lang w:val="sw_KE" w:bidi="sw_KE"/>
+        </w:rPr>
+        <w:t>Strong's: H0366, H1481, H3372, H6206, H7227, G21240</w:t>
+      </w:r>
+      <w:r>
+        <w:rPr>
+          <w:lang w:val="sw_KE" w:bidi="sw_KE"/>
+        </w:rPr>
+      </w:r>
+      <w:r>
+        <w:rPr>
+          <w:lang w:val="sw_KE" w:bidi="sw_KE"/>
+        </w:rPr>
+      </w:r>
+    </w:p>
+    <w:p>
+      <w:pPr/>
+      <w:r>
+        <w:rPr>
+          <w:lang w:val="sw_KE" w:bidi="sw_KE"/>
+        </w:rPr>
+      </w:r>
+    </w:p>
+    <w:p>
+      <w:pPr>
+        <w:pStyle w:val="Heading2"/>
+      </w:pPr>
+      <w:r>
+        <w:rPr>
+          <w:lang w:val="sw_KE" w:bidi="sw_KE"/>
+        </w:rPr>
+        <w:t>Akila</w:t>
+      </w:r>
+      <w:r>
+        <w:rPr>
+          <w:lang w:val="sw_KE" w:bidi="sw_KE"/>
+        </w:rPr>
+      </w:r>
+    </w:p>
+    <w:p>
+      <w:pPr>
+        <w:pStyle w:val="Heading3"/>
+      </w:pPr>
+      <w:r>
+        <w:rPr>
+          <w:lang w:val="sw_KE" w:bidi="sw_KE"/>
+        </w:rPr>
+        <w:t>Uhalisia:</w:t>
+      </w:r>
+    </w:p>
+    <w:p>
+      <w:pPr/>
+      <w:r>
+        <w:rPr>
+          <w:lang w:val="sw_KE" w:bidi="sw_KE"/>
+        </w:rPr>
+      </w:r>
+      <w:r>
+        <w:rPr>
+          <w:lang w:val="sw_KE" w:bidi="sw_KE"/>
+        </w:rPr>
+        <w:t>Akila alikuwa Mkristo Myahudi kutoka jimbo la Pontio, eneo lililoko kando ya pwani ya kusini ya Bahari Nyeusi.</w:t>
+      </w:r>
+    </w:p>
+    <w:p>
+      <w:pPr>
+        <w:pStyle w:val="ListBullet"/>
+        <w:spacing w:line="240" w:lineRule="auto"/>
+        <w:ind w:left="720"/>
+      </w:pPr>
+      <w:r>
+        <w:rPr>
+          <w:lang w:val="sw_KE" w:bidi="sw_KE"/>
+        </w:rPr>
+      </w:r>
+      <w:r>
+        <w:rPr>
+          <w:lang w:val="sw_KE" w:bidi="sw_KE"/>
+        </w:rPr>
+        <w:t xml:space="preserve">Akila na </w:t>
+      </w:r>
+      <w:r>
+        <w:rPr>
+          <w:lang w:val="sw_KE" w:bidi="sw_KE"/>
+        </w:rPr>
+        <w:t>Prisila</w:t>
+      </w:r>
+      <w:r>
+        <w:rPr>
+          <w:lang w:val="sw_KE" w:bidi="sw_KE"/>
+        </w:rPr>
+        <w:t xml:space="preserve"> waliishi Rumi, Italia, kwa muda, lakini kisha mfalme wa Kirumi, Klaudio, aliwalazimisha Wayahudi wote kuondoka Rumi.</w:t>
+      </w:r>
+    </w:p>
+    <w:p>
+      <w:pPr>
+        <w:pStyle w:val="ListBullet"/>
+        <w:spacing w:line="240" w:lineRule="auto"/>
+        <w:ind w:left="720"/>
+      </w:pPr>
+      <w:r>
+        <w:rPr>
+          <w:lang w:val="sw_KE" w:bidi="sw_KE"/>
+        </w:rPr>
+      </w:r>
+      <w:r>
+        <w:rPr>
+          <w:lang w:val="sw_KE" w:bidi="sw_KE"/>
+        </w:rPr>
+        <w:t xml:space="preserve">Baada ya hapo, Akila na </w:t>
+      </w:r>
+      <w:r>
+        <w:rPr>
+          <w:lang w:val="sw_KE" w:bidi="sw_KE"/>
+        </w:rPr>
+        <w:t>Prisila</w:t>
+      </w:r>
+      <w:r>
+        <w:rPr>
+          <w:lang w:val="sw_KE" w:bidi="sw_KE"/>
+        </w:rPr>
+        <w:t xml:space="preserve"> walisafiri kwenda Korintho, ambako walikutana na mtume Paulo.</w:t>
+      </w:r>
+    </w:p>
+    <w:p>
+      <w:pPr>
+        <w:pStyle w:val="ListBullet"/>
+        <w:spacing w:line="240" w:lineRule="auto"/>
+        <w:ind w:left="720"/>
+      </w:pPr>
+      <w:r>
+        <w:rPr>
+          <w:lang w:val="sw_KE" w:bidi="sw_KE"/>
+        </w:rPr>
+      </w:r>
+      <w:r>
+        <w:rPr>
+          <w:lang w:val="sw_KE" w:bidi="sw_KE"/>
+        </w:rPr>
+        <w:t>Walifanya kazi kama watengenezaji wa mahema pamoja na Paulo na pia walimsaidia katika kazi yake ya umisionari.</w:t>
+      </w:r>
+    </w:p>
+    <w:p>
+      <w:pPr>
+        <w:pStyle w:val="ListBullet"/>
+        <w:spacing w:line="240" w:lineRule="auto"/>
+        <w:ind w:left="720"/>
+      </w:pPr>
+      <w:r>
+        <w:rPr>
+          <w:lang w:val="sw_KE" w:bidi="sw_KE"/>
+        </w:rPr>
+      </w:r>
+      <w:r>
+        <w:rPr>
+          <w:lang w:val="sw_KE" w:bidi="sw_KE"/>
+        </w:rPr>
+        <w:t xml:space="preserve">Akila na </w:t>
+      </w:r>
+      <w:r>
+        <w:rPr>
+          <w:lang w:val="sw_KE" w:bidi="sw_KE"/>
+        </w:rPr>
+        <w:t>Prisila</w:t>
+      </w:r>
+      <w:r>
+        <w:rPr>
+          <w:lang w:val="sw_KE" w:bidi="sw_KE"/>
+        </w:rPr>
+        <w:t xml:space="preserve"> wote waliwafundisha waumini ukweli kuhusu Yesu; mmoja wa waumini hao alikuwa mwalimu mwenye kipawa aliyeitwa Apolo.</w:t>
+      </w:r>
+    </w:p>
+    <w:p>
+      <w:pPr/>
+      <w:r>
+        <w:rPr>
+          <w:lang w:val="sw_KE" w:bidi="sw_KE"/>
+        </w:rPr>
+      </w:r>
+      <w:r>
+        <w:rPr>
+          <w:lang w:val="sw_KE" w:bidi="sw_KE"/>
+        </w:rPr>
+        <w:t>(Mapendekezo ya Tafsiri: Jinsi ya Kutafsiri Majina ya Watu)</w:t>
+      </w:r>
+    </w:p>
+    <w:p>
+      <w:pPr/>
+      <w:r>
+        <w:rPr>
+          <w:lang w:val="sw_KE" w:bidi="sw_KE"/>
+        </w:rPr>
+      </w:r>
+      <w:r>
+        <w:rPr>
+          <w:lang w:val="sw_KE" w:bidi="sw_KE"/>
+        </w:rPr>
+        <w:t xml:space="preserve">(Tazama pia: </w:t>
+      </w:r>
+      <w:r>
+        <w:rPr>
+          <w:lang w:val="sw_KE" w:bidi="sw_KE"/>
+        </w:rPr>
+        <w:t>Apolo</w:t>
       </w:r>
       <w:r>
         <w:rPr>
@@ -9029,7 +9887,19 @@
         <w:rPr>
           <w:lang w:val="sw_KE" w:bidi="sw_KE"/>
         </w:rPr>
-        <w:t>abudu</w:t>
+        <w:t>Korintho</w:t>
+      </w:r>
+      <w:r>
+        <w:rPr>
+          <w:lang w:val="sw_KE" w:bidi="sw_KE"/>
+        </w:rPr>
+        <w:t xml:space="preserve">, </w:t>
+      </w:r>
+      <w:r>
+        <w:rPr>
+          <w:lang w:val="sw_KE" w:bidi="sw_KE"/>
+        </w:rPr>
+        <w:t>Warumi</w:t>
       </w:r>
       <w:r>
         <w:rPr>
@@ -9064,367 +9934,61 @@
         <w:rPr>
           <w:lang w:val="sw_KE" w:bidi="sw_KE"/>
         </w:rPr>
-        <w:t>1 Petro 3:15–17</w:t>
-      </w:r>
-    </w:p>
-    <w:p>
-      <w:pPr>
-        <w:pStyle w:val="ListBullet"/>
-        <w:spacing w:line="240" w:lineRule="auto"/>
-        <w:ind w:left="720"/>
-      </w:pPr>
-      <w:r>
-        <w:rPr>
-          <w:lang w:val="sw_KE" w:bidi="sw_KE"/>
-        </w:rPr>
-      </w:r>
-      <w:r>
-        <w:rPr>
-          <w:lang w:val="sw_KE" w:bidi="sw_KE"/>
-        </w:rPr>
-        <w:t>2 Wafalme 2:17</w:t>
-      </w:r>
-    </w:p>
-    <w:p>
-      <w:pPr>
-        <w:pStyle w:val="ListBullet"/>
-        <w:spacing w:line="240" w:lineRule="auto"/>
-        <w:ind w:left="720"/>
-      </w:pPr>
-      <w:r>
-        <w:rPr>
-          <w:lang w:val="sw_KE" w:bidi="sw_KE"/>
-        </w:rPr>
-      </w:r>
-      <w:r>
-        <w:rPr>
-          <w:lang w:val="sw_KE" w:bidi="sw_KE"/>
-        </w:rPr>
-        <w:t>2 Samweli 13:13</w:t>
-      </w:r>
-    </w:p>
-    <w:p>
-      <w:pPr>
-        <w:pStyle w:val="ListBullet"/>
-        <w:spacing w:line="240" w:lineRule="auto"/>
-        <w:ind w:left="720"/>
-      </w:pPr>
-      <w:r>
-        <w:rPr>
-          <w:lang w:val="sw_KE" w:bidi="sw_KE"/>
-        </w:rPr>
-      </w:r>
-      <w:r>
-        <w:rPr>
-          <w:lang w:val="sw_KE" w:bidi="sw_KE"/>
-        </w:rPr>
-        <w:t>Luka 20:11</w:t>
-      </w:r>
-    </w:p>
-    <w:p>
-      <w:pPr>
-        <w:pStyle w:val="ListBullet"/>
-        <w:spacing w:line="240" w:lineRule="auto"/>
-        <w:ind w:left="720"/>
-      </w:pPr>
-      <w:r>
-        <w:rPr>
-          <w:lang w:val="sw_KE" w:bidi="sw_KE"/>
-        </w:rPr>
-      </w:r>
-      <w:r>
-        <w:rPr>
-          <w:lang w:val="sw_KE" w:bidi="sw_KE"/>
-        </w:rPr>
-        <w:t>Marko 8:38</w:t>
-      </w:r>
-    </w:p>
-    <w:p>
-      <w:pPr>
-        <w:pStyle w:val="ListBullet"/>
-        <w:spacing w:line="240" w:lineRule="auto"/>
-        <w:ind w:left="720"/>
-      </w:pPr>
-      <w:r>
-        <w:rPr>
-          <w:lang w:val="sw_KE" w:bidi="sw_KE"/>
-        </w:rPr>
-      </w:r>
-      <w:r>
-        <w:rPr>
-          <w:lang w:val="sw_KE" w:bidi="sw_KE"/>
-        </w:rPr>
-        <w:t>Marko 12:4–5</w:t>
-      </w:r>
-    </w:p>
-    <w:p>
-      <w:pPr>
-        <w:pStyle w:val="ListBullet"/>
-        <w:spacing w:line="240" w:lineRule="auto"/>
-        <w:ind w:left="720"/>
-      </w:pPr>
-      <w:r>
-        <w:rPr>
-          <w:lang w:val="sw_KE" w:bidi="sw_KE"/>
-        </w:rPr>
-      </w:r>
-      <w:r>
-        <w:rPr>
-          <w:lang w:val="sw_KE" w:bidi="sw_KE"/>
-        </w:rPr>
-        <w:t>1 Timotheo 3:7</w:t>
-      </w:r>
-    </w:p>
-    <w:p>
-      <w:pPr>
-        <w:pStyle w:val="ListBullet"/>
-        <w:spacing w:line="240" w:lineRule="auto"/>
-        <w:ind w:left="720"/>
-      </w:pPr>
-      <w:r>
-        <w:rPr>
-          <w:lang w:val="sw_KE" w:bidi="sw_KE"/>
-        </w:rPr>
-      </w:r>
-      <w:r>
-        <w:rPr>
-          <w:lang w:val="sw_KE" w:bidi="sw_KE"/>
-        </w:rPr>
-        <w:t>Mwanzo 34:7</w:t>
-      </w:r>
-    </w:p>
-    <w:p>
-      <w:pPr>
-        <w:pStyle w:val="ListBullet"/>
-        <w:spacing w:line="240" w:lineRule="auto"/>
-        <w:ind w:left="720"/>
-      </w:pPr>
-      <w:r>
-        <w:rPr>
-          <w:lang w:val="sw_KE" w:bidi="sw_KE"/>
-        </w:rPr>
-      </w:r>
-      <w:r>
-        <w:rPr>
-          <w:lang w:val="sw_KE" w:bidi="sw_KE"/>
-        </w:rPr>
-        <w:t>Waebrania 11:26</w:t>
-      </w:r>
-    </w:p>
-    <w:p>
-      <w:pPr>
-        <w:pStyle w:val="ListBullet"/>
-        <w:spacing w:line="240" w:lineRule="auto"/>
-        <w:ind w:left="720"/>
-      </w:pPr>
-      <w:r>
-        <w:rPr>
-          <w:lang w:val="sw_KE" w:bidi="sw_KE"/>
-        </w:rPr>
-      </w:r>
-      <w:r>
-        <w:rPr>
-          <w:lang w:val="sw_KE" w:bidi="sw_KE"/>
-        </w:rPr>
-        <w:t>Maombolezo 2:1–2</w:t>
-      </w:r>
-    </w:p>
-    <w:p>
-      <w:pPr>
-        <w:pStyle w:val="ListBullet"/>
-        <w:spacing w:line="240" w:lineRule="auto"/>
-        <w:ind w:left="720"/>
-      </w:pPr>
-      <w:r>
-        <w:rPr>
-          <w:lang w:val="sw_KE" w:bidi="sw_KE"/>
-        </w:rPr>
-      </w:r>
-      <w:r>
-        <w:rPr>
-          <w:lang w:val="sw_KE" w:bidi="sw_KE"/>
-        </w:rPr>
-        <w:t>Zaburi 22:6</w:t>
-      </w:r>
-    </w:p>
-    <w:p>
-      <w:pPr>
-        <w:pStyle w:val="ListBullet"/>
-        <w:spacing w:line="240" w:lineRule="auto"/>
-        <w:ind w:left="720"/>
-      </w:pPr>
-      <w:r>
-        <w:rPr>
-          <w:lang w:val="sw_KE" w:bidi="sw_KE"/>
-        </w:rPr>
-      </w:r>
-      <w:r>
-        <w:rPr>
-          <w:lang w:val="sw_KE" w:bidi="sw_KE"/>
-        </w:rPr>
-        <w:t>Kumbukumbu la Torati 21:14</w:t>
-      </w:r>
-    </w:p>
-    <w:p>
-      <w:pPr>
-        <w:pStyle w:val="ListBullet"/>
-        <w:spacing w:line="240" w:lineRule="auto"/>
-        <w:ind w:left="720"/>
-      </w:pPr>
-      <w:r>
-        <w:rPr>
-          <w:lang w:val="sw_KE" w:bidi="sw_KE"/>
-        </w:rPr>
-      </w:r>
-      <w:r>
-        <w:rPr>
-          <w:lang w:val="sw_KE" w:bidi="sw_KE"/>
-        </w:rPr>
-        <w:t>Ezra 9:5</w:t>
-      </w:r>
-    </w:p>
-    <w:p>
-      <w:pPr>
-        <w:pStyle w:val="ListBullet"/>
-        <w:spacing w:line="240" w:lineRule="auto"/>
-        <w:ind w:left="720"/>
-      </w:pPr>
-      <w:r>
-        <w:rPr>
-          <w:lang w:val="sw_KE" w:bidi="sw_KE"/>
-        </w:rPr>
-      </w:r>
-      <w:r>
-        <w:rPr>
-          <w:lang w:val="sw_KE" w:bidi="sw_KE"/>
-        </w:rPr>
-        <w:t>Mithali 25:7–8</w:t>
-      </w:r>
-    </w:p>
-    <w:p>
-      <w:pPr>
-        <w:pStyle w:val="ListBullet"/>
-        <w:spacing w:line="240" w:lineRule="auto"/>
-        <w:ind w:left="720"/>
-      </w:pPr>
-      <w:r>
-        <w:rPr>
-          <w:lang w:val="sw_KE" w:bidi="sw_KE"/>
-        </w:rPr>
-      </w:r>
-      <w:r>
-        <w:rPr>
-          <w:lang w:val="sw_KE" w:bidi="sw_KE"/>
-        </w:rPr>
-        <w:t>Zaburi 6:8–10</w:t>
-      </w:r>
-    </w:p>
-    <w:p>
-      <w:pPr>
-        <w:pStyle w:val="ListBullet"/>
-        <w:spacing w:line="240" w:lineRule="auto"/>
-        <w:ind w:left="720"/>
-      </w:pPr>
-      <w:r>
-        <w:rPr>
-          <w:lang w:val="sw_KE" w:bidi="sw_KE"/>
-        </w:rPr>
-      </w:r>
-      <w:r>
-        <w:rPr>
-          <w:lang w:val="sw_KE" w:bidi="sw_KE"/>
-        </w:rPr>
-        <w:t>Zaburi 123:3</w:t>
-      </w:r>
-    </w:p>
-    <w:p>
-      <w:pPr>
-        <w:pStyle w:val="ListBullet"/>
-        <w:spacing w:line="240" w:lineRule="auto"/>
-        <w:ind w:left="720"/>
-      </w:pPr>
-      <w:r>
-        <w:rPr>
-          <w:lang w:val="sw_KE" w:bidi="sw_KE"/>
-        </w:rPr>
-      </w:r>
-      <w:r>
-        <w:rPr>
-          <w:lang w:val="sw_KE" w:bidi="sw_KE"/>
-        </w:rPr>
-        <w:t>1 Timotheo 5:7–8</w:t>
-      </w:r>
-    </w:p>
-    <w:p>
-      <w:pPr>
-        <w:pStyle w:val="ListBullet"/>
-        <w:spacing w:line="240" w:lineRule="auto"/>
-        <w:ind w:left="720"/>
-      </w:pPr>
-      <w:r>
-        <w:rPr>
-          <w:lang w:val="sw_KE" w:bidi="sw_KE"/>
-        </w:rPr>
-      </w:r>
-      <w:r>
-        <w:rPr>
-          <w:lang w:val="sw_KE" w:bidi="sw_KE"/>
-        </w:rPr>
-        <w:t>1 Timotheo 6:13–14</w:t>
-      </w:r>
-    </w:p>
-    <w:p>
-      <w:pPr>
-        <w:pStyle w:val="ListBullet"/>
-        <w:spacing w:line="240" w:lineRule="auto"/>
-        <w:ind w:left="720"/>
-      </w:pPr>
-      <w:r>
-        <w:rPr>
-          <w:lang w:val="sw_KE" w:bidi="sw_KE"/>
-        </w:rPr>
-      </w:r>
-      <w:r>
-        <w:rPr>
-          <w:lang w:val="sw_KE" w:bidi="sw_KE"/>
-        </w:rPr>
-        <w:t>Yeremia 15:15–16</w:t>
-      </w:r>
-    </w:p>
-    <w:p>
-      <w:pPr>
-        <w:pStyle w:val="ListBullet"/>
-        <w:spacing w:line="240" w:lineRule="auto"/>
-        <w:ind w:left="720"/>
-      </w:pPr>
-      <w:r>
-        <w:rPr>
-          <w:lang w:val="sw_KE" w:bidi="sw_KE"/>
-        </w:rPr>
-      </w:r>
-      <w:r>
-        <w:rPr>
-          <w:lang w:val="sw_KE" w:bidi="sw_KE"/>
-        </w:rPr>
-        <w:t>Ayubu 16:9–10</w:t>
-      </w:r>
-    </w:p>
-    <w:p>
-      <w:pPr>
-        <w:pStyle w:val="ListBullet"/>
-        <w:spacing w:line="240" w:lineRule="auto"/>
-        <w:ind w:left="720"/>
-      </w:pPr>
-      <w:r>
-        <w:rPr>
-          <w:lang w:val="sw_KE" w:bidi="sw_KE"/>
-        </w:rPr>
-      </w:r>
-      <w:r>
-        <w:rPr>
-          <w:lang w:val="sw_KE" w:bidi="sw_KE"/>
-        </w:rPr>
-        <w:t>Mithali 18:3</w:t>
+        <w:t>1 Wakorintho 16:19–20</w:t>
+      </w:r>
+    </w:p>
+    <w:p>
+      <w:pPr>
+        <w:pStyle w:val="ListBullet"/>
+        <w:spacing w:line="240" w:lineRule="auto"/>
+        <w:ind w:left="720"/>
+      </w:pPr>
+      <w:r>
+        <w:rPr>
+          <w:lang w:val="sw_KE" w:bidi="sw_KE"/>
+        </w:rPr>
+      </w:r>
+      <w:r>
+        <w:rPr>
+          <w:lang w:val="sw_KE" w:bidi="sw_KE"/>
+        </w:rPr>
+        <w:t>2 Timotheo 4:19–22</w:t>
+      </w:r>
+    </w:p>
+    <w:p>
+      <w:pPr>
+        <w:pStyle w:val="ListBullet"/>
+        <w:spacing w:line="240" w:lineRule="auto"/>
+        <w:ind w:left="720"/>
+      </w:pPr>
+      <w:r>
+        <w:rPr>
+          <w:lang w:val="sw_KE" w:bidi="sw_KE"/>
+        </w:rPr>
+      </w:r>
+      <w:r>
+        <w:rPr>
+          <w:lang w:val="sw_KE" w:bidi="sw_KE"/>
+        </w:rPr>
+        <w:t>Matendo 18:2</w:t>
+      </w:r>
+    </w:p>
+    <w:p>
+      <w:pPr>
+        <w:pStyle w:val="ListBullet"/>
+        <w:spacing w:line="240" w:lineRule="auto"/>
+        <w:ind w:left="720"/>
+      </w:pPr>
+      <w:r>
+        <w:rPr>
+          <w:lang w:val="sw_KE" w:bidi="sw_KE"/>
+        </w:rPr>
+      </w:r>
+      <w:r>
+        <w:rPr>
+          <w:lang w:val="sw_KE" w:bidi="sw_KE"/>
+        </w:rPr>
+        <w:t>Matendo ya Mitume 18:24</w:t>
       </w:r>
     </w:p>
     <w:p>
@@ -9453,7 +10017,7 @@
         <w:rPr>
           <w:lang w:val="sw_KE" w:bidi="sw_KE"/>
         </w:rPr>
-        <w:t>Strong's: H0937, H0954, H0955, H1317, H1322, H1421, H1442, H1984, H2490, H2616, H2617, H2659, H2778, H2781, H2865, H3001, H3637, H3639, H3640, H3971, H5007, H5034, H5039, H6030, H6031, H6172, H6256, H7022, H7034, H7036, H7043, H7511, H7817, H8103, H8213, H8216, H8217, H8589, G01520, G01530, G04100, G04220, G04230, G08080, G08180, G08190, G08210, G17880, G17910, G18700, G26170, G30590, G36790, G36800, G36810, G38560, G50140, G51950, G51960, G54840</w:t>
+        <w:t>Strong's: G02070</w:t>
       </w:r>
       <w:r>
         <w:rPr>
@@ -9482,7 +10046,7 @@
         <w:rPr>
           <w:lang w:val="sw_KE" w:bidi="sw_KE"/>
         </w:rPr>
-        <w:t>Ajabu</w:t>
+        <w:t>Akili</w:t>
       </w:r>
       <w:r>
         <w:rPr>
@@ -9512,61 +10076,180 @@
         <w:rPr>
           <w:lang w:val="sw_KE" w:bidi="sw_KE"/>
         </w:rPr>
-        <w:t>Neno "ajabu" linamaanisha hisia za kushangazwa na heshima kubwa inayotokana na kuona kitu kikuu, chenye nguvu, na cha kuvutia.</w:t>
-      </w:r>
-    </w:p>
-    <w:p>
-      <w:pPr>
-        <w:pStyle w:val="ListBullet"/>
-        <w:spacing w:line="240" w:lineRule="auto"/>
-        <w:ind w:left="720"/>
-      </w:pPr>
-      <w:r>
-        <w:rPr>
-          <w:lang w:val="sw_KE" w:bidi="sw_KE"/>
-        </w:rPr>
-      </w:r>
-      <w:r>
-        <w:rPr>
-          <w:lang w:val="sw_KE" w:bidi="sw_KE"/>
-        </w:rPr>
-        <w:t>Neno "ya kushangaza" linaelezea mtu au kitu kinachozua hisia za mshangao.</w:t>
-      </w:r>
-    </w:p>
-    <w:p>
-      <w:pPr>
-        <w:pStyle w:val="ListBullet"/>
-        <w:spacing w:line="240" w:lineRule="auto"/>
-        <w:ind w:left="720"/>
-      </w:pPr>
-      <w:r>
-        <w:rPr>
-          <w:lang w:val="sw_KE" w:bidi="sw_KE"/>
-        </w:rPr>
-      </w:r>
-      <w:r>
-        <w:rPr>
-          <w:lang w:val="sw_KE" w:bidi="sw_KE"/>
-        </w:rPr>
-        <w:t>Maono ya utukufu wa Mungu aliyoyaona nabii Ezekieli yalikuwa ya "kushangaa" na "ya kutia hamasa."</w:t>
-      </w:r>
-    </w:p>
-    <w:p>
-      <w:pPr>
-        <w:pStyle w:val="ListBullet"/>
-        <w:spacing w:line="240" w:lineRule="auto"/>
-        <w:ind w:left="720"/>
-      </w:pPr>
-      <w:r>
-        <w:rPr>
-          <w:lang w:val="sw_KE" w:bidi="sw_KE"/>
-        </w:rPr>
-      </w:r>
-      <w:r>
-        <w:rPr>
-          <w:lang w:val="sw_KE" w:bidi="sw_KE"/>
-        </w:rPr>
-        <w:t>Mwitikio wa kawaida wa binadamu unaoonyesha kushangazwa na uwepo wa Mungu ni pamoja na: hofu, kuinama au kupiga magoti, kufunika uso, na kutetemeka.</w:t>
+        <w:t>Neno "akili" linamaanisha sehemu ya mtu inayofikiria na kufanya maamuzi.</w:t>
+      </w:r>
+    </w:p>
+    <w:p>
+      <w:pPr>
+        <w:pStyle w:val="ListBullet"/>
+        <w:spacing w:line="240" w:lineRule="auto"/>
+        <w:ind w:left="720"/>
+      </w:pPr>
+      <w:r>
+        <w:rPr>
+          <w:lang w:val="sw_KE" w:bidi="sw_KE"/>
+        </w:rPr>
+      </w:r>
+      <w:r>
+        <w:rPr>
+          <w:lang w:val="sw_KE" w:bidi="sw_KE"/>
+        </w:rPr>
+        <w:t>Akili ya kila mtu ni jumla ya mawazo na mantiki yake.</w:t>
+      </w:r>
+    </w:p>
+    <w:p>
+      <w:pPr>
+        <w:pStyle w:val="ListBullet"/>
+        <w:spacing w:line="240" w:lineRule="auto"/>
+        <w:ind w:left="720"/>
+      </w:pPr>
+      <w:r>
+        <w:rPr>
+          <w:lang w:val="sw_KE" w:bidi="sw_KE"/>
+        </w:rPr>
+      </w:r>
+      <w:r>
+        <w:rPr>
+          <w:lang w:val="sw_KE" w:bidi="sw_KE"/>
+        </w:rPr>
+        <w:t>Kuwa na "nia ya Kristo" kunamaanisha kufikiria na kutenda kama Yesu Kristo angefikiria na kutenda. Inamaanisha kuwa mtiifu kwa Mungu Baba, kutii mafundisho ya Kristo, na kuwezeshwa kufanya hivi kupitia nguvu za Roho Mtakatifu.</w:t>
+      </w:r>
+    </w:p>
+    <w:p>
+      <w:pPr>
+        <w:pStyle w:val="ListBullet"/>
+        <w:spacing w:line="240" w:lineRule="auto"/>
+        <w:ind w:left="720"/>
+      </w:pPr>
+      <w:r>
+        <w:rPr>
+          <w:lang w:val="sw_KE" w:bidi="sw_KE"/>
+        </w:rPr>
+      </w:r>
+      <w:r>
+        <w:rPr>
+          <w:lang w:val="sw_KE" w:bidi="sw_KE"/>
+        </w:rPr>
+        <w:t>"Kubadilisha mawazo yake” inamaanisha mtu alifanya uamuzi tofauti au alikuwa na maoni tofauti kuliko alivyokuwa nayo hapo awali.</w:t>
+      </w:r>
+    </w:p>
+    <w:p>
+      <w:pPr>
+        <w:pStyle w:val="Heading3"/>
+      </w:pPr>
+      <w:r>
+        <w:rPr>
+          <w:lang w:val="sw_KE" w:bidi="sw_KE"/>
+        </w:rPr>
+        <w:t>Mapendekezo ya Tafsiri</w:t>
+      </w:r>
+    </w:p>
+    <w:p>
+      <w:pPr>
+        <w:pStyle w:val="ListBullet"/>
+        <w:spacing w:line="240" w:lineRule="auto"/>
+        <w:ind w:left="720"/>
+      </w:pPr>
+      <w:r>
+        <w:rPr>
+          <w:lang w:val="sw_KE" w:bidi="sw_KE"/>
+        </w:rPr>
+      </w:r>
+      <w:r>
+        <w:rPr>
+          <w:lang w:val="sw_KE" w:bidi="sw_KE"/>
+        </w:rPr>
+        <w:t>Neno "akili" linaweza pia kutafsiriwa kama "mawazo" au "ufahamu" au "fikra" au "uelewa."</w:t>
+      </w:r>
+    </w:p>
+    <w:p>
+      <w:pPr>
+        <w:pStyle w:val="ListBullet"/>
+        <w:spacing w:line="240" w:lineRule="auto"/>
+        <w:ind w:left="720"/>
+      </w:pPr>
+      <w:r>
+        <w:rPr>
+          <w:lang w:val="sw_KE" w:bidi="sw_KE"/>
+        </w:rPr>
+      </w:r>
+      <w:r>
+        <w:rPr>
+          <w:lang w:val="sw_KE" w:bidi="sw_KE"/>
+        </w:rPr>
+        <w:t>Usemi "weka akilini" unaweza kutafsiriwa kama "kumbuka" au "zingatia hili" au "hakikisha unajua hili."</w:t>
+      </w:r>
+    </w:p>
+    <w:p>
+      <w:pPr>
+        <w:pStyle w:val="ListBullet"/>
+        <w:spacing w:line="240" w:lineRule="auto"/>
+        <w:ind w:left="720"/>
+      </w:pPr>
+      <w:r>
+        <w:rPr>
+          <w:lang w:val="sw_KE" w:bidi="sw_KE"/>
+        </w:rPr>
+      </w:r>
+      <w:r>
+        <w:rPr>
+          <w:lang w:val="sw_KE" w:bidi="sw_KE"/>
+        </w:rPr>
+        <w:t>Usemi "moyo, roho, na akili" unaweza pia kutafsiriwa kama "kile unachohisi, kile unachoamini, na kile unachofikiria."</w:t>
+      </w:r>
+    </w:p>
+    <w:p>
+      <w:pPr>
+        <w:pStyle w:val="ListBullet"/>
+        <w:spacing w:line="240" w:lineRule="auto"/>
+        <w:ind w:left="720"/>
+      </w:pPr>
+      <w:r>
+        <w:rPr>
+          <w:lang w:val="sw_KE" w:bidi="sw_KE"/>
+        </w:rPr>
+      </w:r>
+      <w:r>
+        <w:rPr>
+          <w:lang w:val="sw_KE" w:bidi="sw_KE"/>
+        </w:rPr>
+        <w:t>Usemi "kumbuka" unaweza kutafsiriwa kama "kumbuka" au "fikiria."</w:t>
+      </w:r>
+    </w:p>
+    <w:p>
+      <w:pPr>
+        <w:pStyle w:val="ListBullet"/>
+        <w:spacing w:line="240" w:lineRule="auto"/>
+        <w:ind w:left="720"/>
+      </w:pPr>
+      <w:r>
+        <w:rPr>
+          <w:lang w:val="sw_KE" w:bidi="sw_KE"/>
+        </w:rPr>
+      </w:r>
+      <w:r>
+        <w:rPr>
+          <w:lang w:val="sw_KE" w:bidi="sw_KE"/>
+        </w:rPr>
+        <w:t>Usemi "alibadilisha mawazo yake na akaenda" unaweza pia kutafsiriwa kama "aliamua tofauti na akaenda" au "aliamua kwenda baada ya yote" au "alibadilisha maoni yake na akaenda."</w:t>
+      </w:r>
+    </w:p>
+    <w:p>
+      <w:pPr>
+        <w:pStyle w:val="ListBullet"/>
+        <w:spacing w:line="240" w:lineRule="auto"/>
+        <w:ind w:left="720"/>
+      </w:pPr>
+      <w:r>
+        <w:rPr>
+          <w:lang w:val="sw_KE" w:bidi="sw_KE"/>
+        </w:rPr>
+      </w:r>
+      <w:r>
+        <w:rPr>
+          <w:lang w:val="sw_KE" w:bidi="sw_KE"/>
+        </w:rPr>
+        <w:t>Usemi "mwenye mawazo mawili" unaweza pia kutafsiriwa kama "anaye shuku" au "asiyeweza kuamua" au "aliye na mawazo yanayopingana."</w:t>
       </w:r>
     </w:p>
     <w:p>
@@ -9586,768 +10269,13 @@
         <w:rPr>
           <w:lang w:val="sw_KE" w:bidi="sw_KE"/>
         </w:rPr>
-        <w:t>woga</w:t>
-      </w:r>
-      <w:r>
-        <w:rPr>
-          <w:lang w:val="sw_KE" w:bidi="sw_KE"/>
-        </w:rPr>
-        <w:t xml:space="preserve">, </w:t>
-      </w:r>
-      <w:r>
-        <w:rPr>
-          <w:lang w:val="sw_KE" w:bidi="sw_KE"/>
-        </w:rPr>
-        <w:t>sifa</w:t>
-      </w:r>
-      <w:r>
-        <w:rPr>
-          <w:lang w:val="sw_KE" w:bidi="sw_KE"/>
-        </w:rPr>
-        <w:t>)</w:t>
-      </w:r>
-    </w:p>
-    <w:p>
-      <w:pPr>
-        <w:pStyle w:val="Heading3"/>
-      </w:pPr>
-      <w:r>
-        <w:rPr>
-          <w:lang w:val="sw_KE" w:bidi="sw_KE"/>
-        </w:rPr>
-        <w:t>Marejeleo ya Biblia:</w:t>
-      </w:r>
-    </w:p>
-    <w:p>
-      <w:pPr>
-        <w:pStyle w:val="ListBullet"/>
-        <w:spacing w:line="240" w:lineRule="auto"/>
-        <w:ind w:left="720"/>
-      </w:pPr>
-      <w:r>
-        <w:rPr>
-          <w:lang w:val="sw_KE" w:bidi="sw_KE"/>
-        </w:rPr>
-      </w:r>
-      <w:r>
-        <w:rPr>
-          <w:lang w:val="sw_KE" w:bidi="sw_KE"/>
-        </w:rPr>
-        <w:t>1 Mambo ya Nyakati 17:21</w:t>
-      </w:r>
-    </w:p>
-    <w:p>
-      <w:pPr>
-        <w:pStyle w:val="ListBullet"/>
-        <w:spacing w:line="240" w:lineRule="auto"/>
-        <w:ind w:left="720"/>
-      </w:pPr>
-      <w:r>
-        <w:rPr>
-          <w:lang w:val="sw_KE" w:bidi="sw_KE"/>
-        </w:rPr>
-      </w:r>
-      <w:r>
-        <w:rPr>
-          <w:lang w:val="sw_KE" w:bidi="sw_KE"/>
-        </w:rPr>
-        <w:t>Mwanzo 28:16–17</w:t>
-      </w:r>
-    </w:p>
-    <w:p>
-      <w:pPr>
-        <w:pStyle w:val="ListBullet"/>
-        <w:spacing w:line="240" w:lineRule="auto"/>
-        <w:ind w:left="720"/>
-      </w:pPr>
-      <w:r>
-        <w:rPr>
-          <w:lang w:val="sw_KE" w:bidi="sw_KE"/>
-        </w:rPr>
-      </w:r>
-      <w:r>
-        <w:rPr>
-          <w:lang w:val="sw_KE" w:bidi="sw_KE"/>
-        </w:rPr>
-        <w:t>Waebrania 12:28</w:t>
-      </w:r>
-    </w:p>
-    <w:p>
-      <w:pPr>
-        <w:pStyle w:val="ListBullet"/>
-        <w:spacing w:line="240" w:lineRule="auto"/>
-        <w:ind w:left="720"/>
-      </w:pPr>
-      <w:r>
-        <w:rPr>
-          <w:lang w:val="sw_KE" w:bidi="sw_KE"/>
-        </w:rPr>
-      </w:r>
-      <w:r>
-        <w:rPr>
-          <w:lang w:val="sw_KE" w:bidi="sw_KE"/>
-        </w:rPr>
-        <w:t>Zaburi 22:23</w:t>
-      </w:r>
-    </w:p>
-    <w:p>
-      <w:pPr>
-        <w:pStyle w:val="ListBullet"/>
-        <w:spacing w:line="240" w:lineRule="auto"/>
-        <w:ind w:left="720"/>
-      </w:pPr>
-      <w:r>
-        <w:rPr>
-          <w:lang w:val="sw_KE" w:bidi="sw_KE"/>
-        </w:rPr>
-      </w:r>
-      <w:r>
-        <w:rPr>
-          <w:lang w:val="sw_KE" w:bidi="sw_KE"/>
-        </w:rPr>
-        <w:t>Zaburi 147:4–5</w:t>
-      </w:r>
-    </w:p>
-    <w:p>
-      <w:pPr>
-        <w:pStyle w:val="Heading3"/>
-      </w:pPr>
-      <w:r>
-        <w:rPr>
-          <w:lang w:val="sw_KE" w:bidi="sw_KE"/>
-        </w:rPr>
-        <w:t>Data ya Neno:</w:t>
-      </w:r>
-    </w:p>
-    <w:p>
-      <w:pPr>
-        <w:pStyle w:val="ListBullet"/>
-        <w:spacing w:line="240" w:lineRule="auto"/>
-        <w:ind w:left="720"/>
-      </w:pPr>
-      <w:r>
-        <w:rPr>
-          <w:lang w:val="sw_KE" w:bidi="sw_KE"/>
-        </w:rPr>
-      </w:r>
-      <w:r>
-        <w:rPr>
-          <w:lang w:val="sw_KE" w:bidi="sw_KE"/>
-        </w:rPr>
-        <w:t>Strong's: H0366, H1481, H3372, H6206, H7227, G21240</w:t>
-      </w:r>
-      <w:r>
-        <w:rPr>
-          <w:lang w:val="sw_KE" w:bidi="sw_KE"/>
-        </w:rPr>
-      </w:r>
-      <w:r>
-        <w:rPr>
-          <w:lang w:val="sw_KE" w:bidi="sw_KE"/>
-        </w:rPr>
-      </w:r>
-    </w:p>
-    <w:p>
-      <w:pPr/>
-      <w:r>
-        <w:rPr>
-          <w:lang w:val="sw_KE" w:bidi="sw_KE"/>
-        </w:rPr>
-      </w:r>
-    </w:p>
-    <w:p>
-      <w:pPr>
-        <w:pStyle w:val="Heading2"/>
-      </w:pPr>
-      <w:r>
-        <w:rPr>
-          <w:lang w:val="sw_KE" w:bidi="sw_KE"/>
-        </w:rPr>
-        <w:t>Akila</w:t>
-      </w:r>
-      <w:r>
-        <w:rPr>
-          <w:lang w:val="sw_KE" w:bidi="sw_KE"/>
-        </w:rPr>
-      </w:r>
-    </w:p>
-    <w:p>
-      <w:pPr>
-        <w:pStyle w:val="Heading3"/>
-      </w:pPr>
-      <w:r>
-        <w:rPr>
-          <w:lang w:val="sw_KE" w:bidi="sw_KE"/>
-        </w:rPr>
-        <w:t>Uhalisia:</w:t>
-      </w:r>
-    </w:p>
-    <w:p>
-      <w:pPr/>
-      <w:r>
-        <w:rPr>
-          <w:lang w:val="sw_KE" w:bidi="sw_KE"/>
-        </w:rPr>
-      </w:r>
-      <w:r>
-        <w:rPr>
-          <w:lang w:val="sw_KE" w:bidi="sw_KE"/>
-        </w:rPr>
-        <w:t>Akila alikuwa Mkristo Myahudi kutoka jimbo la Pontio, eneo lililoko kando ya pwani ya kusini ya Bahari Nyeusi.</w:t>
-      </w:r>
-    </w:p>
-    <w:p>
-      <w:pPr>
-        <w:pStyle w:val="ListBullet"/>
-        <w:spacing w:line="240" w:lineRule="auto"/>
-        <w:ind w:left="720"/>
-      </w:pPr>
-      <w:r>
-        <w:rPr>
-          <w:lang w:val="sw_KE" w:bidi="sw_KE"/>
-        </w:rPr>
-      </w:r>
-      <w:r>
-        <w:rPr>
-          <w:lang w:val="sw_KE" w:bidi="sw_KE"/>
-        </w:rPr>
-        <w:t xml:space="preserve">Akila na </w:t>
-      </w:r>
-      <w:r>
-        <w:rPr>
-          <w:lang w:val="sw_KE" w:bidi="sw_KE"/>
-        </w:rPr>
-        <w:t>Prisila</w:t>
-      </w:r>
-      <w:r>
-        <w:rPr>
-          <w:lang w:val="sw_KE" w:bidi="sw_KE"/>
-        </w:rPr>
-        <w:t xml:space="preserve"> waliishi Rumi, Italia, kwa muda, lakini kisha mfalme wa Kirumi, Klaudio, aliwalazimisha Wayahudi wote kuondoka Rumi.</w:t>
-      </w:r>
-    </w:p>
-    <w:p>
-      <w:pPr>
-        <w:pStyle w:val="ListBullet"/>
-        <w:spacing w:line="240" w:lineRule="auto"/>
-        <w:ind w:left="720"/>
-      </w:pPr>
-      <w:r>
-        <w:rPr>
-          <w:lang w:val="sw_KE" w:bidi="sw_KE"/>
-        </w:rPr>
-      </w:r>
-      <w:r>
-        <w:rPr>
-          <w:lang w:val="sw_KE" w:bidi="sw_KE"/>
-        </w:rPr>
-        <w:t xml:space="preserve">Baada ya hapo, Akila na </w:t>
-      </w:r>
-      <w:r>
-        <w:rPr>
-          <w:lang w:val="sw_KE" w:bidi="sw_KE"/>
-        </w:rPr>
-        <w:t>Prisila</w:t>
-      </w:r>
-      <w:r>
-        <w:rPr>
-          <w:lang w:val="sw_KE" w:bidi="sw_KE"/>
-        </w:rPr>
-        <w:t xml:space="preserve"> walisafiri kwenda Korintho, ambako walikutana na mtume Paulo.</w:t>
-      </w:r>
-    </w:p>
-    <w:p>
-      <w:pPr>
-        <w:pStyle w:val="ListBullet"/>
-        <w:spacing w:line="240" w:lineRule="auto"/>
-        <w:ind w:left="720"/>
-      </w:pPr>
-      <w:r>
-        <w:rPr>
-          <w:lang w:val="sw_KE" w:bidi="sw_KE"/>
-        </w:rPr>
-      </w:r>
-      <w:r>
-        <w:rPr>
-          <w:lang w:val="sw_KE" w:bidi="sw_KE"/>
-        </w:rPr>
-        <w:t>Walifanya kazi kama watengenezaji wa mahema pamoja na Paulo na pia walimsaidia katika kazi yake ya umisionari.</w:t>
-      </w:r>
-    </w:p>
-    <w:p>
-      <w:pPr>
-        <w:pStyle w:val="ListBullet"/>
-        <w:spacing w:line="240" w:lineRule="auto"/>
-        <w:ind w:left="720"/>
-      </w:pPr>
-      <w:r>
-        <w:rPr>
-          <w:lang w:val="sw_KE" w:bidi="sw_KE"/>
-        </w:rPr>
-      </w:r>
-      <w:r>
-        <w:rPr>
-          <w:lang w:val="sw_KE" w:bidi="sw_KE"/>
-        </w:rPr>
-        <w:t xml:space="preserve">Akila na </w:t>
-      </w:r>
-      <w:r>
-        <w:rPr>
-          <w:lang w:val="sw_KE" w:bidi="sw_KE"/>
-        </w:rPr>
-        <w:t>Prisila</w:t>
-      </w:r>
-      <w:r>
-        <w:rPr>
-          <w:lang w:val="sw_KE" w:bidi="sw_KE"/>
-        </w:rPr>
-        <w:t xml:space="preserve"> wote waliwafundisha waumini ukweli kuhusu Yesu; mmoja wa waumini hao alikuwa mwalimu mwenye kipawa aliyeitwa Apolo.</w:t>
-      </w:r>
-    </w:p>
-    <w:p>
-      <w:pPr/>
-      <w:r>
-        <w:rPr>
-          <w:lang w:val="sw_KE" w:bidi="sw_KE"/>
-        </w:rPr>
-      </w:r>
-      <w:r>
-        <w:rPr>
-          <w:lang w:val="sw_KE" w:bidi="sw_KE"/>
-        </w:rPr>
-        <w:t>(Mapendekezo ya Tafsiri: Jinsi ya Kutafsiri Majina ya Watu)</w:t>
-      </w:r>
-    </w:p>
-    <w:p>
-      <w:pPr/>
-      <w:r>
-        <w:rPr>
-          <w:lang w:val="sw_KE" w:bidi="sw_KE"/>
-        </w:rPr>
-      </w:r>
-      <w:r>
-        <w:rPr>
-          <w:lang w:val="sw_KE" w:bidi="sw_KE"/>
-        </w:rPr>
-        <w:t xml:space="preserve">(Tazama pia: </w:t>
-      </w:r>
-      <w:r>
-        <w:rPr>
-          <w:lang w:val="sw_KE" w:bidi="sw_KE"/>
-        </w:rPr>
-        <w:t>Apolo</w:t>
-      </w:r>
-      <w:r>
-        <w:rPr>
-          <w:lang w:val="sw_KE" w:bidi="sw_KE"/>
-        </w:rPr>
-        <w:t xml:space="preserve">, </w:t>
-      </w:r>
-      <w:r>
-        <w:rPr>
-          <w:lang w:val="sw_KE" w:bidi="sw_KE"/>
-        </w:rPr>
-        <w:t>Korintho</w:t>
-      </w:r>
-      <w:r>
-        <w:rPr>
-          <w:lang w:val="sw_KE" w:bidi="sw_KE"/>
-        </w:rPr>
-        <w:t xml:space="preserve">, </w:t>
-      </w:r>
-      <w:r>
-        <w:rPr>
-          <w:lang w:val="sw_KE" w:bidi="sw_KE"/>
-        </w:rPr>
-        <w:t>Warumi</w:t>
-      </w:r>
-      <w:r>
-        <w:rPr>
-          <w:lang w:val="sw_KE" w:bidi="sw_KE"/>
-        </w:rPr>
-        <w:t>)</w:t>
-      </w:r>
-    </w:p>
-    <w:p>
-      <w:pPr>
-        <w:pStyle w:val="Heading3"/>
-      </w:pPr>
-      <w:r>
-        <w:rPr>
-          <w:lang w:val="sw_KE" w:bidi="sw_KE"/>
-        </w:rPr>
-        <w:t>Marejeleo ya Biblia:</w:t>
-      </w:r>
-    </w:p>
-    <w:p>
-      <w:pPr>
-        <w:pStyle w:val="ListBullet"/>
-        <w:spacing w:line="240" w:lineRule="auto"/>
-        <w:ind w:left="720"/>
-      </w:pPr>
-      <w:r>
-        <w:rPr>
-          <w:lang w:val="sw_KE" w:bidi="sw_KE"/>
-        </w:rPr>
-      </w:r>
-      <w:r>
-        <w:rPr>
-          <w:lang w:val="sw_KE" w:bidi="sw_KE"/>
-        </w:rPr>
-        <w:t>1 Wakorintho 16:19–20</w:t>
-      </w:r>
-    </w:p>
-    <w:p>
-      <w:pPr>
-        <w:pStyle w:val="ListBullet"/>
-        <w:spacing w:line="240" w:lineRule="auto"/>
-        <w:ind w:left="720"/>
-      </w:pPr>
-      <w:r>
-        <w:rPr>
-          <w:lang w:val="sw_KE" w:bidi="sw_KE"/>
-        </w:rPr>
-      </w:r>
-      <w:r>
-        <w:rPr>
-          <w:lang w:val="sw_KE" w:bidi="sw_KE"/>
-        </w:rPr>
-        <w:t>2 Timotheo 4:19–22</w:t>
-      </w:r>
-    </w:p>
-    <w:p>
-      <w:pPr>
-        <w:pStyle w:val="ListBullet"/>
-        <w:spacing w:line="240" w:lineRule="auto"/>
-        <w:ind w:left="720"/>
-      </w:pPr>
-      <w:r>
-        <w:rPr>
-          <w:lang w:val="sw_KE" w:bidi="sw_KE"/>
-        </w:rPr>
-      </w:r>
-      <w:r>
-        <w:rPr>
-          <w:lang w:val="sw_KE" w:bidi="sw_KE"/>
-        </w:rPr>
-        <w:t>Matendo 18:2</w:t>
-      </w:r>
-    </w:p>
-    <w:p>
-      <w:pPr>
-        <w:pStyle w:val="ListBullet"/>
-        <w:spacing w:line="240" w:lineRule="auto"/>
-        <w:ind w:left="720"/>
-      </w:pPr>
-      <w:r>
-        <w:rPr>
-          <w:lang w:val="sw_KE" w:bidi="sw_KE"/>
-        </w:rPr>
-      </w:r>
-      <w:r>
-        <w:rPr>
-          <w:lang w:val="sw_KE" w:bidi="sw_KE"/>
-        </w:rPr>
-        <w:t>Matendo ya Mitume 18:24</w:t>
-      </w:r>
-    </w:p>
-    <w:p>
-      <w:pPr>
-        <w:pStyle w:val="Heading3"/>
-      </w:pPr>
-      <w:r>
-        <w:rPr>
-          <w:lang w:val="sw_KE" w:bidi="sw_KE"/>
-        </w:rPr>
-        <w:t>Data ya Neno:</w:t>
-      </w:r>
-    </w:p>
-    <w:p>
-      <w:pPr>
-        <w:pStyle w:val="ListBullet"/>
-        <w:spacing w:line="240" w:lineRule="auto"/>
-        <w:ind w:left="720"/>
-      </w:pPr>
-      <w:r>
-        <w:rPr>
-          <w:lang w:val="sw_KE" w:bidi="sw_KE"/>
-        </w:rPr>
-      </w:r>
-      <w:r>
-        <w:rPr>
-          <w:lang w:val="sw_KE" w:bidi="sw_KE"/>
-        </w:rPr>
-        <w:t>Strong's: G02070</w:t>
-      </w:r>
-      <w:r>
-        <w:rPr>
-          <w:lang w:val="sw_KE" w:bidi="sw_KE"/>
-        </w:rPr>
-      </w:r>
-      <w:r>
-        <w:rPr>
-          <w:lang w:val="sw_KE" w:bidi="sw_KE"/>
-        </w:rPr>
-      </w:r>
-    </w:p>
-    <w:p>
-      <w:pPr/>
-      <w:r>
-        <w:rPr>
-          <w:lang w:val="sw_KE" w:bidi="sw_KE"/>
-        </w:rPr>
-      </w:r>
-    </w:p>
-    <w:p>
-      <w:pPr>
-        <w:pStyle w:val="Heading2"/>
-      </w:pPr>
-      <w:r>
-        <w:rPr>
-          <w:lang w:val="sw_KE" w:bidi="sw_KE"/>
-        </w:rPr>
-        <w:t>Akili</w:t>
-      </w:r>
-      <w:r>
-        <w:rPr>
-          <w:lang w:val="sw_KE" w:bidi="sw_KE"/>
-        </w:rPr>
-      </w:r>
-    </w:p>
-    <w:p>
-      <w:pPr>
-        <w:pStyle w:val="Heading3"/>
-      </w:pPr>
-      <w:r>
-        <w:rPr>
-          <w:lang w:val="sw_KE" w:bidi="sw_KE"/>
-        </w:rPr>
-        <w:t>Ufafanuzi:</w:t>
-      </w:r>
-    </w:p>
-    <w:p>
-      <w:pPr/>
-      <w:r>
-        <w:rPr>
-          <w:lang w:val="sw_KE" w:bidi="sw_KE"/>
-        </w:rPr>
-      </w:r>
-      <w:r>
-        <w:rPr>
-          <w:lang w:val="sw_KE" w:bidi="sw_KE"/>
-        </w:rPr>
-        <w:t>Neno "akili" linamaanisha sehemu ya mtu inayofikiria na kufanya maamuzi.</w:t>
-      </w:r>
-    </w:p>
-    <w:p>
-      <w:pPr>
-        <w:pStyle w:val="ListBullet"/>
-        <w:spacing w:line="240" w:lineRule="auto"/>
-        <w:ind w:left="720"/>
-      </w:pPr>
-      <w:r>
-        <w:rPr>
-          <w:lang w:val="sw_KE" w:bidi="sw_KE"/>
-        </w:rPr>
-      </w:r>
-      <w:r>
-        <w:rPr>
-          <w:lang w:val="sw_KE" w:bidi="sw_KE"/>
-        </w:rPr>
-        <w:t>Akili ya kila mtu ni jumla ya mawazo na mantiki yake.</w:t>
-      </w:r>
-    </w:p>
-    <w:p>
-      <w:pPr>
-        <w:pStyle w:val="ListBullet"/>
-        <w:spacing w:line="240" w:lineRule="auto"/>
-        <w:ind w:left="720"/>
-      </w:pPr>
-      <w:r>
-        <w:rPr>
-          <w:lang w:val="sw_KE" w:bidi="sw_KE"/>
-        </w:rPr>
-      </w:r>
-      <w:r>
-        <w:rPr>
-          <w:lang w:val="sw_KE" w:bidi="sw_KE"/>
-        </w:rPr>
-        <w:t>Kuwa na "nia ya Kristo" kunamaanisha kufikiria na kutenda kama Yesu Kristo angefikiria na kutenda. Inamaanisha kuwa mtiifu kwa Mungu Baba, kutii mafundisho ya Kristo, na kuwezeshwa kufanya hivi kupitia nguvu za Roho Mtakatifu.</w:t>
-      </w:r>
-    </w:p>
-    <w:p>
-      <w:pPr>
-        <w:pStyle w:val="ListBullet"/>
-        <w:spacing w:line="240" w:lineRule="auto"/>
-        <w:ind w:left="720"/>
-      </w:pPr>
-      <w:r>
-        <w:rPr>
-          <w:lang w:val="sw_KE" w:bidi="sw_KE"/>
-        </w:rPr>
-      </w:r>
-      <w:r>
-        <w:rPr>
-          <w:lang w:val="sw_KE" w:bidi="sw_KE"/>
-        </w:rPr>
-        <w:t>"Kubadilisha mawazo yake” inamaanisha mtu alifanya uamuzi tofauti au alikuwa na maoni tofauti kuliko alivyokuwa nayo hapo awali.</w:t>
-      </w:r>
-    </w:p>
-    <w:p>
-      <w:pPr>
-        <w:pStyle w:val="Heading3"/>
-      </w:pPr>
-      <w:r>
-        <w:rPr>
-          <w:lang w:val="sw_KE" w:bidi="sw_KE"/>
-        </w:rPr>
-        <w:t>Mapendekezo ya Tafsiri</w:t>
-      </w:r>
-    </w:p>
-    <w:p>
-      <w:pPr>
-        <w:pStyle w:val="ListBullet"/>
-        <w:spacing w:line="240" w:lineRule="auto"/>
-        <w:ind w:left="720"/>
-      </w:pPr>
-      <w:r>
-        <w:rPr>
-          <w:lang w:val="sw_KE" w:bidi="sw_KE"/>
-        </w:rPr>
-      </w:r>
-      <w:r>
-        <w:rPr>
-          <w:lang w:val="sw_KE" w:bidi="sw_KE"/>
-        </w:rPr>
-        <w:t>Neno "akili" linaweza pia kutafsiriwa kama "mawazo" au "ufahamu" au "fikra" au "uelewa."</w:t>
-      </w:r>
-    </w:p>
-    <w:p>
-      <w:pPr>
-        <w:pStyle w:val="ListBullet"/>
-        <w:spacing w:line="240" w:lineRule="auto"/>
-        <w:ind w:left="720"/>
-      </w:pPr>
-      <w:r>
-        <w:rPr>
-          <w:lang w:val="sw_KE" w:bidi="sw_KE"/>
-        </w:rPr>
-      </w:r>
-      <w:r>
-        <w:rPr>
-          <w:lang w:val="sw_KE" w:bidi="sw_KE"/>
-        </w:rPr>
-        <w:t>Usemi "weka akilini" unaweza kutafsiriwa kama "kumbuka" au "zingatia hili" au "hakikisha unajua hili."</w:t>
-      </w:r>
-    </w:p>
-    <w:p>
-      <w:pPr>
-        <w:pStyle w:val="ListBullet"/>
-        <w:spacing w:line="240" w:lineRule="auto"/>
-        <w:ind w:left="720"/>
-      </w:pPr>
-      <w:r>
-        <w:rPr>
-          <w:lang w:val="sw_KE" w:bidi="sw_KE"/>
-        </w:rPr>
-      </w:r>
-      <w:r>
-        <w:rPr>
-          <w:lang w:val="sw_KE" w:bidi="sw_KE"/>
-        </w:rPr>
-        <w:t>Usemi "moyo, roho, na akili" unaweza pia kutafsiriwa kama "kile unachohisi, kile unachoamini, na kile unachofikiria."</w:t>
-      </w:r>
-    </w:p>
-    <w:p>
-      <w:pPr>
-        <w:pStyle w:val="ListBullet"/>
-        <w:spacing w:line="240" w:lineRule="auto"/>
-        <w:ind w:left="720"/>
-      </w:pPr>
-      <w:r>
-        <w:rPr>
-          <w:lang w:val="sw_KE" w:bidi="sw_KE"/>
-        </w:rPr>
-      </w:r>
-      <w:r>
-        <w:rPr>
-          <w:lang w:val="sw_KE" w:bidi="sw_KE"/>
-        </w:rPr>
-        <w:t>Usemi "kumbuka" unaweza kutafsiriwa kama "kumbuka" au "fikiria."</w:t>
-      </w:r>
-    </w:p>
-    <w:p>
-      <w:pPr>
-        <w:pStyle w:val="ListBullet"/>
-        <w:spacing w:line="240" w:lineRule="auto"/>
-        <w:ind w:left="720"/>
-      </w:pPr>
-      <w:r>
-        <w:rPr>
-          <w:lang w:val="sw_KE" w:bidi="sw_KE"/>
-        </w:rPr>
-      </w:r>
-      <w:r>
-        <w:rPr>
-          <w:lang w:val="sw_KE" w:bidi="sw_KE"/>
-        </w:rPr>
-        <w:t>Usemi "alibadilisha mawazo yake na akaenda" unaweza pia kutafsiriwa kama "aliamua tofauti na akaenda" au "aliamua kwenda baada ya yote" au "alibadilisha maoni yake na akaenda."</w:t>
-      </w:r>
-    </w:p>
-    <w:p>
-      <w:pPr>
-        <w:pStyle w:val="ListBullet"/>
-        <w:spacing w:line="240" w:lineRule="auto"/>
-        <w:ind w:left="720"/>
-      </w:pPr>
-      <w:r>
-        <w:rPr>
-          <w:lang w:val="sw_KE" w:bidi="sw_KE"/>
-        </w:rPr>
-      </w:r>
-      <w:r>
-        <w:rPr>
-          <w:lang w:val="sw_KE" w:bidi="sw_KE"/>
-        </w:rPr>
-        <w:t>Usemi "mwenye mawazo mawili" unaweza pia kutafsiriwa kama "anaye shuku" au "asiyeweza kuamua" au "aliye na mawazo yanayopingana."</w:t>
-      </w:r>
-    </w:p>
-    <w:p>
-      <w:pPr/>
-      <w:r>
-        <w:rPr>
-          <w:lang w:val="sw_KE" w:bidi="sw_KE"/>
-        </w:rPr>
-      </w:r>
-      <w:r>
-        <w:rPr>
-          <w:lang w:val="sw_KE" w:bidi="sw_KE"/>
-        </w:rPr>
-        <w:t xml:space="preserve">(Tazama pia: </w:t>
-      </w:r>
-      <w:r>
-        <w:rPr>
-          <w:lang w:val="sw_KE" w:bidi="sw_KE"/>
-        </w:rPr>
         <w:t>amini</w:t>
       </w:r>
       <w:r>
         <w:rPr>
           <w:lang w:val="sw_KE" w:bidi="sw_KE"/>
         </w:rPr>
-        <w:t xml:space="preserve">, </w:t>
-      </w:r>
-      <w:r>
-        <w:rPr>
-          <w:lang w:val="sw_KE" w:bidi="sw_KE"/>
-        </w:rPr>
-        <w:t>moyo</w:t>
-      </w:r>
-      <w:r>
-        <w:rPr>
-          <w:lang w:val="sw_KE" w:bidi="sw_KE"/>
-        </w:rPr>
-        <w:t xml:space="preserve">, </w:t>
+        <w:t xml:space="preserve">, moyo, </w:t>
       </w:r>
       <w:r>
         <w:rPr>
@@ -12200,19 +12128,7 @@
         <w:rPr>
           <w:lang w:val="sw_KE" w:bidi="sw_KE"/>
         </w:rPr>
-        <w:t xml:space="preserve">, </w:t>
-      </w:r>
-      <w:r>
-        <w:rPr>
-          <w:lang w:val="sw_KE" w:bidi="sw_KE"/>
-        </w:rPr>
-        <w:t>kweli</w:t>
-      </w:r>
-      <w:r>
-        <w:rPr>
-          <w:lang w:val="sw_KE" w:bidi="sw_KE"/>
-        </w:rPr>
-        <w:t>)</w:t>
+        <w:t>, kweli)</w:t>
       </w:r>
     </w:p>
     <w:p>
@@ -14988,13 +14904,324 @@
         <w:rPr>
           <w:lang w:val="sw_KE" w:bidi="sw_KE"/>
         </w:rPr>
+        <w:t xml:space="preserve">(Tazama pia: amri, </w:t>
+      </w:r>
+      <w:r>
+        <w:rPr>
+          <w:lang w:val="sw_KE" w:bidi="sw_KE"/>
+        </w:rPr>
+        <w:t>tangazo</w:t>
+      </w:r>
+      <w:r>
+        <w:rPr>
+          <w:lang w:val="sw_KE" w:bidi="sw_KE"/>
+        </w:rPr>
+        <w:t xml:space="preserve">, </w:t>
+      </w:r>
+      <w:r>
+        <w:rPr>
+          <w:lang w:val="sw_KE" w:bidi="sw_KE"/>
+        </w:rPr>
+        <w:t>sheria</w:t>
+      </w:r>
+      <w:r>
+        <w:rPr>
+          <w:lang w:val="sw_KE" w:bidi="sw_KE"/>
+        </w:rPr>
+        <w:t>)</w:t>
+      </w:r>
+    </w:p>
+    <w:p>
+      <w:pPr>
+        <w:pStyle w:val="Heading3"/>
+      </w:pPr>
+      <w:r>
+        <w:rPr>
+          <w:lang w:val="sw_KE" w:bidi="sw_KE"/>
+        </w:rPr>
+        <w:t>Marejeleo ya Biblia:</w:t>
+      </w:r>
+    </w:p>
+    <w:p>
+      <w:pPr>
+        <w:pStyle w:val="ListBullet"/>
+        <w:spacing w:line="240" w:lineRule="auto"/>
+        <w:ind w:left="720"/>
+      </w:pPr>
+      <w:r>
+        <w:rPr>
+          <w:lang w:val="sw_KE" w:bidi="sw_KE"/>
+        </w:rPr>
+      </w:r>
+      <w:r>
+        <w:rPr>
+          <w:lang w:val="sw_KE" w:bidi="sw_KE"/>
+        </w:rPr>
+        <w:t>1 Mambo ya Nyakati 15:13–15</w:t>
+      </w:r>
+    </w:p>
+    <w:p>
+      <w:pPr>
+        <w:pStyle w:val="ListBullet"/>
+        <w:spacing w:line="240" w:lineRule="auto"/>
+        <w:ind w:left="720"/>
+      </w:pPr>
+      <w:r>
+        <w:rPr>
+          <w:lang w:val="sw_KE" w:bidi="sw_KE"/>
+        </w:rPr>
+      </w:r>
+      <w:r>
+        <w:rPr>
+          <w:lang w:val="sw_KE" w:bidi="sw_KE"/>
+        </w:rPr>
+        <w:t>1 Wafalme 8:57–58</w:t>
+      </w:r>
+    </w:p>
+    <w:p>
+      <w:pPr>
+        <w:pStyle w:val="ListBullet"/>
+        <w:spacing w:line="240" w:lineRule="auto"/>
+        <w:ind w:left="720"/>
+      </w:pPr>
+      <w:r>
+        <w:rPr>
+          <w:lang w:val="sw_KE" w:bidi="sw_KE"/>
+        </w:rPr>
+      </w:r>
+      <w:r>
+        <w:rPr>
+          <w:lang w:val="sw_KE" w:bidi="sw_KE"/>
+        </w:rPr>
+        <w:t>Matendo 17:5–7</w:t>
+      </w:r>
+    </w:p>
+    <w:p>
+      <w:pPr>
+        <w:pStyle w:val="ListBullet"/>
+        <w:spacing w:line="240" w:lineRule="auto"/>
+        <w:ind w:left="720"/>
+      </w:pPr>
+      <w:r>
+        <w:rPr>
+          <w:lang w:val="sw_KE" w:bidi="sw_KE"/>
+        </w:rPr>
+      </w:r>
+      <w:r>
+        <w:rPr>
+          <w:lang w:val="sw_KE" w:bidi="sw_KE"/>
+        </w:rPr>
+        <w:t>Danieli 2:13</w:t>
+      </w:r>
+    </w:p>
+    <w:p>
+      <w:pPr>
+        <w:pStyle w:val="ListBullet"/>
+        <w:spacing w:line="240" w:lineRule="auto"/>
+        <w:ind w:left="720"/>
+      </w:pPr>
+      <w:r>
+        <w:rPr>
+          <w:lang w:val="sw_KE" w:bidi="sw_KE"/>
+        </w:rPr>
+      </w:r>
+      <w:r>
+        <w:rPr>
+          <w:lang w:val="sw_KE" w:bidi="sw_KE"/>
+        </w:rPr>
+        <w:t>Ni saa 1:22</w:t>
+      </w:r>
+    </w:p>
+    <w:p>
+      <w:pPr>
+        <w:pStyle w:val="ListBullet"/>
+        <w:spacing w:line="240" w:lineRule="auto"/>
+        <w:ind w:left="720"/>
+      </w:pPr>
+      <w:r>
+        <w:rPr>
+          <w:lang w:val="sw_KE" w:bidi="sw_KE"/>
+        </w:rPr>
+      </w:r>
+      <w:r>
+        <w:rPr>
+          <w:lang w:val="sw_KE" w:bidi="sw_KE"/>
+        </w:rPr>
+        <w:t>Luka 2:1</w:t>
+      </w:r>
+    </w:p>
+    <w:p>
+      <w:pPr>
+        <w:pStyle w:val="Heading3"/>
+      </w:pPr>
+      <w:r>
+        <w:rPr>
+          <w:lang w:val="sw_KE" w:bidi="sw_KE"/>
+        </w:rPr>
+        <w:t>Data ya Neno:</w:t>
+      </w:r>
+    </w:p>
+    <w:p>
+      <w:pPr>
+        <w:pStyle w:val="ListBullet"/>
+        <w:spacing w:line="240" w:lineRule="auto"/>
+        <w:ind w:left="720"/>
+      </w:pPr>
+      <w:r>
+        <w:rPr>
+          <w:lang w:val="sw_KE" w:bidi="sw_KE"/>
+        </w:rPr>
+      </w:r>
+      <w:r>
+        <w:rPr>
+          <w:lang w:val="sw_KE" w:bidi="sw_KE"/>
+        </w:rPr>
+        <w:t>Strong's: H0559, H0633, H1697, H5715, H1504, H1510, H1881, H1882, H1696, H2706, H2708, H2710, H2711, H2782, H2852, H2940, H2941, H2942, H3791, H3982, H4055, H4406, H4687, H4941, H5407, H5713, H6599, H6680, H7010, H8421, G13780</w:t>
+      </w:r>
+      <w:r>
+        <w:rPr>
+          <w:lang w:val="sw_KE" w:bidi="sw_KE"/>
+        </w:rPr>
+      </w:r>
+      <w:r>
+        <w:rPr>
+          <w:lang w:val="sw_KE" w:bidi="sw_KE"/>
+        </w:rPr>
+      </w:r>
+    </w:p>
+    <w:p>
+      <w:pPr/>
+      <w:r>
+        <w:rPr>
+          <w:lang w:val="sw_KE" w:bidi="sw_KE"/>
+        </w:rPr>
+      </w:r>
+    </w:p>
+    <w:p>
+      <w:pPr>
+        <w:pStyle w:val="Heading2"/>
+      </w:pPr>
+      <w:r>
+        <w:rPr>
+          <w:lang w:val="sw_KE" w:bidi="sw_KE"/>
+        </w:rPr>
+        <w:t>Amri Kumi</w:t>
+      </w:r>
+      <w:r>
+        <w:rPr>
+          <w:lang w:val="sw_KE" w:bidi="sw_KE"/>
+        </w:rPr>
+      </w:r>
+    </w:p>
+    <w:p>
+      <w:pPr>
+        <w:pStyle w:val="Heading3"/>
+      </w:pPr>
+      <w:r>
+        <w:rPr>
+          <w:lang w:val="sw_KE" w:bidi="sw_KE"/>
+        </w:rPr>
+        <w:t>Uhalisia:</w:t>
+      </w:r>
+    </w:p>
+    <w:p>
+      <w:pPr/>
+      <w:r>
+        <w:rPr>
+          <w:lang w:val="sw_KE" w:bidi="sw_KE"/>
+        </w:rPr>
+      </w:r>
+      <w:r>
+        <w:rPr>
+          <w:lang w:val="sw_KE" w:bidi="sw_KE"/>
+        </w:rPr>
+        <w:t>“Amri Kumi” zilikuwa amri ambazo Mungu alimpa Mose kwenye Mlima Sinai wakati Waisraeli walipokuwa wakiishi jangwani wakielekea nchi ya Kanaani. Mungu aliandika amri hizi kwenye vipande viwili vikubwa vya jiwe.</w:t>
+      </w:r>
+    </w:p>
+    <w:p>
+      <w:pPr>
+        <w:pStyle w:val="ListBullet"/>
+        <w:spacing w:line="240" w:lineRule="auto"/>
+        <w:ind w:left="720"/>
+      </w:pPr>
+      <w:r>
+        <w:rPr>
+          <w:lang w:val="sw_KE" w:bidi="sw_KE"/>
+        </w:rPr>
+      </w:r>
+      <w:r>
+        <w:rPr>
+          <w:lang w:val="sw_KE" w:bidi="sw_KE"/>
+        </w:rPr>
+        <w:t>Mungu aliwapa Waisraeli amri nyingi za kutii, lakini Amri Kumi zilikuwa amri maalum zilizokusudiwa kuwasaidia Waisraeli kumpenda na kumwabudu Mungu na kuwapenda watu wengine.</w:t>
+      </w:r>
+    </w:p>
+    <w:p>
+      <w:pPr>
+        <w:pStyle w:val="ListBullet"/>
+        <w:spacing w:line="240" w:lineRule="auto"/>
+        <w:ind w:left="720"/>
+      </w:pPr>
+      <w:r>
+        <w:rPr>
+          <w:lang w:val="sw_KE" w:bidi="sw_KE"/>
+        </w:rPr>
+      </w:r>
+      <w:r>
+        <w:rPr>
+          <w:lang w:val="sw_KE" w:bidi="sw_KE"/>
+        </w:rPr>
+        <w:t>Amri hizi pia zilikuwa sehemu ya agano la Mungu na watu wake. Kwa kutii kile Mungu alichowaamuru kufanya, watu wa Israeli wangeonyesha upendo wao kwa Mungu na kwamba wao ni wake.</w:t>
+      </w:r>
+    </w:p>
+    <w:p>
+      <w:pPr>
+        <w:pStyle w:val="ListBullet"/>
+        <w:spacing w:line="240" w:lineRule="auto"/>
+        <w:ind w:left="720"/>
+      </w:pPr>
+      <w:r>
+        <w:rPr>
+          <w:lang w:val="sw_KE" w:bidi="sw_KE"/>
+        </w:rPr>
+      </w:r>
+      <w:r>
+        <w:rPr>
+          <w:lang w:val="sw_KE" w:bidi="sw_KE"/>
+        </w:rPr>
+        <w:t>Vigae vya mawe vilivyoandikwa amri juu yake vilihifadhiwa katika Sanduku la Agano, ambalo lilikuwa katika Mahali Patakatifu Sana pa hema na baadaye, hekalu.</w:t>
+      </w:r>
+    </w:p>
+    <w:p>
+      <w:pPr/>
+      <w:r>
+        <w:rPr>
+          <w:lang w:val="sw_KE" w:bidi="sw_KE"/>
+        </w:rPr>
+      </w:r>
+      <w:r>
+        <w:rPr>
+          <w:lang w:val="sw_KE" w:bidi="sw_KE"/>
+        </w:rPr>
         <w:t xml:space="preserve">(Tazama pia: </w:t>
       </w:r>
       <w:r>
         <w:rPr>
           <w:lang w:val="sw_KE" w:bidi="sw_KE"/>
         </w:rPr>
-        <w:t>amri</w:t>
+        <w:t>Sanduku la Agano</w:t>
+      </w:r>
+      <w:r>
+        <w:rPr>
+          <w:lang w:val="sw_KE" w:bidi="sw_KE"/>
+        </w:rPr>
+        <w:t xml:space="preserve">, amri, </w:t>
+      </w:r>
+      <w:r>
+        <w:rPr>
+          <w:lang w:val="sw_KE" w:bidi="sw_KE"/>
+        </w:rPr>
+        <w:t>agano</w:t>
       </w:r>
       <w:r>
         <w:rPr>
@@ -15006,7 +15233,7 @@
         <w:rPr>
           <w:lang w:val="sw_KE" w:bidi="sw_KE"/>
         </w:rPr>
-        <w:t>tangazo</w:t>
+        <w:t>jangwa</w:t>
       </w:r>
       <w:r>
         <w:rPr>
@@ -15024,354 +15251,7 @@
         <w:rPr>
           <w:lang w:val="sw_KE" w:bidi="sw_KE"/>
         </w:rPr>
-        <w:t>)</w:t>
-      </w:r>
-    </w:p>
-    <w:p>
-      <w:pPr>
-        <w:pStyle w:val="Heading3"/>
-      </w:pPr>
-      <w:r>
-        <w:rPr>
-          <w:lang w:val="sw_KE" w:bidi="sw_KE"/>
-        </w:rPr>
-        <w:t>Marejeleo ya Biblia:</w:t>
-      </w:r>
-    </w:p>
-    <w:p>
-      <w:pPr>
-        <w:pStyle w:val="ListBullet"/>
-        <w:spacing w:line="240" w:lineRule="auto"/>
-        <w:ind w:left="720"/>
-      </w:pPr>
-      <w:r>
-        <w:rPr>
-          <w:lang w:val="sw_KE" w:bidi="sw_KE"/>
-        </w:rPr>
-      </w:r>
-      <w:r>
-        <w:rPr>
-          <w:lang w:val="sw_KE" w:bidi="sw_KE"/>
-        </w:rPr>
-        <w:t>1 Mambo ya Nyakati 15:13–15</w:t>
-      </w:r>
-    </w:p>
-    <w:p>
-      <w:pPr>
-        <w:pStyle w:val="ListBullet"/>
-        <w:spacing w:line="240" w:lineRule="auto"/>
-        <w:ind w:left="720"/>
-      </w:pPr>
-      <w:r>
-        <w:rPr>
-          <w:lang w:val="sw_KE" w:bidi="sw_KE"/>
-        </w:rPr>
-      </w:r>
-      <w:r>
-        <w:rPr>
-          <w:lang w:val="sw_KE" w:bidi="sw_KE"/>
-        </w:rPr>
-        <w:t>1 Wafalme 8:57–58</w:t>
-      </w:r>
-    </w:p>
-    <w:p>
-      <w:pPr>
-        <w:pStyle w:val="ListBullet"/>
-        <w:spacing w:line="240" w:lineRule="auto"/>
-        <w:ind w:left="720"/>
-      </w:pPr>
-      <w:r>
-        <w:rPr>
-          <w:lang w:val="sw_KE" w:bidi="sw_KE"/>
-        </w:rPr>
-      </w:r>
-      <w:r>
-        <w:rPr>
-          <w:lang w:val="sw_KE" w:bidi="sw_KE"/>
-        </w:rPr>
-        <w:t>Matendo 17:5–7</w:t>
-      </w:r>
-    </w:p>
-    <w:p>
-      <w:pPr>
-        <w:pStyle w:val="ListBullet"/>
-        <w:spacing w:line="240" w:lineRule="auto"/>
-        <w:ind w:left="720"/>
-      </w:pPr>
-      <w:r>
-        <w:rPr>
-          <w:lang w:val="sw_KE" w:bidi="sw_KE"/>
-        </w:rPr>
-      </w:r>
-      <w:r>
-        <w:rPr>
-          <w:lang w:val="sw_KE" w:bidi="sw_KE"/>
-        </w:rPr>
-        <w:t>Danieli 2:13</w:t>
-      </w:r>
-    </w:p>
-    <w:p>
-      <w:pPr>
-        <w:pStyle w:val="ListBullet"/>
-        <w:spacing w:line="240" w:lineRule="auto"/>
-        <w:ind w:left="720"/>
-      </w:pPr>
-      <w:r>
-        <w:rPr>
-          <w:lang w:val="sw_KE" w:bidi="sw_KE"/>
-        </w:rPr>
-      </w:r>
-      <w:r>
-        <w:rPr>
-          <w:lang w:val="sw_KE" w:bidi="sw_KE"/>
-        </w:rPr>
-        <w:t>Ni saa 1:22</w:t>
-      </w:r>
-    </w:p>
-    <w:p>
-      <w:pPr>
-        <w:pStyle w:val="ListBullet"/>
-        <w:spacing w:line="240" w:lineRule="auto"/>
-        <w:ind w:left="720"/>
-      </w:pPr>
-      <w:r>
-        <w:rPr>
-          <w:lang w:val="sw_KE" w:bidi="sw_KE"/>
-        </w:rPr>
-      </w:r>
-      <w:r>
-        <w:rPr>
-          <w:lang w:val="sw_KE" w:bidi="sw_KE"/>
-        </w:rPr>
-        <w:t>Luka 2:1</w:t>
-      </w:r>
-    </w:p>
-    <w:p>
-      <w:pPr>
-        <w:pStyle w:val="Heading3"/>
-      </w:pPr>
-      <w:r>
-        <w:rPr>
-          <w:lang w:val="sw_KE" w:bidi="sw_KE"/>
-        </w:rPr>
-        <w:t>Data ya Neno:</w:t>
-      </w:r>
-    </w:p>
-    <w:p>
-      <w:pPr>
-        <w:pStyle w:val="ListBullet"/>
-        <w:spacing w:line="240" w:lineRule="auto"/>
-        <w:ind w:left="720"/>
-      </w:pPr>
-      <w:r>
-        <w:rPr>
-          <w:lang w:val="sw_KE" w:bidi="sw_KE"/>
-        </w:rPr>
-      </w:r>
-      <w:r>
-        <w:rPr>
-          <w:lang w:val="sw_KE" w:bidi="sw_KE"/>
-        </w:rPr>
-        <w:t>Strong's: H0559, H0633, H1697, H5715, H1504, H1510, H1881, H1882, H1696, H2706, H2708, H2710, H2711, H2782, H2852, H2940, H2941, H2942, H3791, H3982, H4055, H4406, H4687, H4941, H5407, H5713, H6599, H6680, H7010, H8421, G13780</w:t>
-      </w:r>
-      <w:r>
-        <w:rPr>
-          <w:lang w:val="sw_KE" w:bidi="sw_KE"/>
-        </w:rPr>
-      </w:r>
-      <w:r>
-        <w:rPr>
-          <w:lang w:val="sw_KE" w:bidi="sw_KE"/>
-        </w:rPr>
-      </w:r>
-    </w:p>
-    <w:p>
-      <w:pPr/>
-      <w:r>
-        <w:rPr>
-          <w:lang w:val="sw_KE" w:bidi="sw_KE"/>
-        </w:rPr>
-      </w:r>
-    </w:p>
-    <w:p>
-      <w:pPr>
-        <w:pStyle w:val="Heading2"/>
-      </w:pPr>
-      <w:r>
-        <w:rPr>
-          <w:lang w:val="sw_KE" w:bidi="sw_KE"/>
-        </w:rPr>
-        <w:t>Amri Kumi</w:t>
-      </w:r>
-      <w:r>
-        <w:rPr>
-          <w:lang w:val="sw_KE" w:bidi="sw_KE"/>
-        </w:rPr>
-      </w:r>
-    </w:p>
-    <w:p>
-      <w:pPr>
-        <w:pStyle w:val="Heading3"/>
-      </w:pPr>
-      <w:r>
-        <w:rPr>
-          <w:lang w:val="sw_KE" w:bidi="sw_KE"/>
-        </w:rPr>
-        <w:t>Uhalisia:</w:t>
-      </w:r>
-    </w:p>
-    <w:p>
-      <w:pPr/>
-      <w:r>
-        <w:rPr>
-          <w:lang w:val="sw_KE" w:bidi="sw_KE"/>
-        </w:rPr>
-      </w:r>
-      <w:r>
-        <w:rPr>
-          <w:lang w:val="sw_KE" w:bidi="sw_KE"/>
-        </w:rPr>
-        <w:t>“Amri Kumi” zilikuwa amri ambazo Mungu alimpa Mose kwenye Mlima Sinai wakati Waisraeli walipokuwa wakiishi jangwani wakielekea nchi ya Kanaani. Mungu aliandika amri hizi kwenye vipande viwili vikubwa vya jiwe.</w:t>
-      </w:r>
-    </w:p>
-    <w:p>
-      <w:pPr>
-        <w:pStyle w:val="ListBullet"/>
-        <w:spacing w:line="240" w:lineRule="auto"/>
-        <w:ind w:left="720"/>
-      </w:pPr>
-      <w:r>
-        <w:rPr>
-          <w:lang w:val="sw_KE" w:bidi="sw_KE"/>
-        </w:rPr>
-      </w:r>
-      <w:r>
-        <w:rPr>
-          <w:lang w:val="sw_KE" w:bidi="sw_KE"/>
-        </w:rPr>
-        <w:t>Mungu aliwapa Waisraeli amri nyingi za kutii, lakini Amri Kumi zilikuwa amri maalum zilizokusudiwa kuwasaidia Waisraeli kumpenda na kumwabudu Mungu na kuwapenda watu wengine.</w:t>
-      </w:r>
-    </w:p>
-    <w:p>
-      <w:pPr>
-        <w:pStyle w:val="ListBullet"/>
-        <w:spacing w:line="240" w:lineRule="auto"/>
-        <w:ind w:left="720"/>
-      </w:pPr>
-      <w:r>
-        <w:rPr>
-          <w:lang w:val="sw_KE" w:bidi="sw_KE"/>
-        </w:rPr>
-      </w:r>
-      <w:r>
-        <w:rPr>
-          <w:lang w:val="sw_KE" w:bidi="sw_KE"/>
-        </w:rPr>
-        <w:t>Amri hizi pia zilikuwa sehemu ya agano la Mungu na watu wake. Kwa kutii kile Mungu alichowaamuru kufanya, watu wa Israeli wangeonyesha upendo wao kwa Mungu na kwamba wao ni wake.</w:t>
-      </w:r>
-    </w:p>
-    <w:p>
-      <w:pPr>
-        <w:pStyle w:val="ListBullet"/>
-        <w:spacing w:line="240" w:lineRule="auto"/>
-        <w:ind w:left="720"/>
-      </w:pPr>
-      <w:r>
-        <w:rPr>
-          <w:lang w:val="sw_KE" w:bidi="sw_KE"/>
-        </w:rPr>
-      </w:r>
-      <w:r>
-        <w:rPr>
-          <w:lang w:val="sw_KE" w:bidi="sw_KE"/>
-        </w:rPr>
-        <w:t>Vigae vya mawe vilivyoandikwa amri juu yake vilihifadhiwa katika Sanduku la Agano, ambalo lilikuwa katika Mahali Patakatifu Sana pa hema na baadaye, hekalu.</w:t>
-      </w:r>
-    </w:p>
-    <w:p>
-      <w:pPr/>
-      <w:r>
-        <w:rPr>
-          <w:lang w:val="sw_KE" w:bidi="sw_KE"/>
-        </w:rPr>
-      </w:r>
-      <w:r>
-        <w:rPr>
-          <w:lang w:val="sw_KE" w:bidi="sw_KE"/>
-        </w:rPr>
-        <w:t xml:space="preserve">(Tazama pia: </w:t>
-      </w:r>
-      <w:r>
-        <w:rPr>
-          <w:lang w:val="sw_KE" w:bidi="sw_KE"/>
-        </w:rPr>
-        <w:t>Sanduku la Agano</w:t>
-      </w:r>
-      <w:r>
-        <w:rPr>
-          <w:lang w:val="sw_KE" w:bidi="sw_KE"/>
-        </w:rPr>
-        <w:t xml:space="preserve">, </w:t>
-      </w:r>
-      <w:r>
-        <w:rPr>
-          <w:lang w:val="sw_KE" w:bidi="sw_KE"/>
-        </w:rPr>
-        <w:t>amri</w:t>
-      </w:r>
-      <w:r>
-        <w:rPr>
-          <w:lang w:val="sw_KE" w:bidi="sw_KE"/>
-        </w:rPr>
-        <w:t xml:space="preserve">, </w:t>
-      </w:r>
-      <w:r>
-        <w:rPr>
-          <w:lang w:val="sw_KE" w:bidi="sw_KE"/>
-        </w:rPr>
-        <w:t>agano</w:t>
-      </w:r>
-      <w:r>
-        <w:rPr>
-          <w:lang w:val="sw_KE" w:bidi="sw_KE"/>
-        </w:rPr>
-        <w:t xml:space="preserve">, </w:t>
-      </w:r>
-      <w:r>
-        <w:rPr>
-          <w:lang w:val="sw_KE" w:bidi="sw_KE"/>
-        </w:rPr>
-        <w:t>jangwa</w:t>
-      </w:r>
-      <w:r>
-        <w:rPr>
-          <w:lang w:val="sw_KE" w:bidi="sw_KE"/>
-        </w:rPr>
-        <w:t xml:space="preserve">, </w:t>
-      </w:r>
-      <w:r>
-        <w:rPr>
-          <w:lang w:val="sw_KE" w:bidi="sw_KE"/>
-        </w:rPr>
-        <w:t>sheria</w:t>
-      </w:r>
-      <w:r>
-        <w:rPr>
-          <w:lang w:val="sw_KE" w:bidi="sw_KE"/>
-        </w:rPr>
-        <w:t xml:space="preserve">, </w:t>
-      </w:r>
-      <w:r>
-        <w:rPr>
-          <w:lang w:val="sw_KE" w:bidi="sw_KE"/>
-        </w:rPr>
-        <w:t>kutii</w:t>
-      </w:r>
-      <w:r>
-        <w:rPr>
-          <w:lang w:val="sw_KE" w:bidi="sw_KE"/>
-        </w:rPr>
-        <w:t xml:space="preserve">, </w:t>
+        <w:t xml:space="preserve">, kutii, </w:t>
       </w:r>
       <w:r>
         <w:rPr>
@@ -17267,19 +17147,7 @@
         <w:rPr>
           <w:lang w:val="sw_KE" w:bidi="sw_KE"/>
         </w:rPr>
-        <w:t xml:space="preserve">, </w:t>
-      </w:r>
-      <w:r>
-        <w:rPr>
-          <w:lang w:val="sw_KE" w:bidi="sw_KE"/>
-        </w:rPr>
-        <w:t>Bahari ya Matete</w:t>
-      </w:r>
-      <w:r>
-        <w:rPr>
-          <w:lang w:val="sw_KE" w:bidi="sw_KE"/>
-        </w:rPr>
-        <w:t xml:space="preserve">, </w:t>
+        <w:t xml:space="preserve">, Bahari ya Matete, </w:t>
       </w:r>
       <w:r>
         <w:rPr>
@@ -23013,19 +22881,7 @@
         <w:rPr>
           <w:lang w:val="sw_KE" w:bidi="sw_KE"/>
         </w:rPr>
-        <w:t xml:space="preserve">, </w:t>
-      </w:r>
-      <w:r>
-        <w:rPr>
-          <w:lang w:val="sw_KE" w:bidi="sw_KE"/>
-        </w:rPr>
-        <w:t>asi</w:t>
-      </w:r>
-      <w:r>
-        <w:rPr>
-          <w:lang w:val="sw_KE" w:bidi="sw_KE"/>
-        </w:rPr>
-        <w:t xml:space="preserve">, </w:t>
+        <w:t xml:space="preserve">, asi, </w:t>
       </w:r>
       <w:r>
         <w:rPr>
